--- a/docs/CTRP_Decision_Record.docx
+++ b/docs/CTRP_Decision_Record.docx
@@ -101,7 +101,7 @@
           <w:b/>
           <w:sz w:val="18"/>
         </w:rPr>
-        <w:t>VERSION 0.2, OCTOBER 2026 (DRAFT)</w:t>
+        <w:t>VERSION 0.3, OCTOBER 2026 (DRAFT)</w:t>
       </w:r>
     </w:p>
     <w:p>
@@ -278,7 +278,7 @@
               <w:rPr>
                 <w:sz w:val="18"/>
               </w:rPr>
-              <w:t>0.2 (draft for review)</w:t>
+              <w:t>0.3 (draft for review)</w:t>
             </w:r>
           </w:p>
         </w:tc>
@@ -386,7 +386,7 @@
               <w:rPr>
                 <w:sz w:val="18"/>
               </w:rPr>
-              <w:t>1.0.0-dev4 (settings fingerprint printed on every output)</w:t>
+              <w:t>1.0.0-dev5 (settings fingerprint printed on every output)</w:t>
             </w:r>
           </w:p>
         </w:tc>
@@ -718,6 +718,93 @@
           </w:p>
         </w:tc>
       </w:tr>
+      <w:tr>
+        <w:tc>
+          <w:tcPr>
+            <w:tcW w:type="dxa" w:w="860"/>
+          </w:tcPr>
+          <w:p>
+            <w:pPr>
+              <w:spacing w:after="20" w:before="20" w:line="240" w:lineRule="auto"/>
+            </w:pPr>
+            <w:r/>
+            <w:r>
+              <w:rPr>
+                <w:sz w:val="18"/>
+              </w:rPr>
+              <w:t>0.3</w:t>
+            </w:r>
+          </w:p>
+        </w:tc>
+        <w:tc>
+          <w:tcPr>
+            <w:tcW w:type="dxa" w:w="1434"/>
+          </w:tcPr>
+          <w:p>
+            <w:pPr>
+              <w:spacing w:after="20" w:before="20" w:line="240" w:lineRule="auto"/>
+            </w:pPr>
+            <w:r/>
+            <w:r>
+              <w:rPr>
+                <w:sz w:val="18"/>
+              </w:rPr>
+              <w:t>October 2026</w:t>
+            </w:r>
+          </w:p>
+        </w:tc>
+        <w:tc>
+          <w:tcPr>
+            <w:tcW w:type="dxa" w:w="1721"/>
+          </w:tcPr>
+          <w:p>
+            <w:pPr>
+              <w:spacing w:after="20" w:before="20" w:line="240" w:lineRule="auto"/>
+            </w:pPr>
+            <w:r/>
+            <w:r>
+              <w:rPr>
+                <w:sz w:val="18"/>
+              </w:rPr>
+              <w:t>Ethan Mugire</w:t>
+            </w:r>
+          </w:p>
+        </w:tc>
+        <w:tc>
+          <w:tcPr>
+            <w:tcW w:type="dxa" w:w="1721"/>
+          </w:tcPr>
+          <w:p>
+            <w:pPr>
+              <w:spacing w:after="20" w:before="20" w:line="240" w:lineRule="auto"/>
+            </w:pPr>
+            <w:r/>
+            <w:r>
+              <w:rPr>
+                <w:sz w:val="18"/>
+              </w:rPr>
+              <w:t>Officer, Data Science</w:t>
+            </w:r>
+          </w:p>
+        </w:tc>
+        <w:tc>
+          <w:tcPr>
+            <w:tcW w:type="dxa" w:w="4015"/>
+          </w:tcPr>
+          <w:p>
+            <w:pPr>
+              <w:spacing w:after="20" w:before="20" w:line="240" w:lineRule="auto"/>
+            </w:pPr>
+            <w:r/>
+            <w:r>
+              <w:rPr>
+                <w:sz w:val="18"/>
+              </w:rPr>
+              <w:t>Round 2 (Part 7): the two-track design, data since 2014 through the long run, performance measured per check, nine years of validation, three years of history with recent years counting more, Track B results and the blind review. Open questions moved to Part 8 and updated (decisions 57 to 95).</w:t>
+            </w:r>
+          </w:p>
+        </w:tc>
+      </w:tr>
     </w:tbl>
     <w:p>
       <w:pPr>
@@ -1508,7 +1595,7 @@
               <w:rPr>
                 <w:sz w:val="18"/>
               </w:rPr>
-              <w:t>Review of the parameters, thresholds, bands and reason wording; the open questions in Part 7 need their answers.</w:t>
+              <w:t>Review of the parameters, thresholds, bands and reason wording; the open questions in Part 8 need their answers.</w:t>
             </w:r>
           </w:p>
         </w:tc>
@@ -3744,7 +3831,7 @@
         <w:t>lift</w:t>
       </w:r>
       <w:r>
-        <w:t>: the hit rate, in the 6 months after the snapshot, of the taxpayers the model ranks in its top 1%, 5% and 10%, divided by the hit rate of all taxpayers. A lift of 4 means the top group was topped up four times as often as the average taxpayer. Every result is compared with a simple baseline, ranking on past top-up ratio alone. From decision 48, lift is reported together with the number of hits caught, the share of top-up revenue caught and the share of small traders in the top group, because lift alone can be raised by moving the top of the list onto small one-off importers.</w:t>
+        <w:t>: the hit rate, in the 6 months after the snapshot, of the taxpayers the model ranks in its top 1%, 5% and 10%, divided by the hit rate of all taxpayers. A lift of 4 means the top group was topped up four times as often as the average taxpayer. Every result is compared with a simple baseline, ranking on past top-up ratio alone. From decision 48, lift is reported together with the number of hits caught, the share of top-up revenue caught, the top-up revenue per check and the share of small traders in the top group, because lift alone can be raised by moving the top of the list onto small one-off importers.</w:t>
       </w:r>
     </w:p>
     <w:p>
@@ -5733,7 +5820,7 @@
       <w:r>
         <w:drawing>
           <wp:inline xmlns:a="http://schemas.openxmlformats.org/drawingml/2006/main" xmlns:pic="http://schemas.openxmlformats.org/drawingml/2006/picture">
-            <wp:extent cx="5940000" cy="1848962"/>
+            <wp:extent cx="5940000" cy="1847926"/>
             <wp:docPr id="5" name="Picture 5"/>
             <wp:cNvGraphicFramePr>
               <a:graphicFrameLocks noChangeAspect="1"/>
@@ -5754,7 +5841,7 @@
                   <pic:spPr>
                     <a:xfrm>
                       <a:off x="0" y="0"/>
-                      <a:ext cx="5940000" cy="1848962"/>
+                      <a:ext cx="5940000" cy="1847926"/>
                     </a:xfrm>
                     <a:prstGeom prst="rect"/>
                   </pic:spPr>
@@ -5883,7 +5970,7 @@
       <w:r>
         <w:drawing>
           <wp:inline xmlns:a="http://schemas.openxmlformats.org/drawingml/2006/main" xmlns:pic="http://schemas.openxmlformats.org/drawingml/2006/picture">
-            <wp:extent cx="5940000" cy="2017633"/>
+            <wp:extent cx="5940000" cy="2018871"/>
             <wp:docPr id="6" name="Picture 6"/>
             <wp:cNvGraphicFramePr>
               <a:graphicFrameLocks noChangeAspect="1"/>
@@ -5904,7 +5991,7 @@
                   <pic:spPr>
                     <a:xfrm>
                       <a:off x="0" y="0"/>
-                      <a:ext cx="5940000" cy="2017633"/>
+                      <a:ext cx="5940000" cy="2018871"/>
                     </a:xfrm>
                     <a:prstGeom prst="rect"/>
                   </pic:spPr>
@@ -6054,7 +6141,7 @@
                 <w:b/>
                 <w:sz w:val="18"/>
               </w:rPr>
-              <w:t>Concern from</w:t>
+              <w:t>Minimum risk level</w:t>
             </w:r>
           </w:p>
         </w:tc>
@@ -6959,7 +7046,7 @@
         <w:spacing w:after="120"/>
       </w:pPr>
       <w:r>
-        <w:t>Each parameter scores 0 at its concern level, full weight at its maximum, and a straight line between. If a parameter cannot be computed for a taxpayer, the others are reweighted to still total 100. The likelihood and impact ratings are Data Science working ratings set from the back-test, to be confirmed with the Risk Officers.</w:t>
+        <w:t>Each parameter scores 0 at its minimum risk level, full weight at its maximum, and a straight line between. If a parameter cannot be computed for a taxpayer, the others are reweighted to still total 100. The likelihood and impact ratings are Data Science working ratings set from the back-test, to be confirmed with the Risk Officers.</w:t>
       </w:r>
     </w:p>
     <w:p>
@@ -10789,12 +10876,13 @@
         </w:tblBorders>
       </w:tblPr>
       <w:tblGrid>
-        <w:gridCol w:w="1625"/>
-        <w:gridCol w:w="1625"/>
-        <w:gridCol w:w="1625"/>
-        <w:gridCol w:w="1625"/>
-        <w:gridCol w:w="1625"/>
-        <w:gridCol w:w="1625"/>
+        <w:gridCol w:w="1393"/>
+        <w:gridCol w:w="1393"/>
+        <w:gridCol w:w="1393"/>
+        <w:gridCol w:w="1393"/>
+        <w:gridCol w:w="1393"/>
+        <w:gridCol w:w="1393"/>
+        <w:gridCol w:w="1393"/>
       </w:tblGrid>
       <w:tr>
         <w:trPr>
@@ -10802,7 +10890,7 @@
         </w:trPr>
         <w:tc>
           <w:tcPr>
-            <w:tcW w:type="dxa" w:w="2507"/>
+            <w:tcW w:type="dxa" w:w="2301"/>
             <w:shd w:val="clear" w:color="auto" w:fill="D9E2F3"/>
           </w:tcPr>
           <w:p>
@@ -10821,7 +10909,7 @@
         </w:tc>
         <w:tc>
           <w:tcPr>
-            <w:tcW w:type="dxa" w:w="1895"/>
+            <w:tcW w:type="dxa" w:w="1753"/>
             <w:shd w:val="clear" w:color="auto" w:fill="D9E2F3"/>
           </w:tcPr>
           <w:p>
@@ -10840,7 +10928,7 @@
         </w:tc>
         <w:tc>
           <w:tcPr>
-            <w:tcW w:type="dxa" w:w="1226"/>
+            <w:tcW w:type="dxa" w:w="1041"/>
             <w:shd w:val="clear" w:color="auto" w:fill="D9E2F3"/>
           </w:tcPr>
           <w:p>
@@ -10859,7 +10947,7 @@
         </w:tc>
         <w:tc>
           <w:tcPr>
-            <w:tcW w:type="dxa" w:w="1226"/>
+            <w:tcW w:type="dxa" w:w="1041"/>
             <w:shd w:val="clear" w:color="auto" w:fill="D9E2F3"/>
           </w:tcPr>
           <w:p>
@@ -10878,7 +10966,7 @@
         </w:tc>
         <w:tc>
           <w:tcPr>
-            <w:tcW w:type="dxa" w:w="1337"/>
+            <w:tcW w:type="dxa" w:w="1096"/>
             <w:shd w:val="clear" w:color="auto" w:fill="D9E2F3"/>
           </w:tcPr>
           <w:p>
@@ -10891,13 +10979,32 @@
                 <w:b/>
                 <w:sz w:val="16"/>
               </w:rPr>
+              <w:t>Revenue per check (UGX M)</w:t>
+            </w:r>
+          </w:p>
+        </w:tc>
+        <w:tc>
+          <w:tcPr>
+            <w:tcW w:type="dxa" w:w="1096"/>
+            <w:shd w:val="clear" w:color="auto" w:fill="D9E2F3"/>
+          </w:tcPr>
+          <w:p>
+            <w:pPr>
+              <w:spacing w:after="20" w:before="20" w:line="240" w:lineRule="auto"/>
+            </w:pPr>
+            <w:r/>
+            <w:r>
+              <w:rPr>
+                <w:b/>
+                <w:sz w:val="16"/>
+              </w:rPr>
               <w:t>Small traders in top 5%</w:t>
             </w:r>
           </w:p>
         </w:tc>
         <w:tc>
           <w:tcPr>
-            <w:tcW w:type="dxa" w:w="1560"/>
+            <w:tcW w:type="dxa" w:w="1424"/>
             <w:shd w:val="clear" w:color="auto" w:fill="D9E2F3"/>
           </w:tcPr>
           <w:p>
@@ -10918,7 +11025,7 @@
       <w:tr>
         <w:tc>
           <w:tcPr>
-            <w:tcW w:type="dxa" w:w="2507"/>
+            <w:tcW w:type="dxa" w:w="2301"/>
           </w:tcPr>
           <w:p>
             <w:pPr>
@@ -10935,7 +11042,7 @@
         </w:tc>
         <w:tc>
           <w:tcPr>
-            <w:tcW w:type="dxa" w:w="1895"/>
+            <w:tcW w:type="dxa" w:w="1753"/>
           </w:tcPr>
           <w:p>
             <w:pPr>
@@ -10952,7 +11059,7 @@
         </w:tc>
         <w:tc>
           <w:tcPr>
-            <w:tcW w:type="dxa" w:w="1226"/>
+            <w:tcW w:type="dxa" w:w="1041"/>
           </w:tcPr>
           <w:p>
             <w:pPr>
@@ -10969,7 +11076,7 @@
         </w:tc>
         <w:tc>
           <w:tcPr>
-            <w:tcW w:type="dxa" w:w="1226"/>
+            <w:tcW w:type="dxa" w:w="1041"/>
           </w:tcPr>
           <w:p>
             <w:pPr>
@@ -10986,7 +11093,24 @@
         </w:tc>
         <w:tc>
           <w:tcPr>
-            <w:tcW w:type="dxa" w:w="1337"/>
+            <w:tcW w:type="dxa" w:w="1096"/>
+          </w:tcPr>
+          <w:p>
+            <w:pPr>
+              <w:spacing w:after="20" w:before="20" w:line="240" w:lineRule="auto"/>
+            </w:pPr>
+            <w:r/>
+            <w:r>
+              <w:rPr>
+                <w:sz w:val="16"/>
+              </w:rPr>
+              <w:t>1.18</w:t>
+            </w:r>
+          </w:p>
+        </w:tc>
+        <w:tc>
+          <w:tcPr>
+            <w:tcW w:type="dxa" w:w="1096"/>
           </w:tcPr>
           <w:p>
             <w:pPr>
@@ -11003,20 +11127,20 @@
         </w:tc>
         <w:tc>
           <w:tcPr>
-            <w:tcW w:type="dxa" w:w="1560"/>
-          </w:tcPr>
-          <w:p>
-            <w:pPr>
-              <w:spacing w:after="20" w:before="20" w:line="240" w:lineRule="auto"/>
-            </w:pPr>
-            <w:r/>
-          </w:p>
-        </w:tc>
-      </w:tr>
-      <w:tr>
-        <w:tc>
-          <w:tcPr>
-            <w:tcW w:type="dxa" w:w="2507"/>
+            <w:tcW w:type="dxa" w:w="1424"/>
+          </w:tcPr>
+          <w:p>
+            <w:pPr>
+              <w:spacing w:after="20" w:before="20" w:line="240" w:lineRule="auto"/>
+            </w:pPr>
+            <w:r/>
+          </w:p>
+        </w:tc>
+      </w:tr>
+      <w:tr>
+        <w:tc>
+          <w:tcPr>
+            <w:tcW w:type="dxa" w:w="2301"/>
           </w:tcPr>
           <w:p>
             <w:pPr>
@@ -11033,7 +11157,7 @@
         </w:tc>
         <w:tc>
           <w:tcPr>
-            <w:tcW w:type="dxa" w:w="1895"/>
+            <w:tcW w:type="dxa" w:w="1753"/>
           </w:tcPr>
           <w:p>
             <w:pPr>
@@ -11050,7 +11174,7 @@
         </w:tc>
         <w:tc>
           <w:tcPr>
-            <w:tcW w:type="dxa" w:w="1226"/>
+            <w:tcW w:type="dxa" w:w="1041"/>
           </w:tcPr>
           <w:p>
             <w:pPr>
@@ -11067,7 +11191,7 @@
         </w:tc>
         <w:tc>
           <w:tcPr>
-            <w:tcW w:type="dxa" w:w="1226"/>
+            <w:tcW w:type="dxa" w:w="1041"/>
           </w:tcPr>
           <w:p>
             <w:pPr>
@@ -11084,7 +11208,24 @@
         </w:tc>
         <w:tc>
           <w:tcPr>
-            <w:tcW w:type="dxa" w:w="1337"/>
+            <w:tcW w:type="dxa" w:w="1096"/>
+          </w:tcPr>
+          <w:p>
+            <w:pPr>
+              <w:spacing w:after="20" w:before="20" w:line="240" w:lineRule="auto"/>
+            </w:pPr>
+            <w:r/>
+            <w:r>
+              <w:rPr>
+                <w:sz w:val="16"/>
+              </w:rPr>
+              <w:t>1.39</w:t>
+            </w:r>
+          </w:p>
+        </w:tc>
+        <w:tc>
+          <w:tcPr>
+            <w:tcW w:type="dxa" w:w="1096"/>
           </w:tcPr>
           <w:p>
             <w:pPr>
@@ -11101,7 +11242,7 @@
         </w:tc>
         <w:tc>
           <w:tcPr>
-            <w:tcW w:type="dxa" w:w="1560"/>
+            <w:tcW w:type="dxa" w:w="1424"/>
           </w:tcPr>
           <w:p>
             <w:pPr>
@@ -11120,7 +11261,128 @@
       <w:tr>
         <w:tc>
           <w:tcPr>
-            <w:tcW w:type="dxa" w:w="2507"/>
+            <w:tcW w:type="dxa" w:w="2301"/>
+          </w:tcPr>
+          <w:p>
+            <w:pPr>
+              <w:spacing w:after="20" w:before="20" w:line="240" w:lineRule="auto"/>
+            </w:pPr>
+            <w:r/>
+            <w:r>
+              <w:rPr>
+                <w:sz w:val="16"/>
+              </w:rPr>
+              <w:t>Largest importers by value (reference)</w:t>
+            </w:r>
+          </w:p>
+        </w:tc>
+        <w:tc>
+          <w:tcPr>
+            <w:tcW w:type="dxa" w:w="1753"/>
+          </w:tcPr>
+          <w:p>
+            <w:pPr>
+              <w:spacing w:after="20" w:before="20" w:line="240" w:lineRule="auto"/>
+            </w:pPr>
+            <w:r/>
+            <w:r>
+              <w:rPr>
+                <w:sz w:val="16"/>
+              </w:rPr>
+              <w:t>0.39 / 0.52 / 0.71</w:t>
+            </w:r>
+          </w:p>
+        </w:tc>
+        <w:tc>
+          <w:tcPr>
+            <w:tcW w:type="dxa" w:w="1041"/>
+          </w:tcPr>
+          <w:p>
+            <w:pPr>
+              <w:spacing w:after="20" w:before="20" w:line="240" w:lineRule="auto"/>
+            </w:pPr>
+            <w:r/>
+            <w:r>
+              <w:rPr>
+                <w:sz w:val="16"/>
+              </w:rPr>
+              <w:t>5,099</w:t>
+            </w:r>
+          </w:p>
+        </w:tc>
+        <w:tc>
+          <w:tcPr>
+            <w:tcW w:type="dxa" w:w="1041"/>
+          </w:tcPr>
+          <w:p>
+            <w:pPr>
+              <w:spacing w:after="20" w:before="20" w:line="240" w:lineRule="auto"/>
+            </w:pPr>
+            <w:r/>
+            <w:r>
+              <w:rPr>
+                <w:sz w:val="16"/>
+              </w:rPr>
+              <w:t>53%</w:t>
+            </w:r>
+          </w:p>
+        </w:tc>
+        <w:tc>
+          <w:tcPr>
+            <w:tcW w:type="dxa" w:w="1096"/>
+          </w:tcPr>
+          <w:p>
+            <w:pPr>
+              <w:spacing w:after="20" w:before="20" w:line="240" w:lineRule="auto"/>
+            </w:pPr>
+            <w:r/>
+            <w:r>
+              <w:rPr>
+                <w:sz w:val="16"/>
+              </w:rPr>
+              <w:t>0.17</w:t>
+            </w:r>
+          </w:p>
+        </w:tc>
+        <w:tc>
+          <w:tcPr>
+            <w:tcW w:type="dxa" w:w="1096"/>
+          </w:tcPr>
+          <w:p>
+            <w:pPr>
+              <w:spacing w:after="20" w:before="20" w:line="240" w:lineRule="auto"/>
+            </w:pPr>
+            <w:r/>
+            <w:r>
+              <w:rPr>
+                <w:sz w:val="16"/>
+              </w:rPr>
+              <w:t>2%</w:t>
+            </w:r>
+          </w:p>
+        </w:tc>
+        <w:tc>
+          <w:tcPr>
+            <w:tcW w:type="dxa" w:w="1424"/>
+          </w:tcPr>
+          <w:p>
+            <w:pPr>
+              <w:spacing w:after="20" w:before="20" w:line="240" w:lineRule="auto"/>
+            </w:pPr>
+            <w:r/>
+            <w:r>
+              <w:rPr>
+                <w:sz w:val="16"/>
+              </w:rPr>
+              <w:t>0 better, 4 worse</w:t>
+            </w:r>
+          </w:p>
+        </w:tc>
+      </w:tr>
+      <w:tr>
+        <w:tc>
+          <w:tcPr>
+            <w:tcW w:type="dxa" w:w="2301"/>
           </w:tcPr>
           <w:p>
             <w:pPr>
@@ -11137,7 +11399,7 @@
         </w:tc>
         <w:tc>
           <w:tcPr>
-            <w:tcW w:type="dxa" w:w="1895"/>
+            <w:tcW w:type="dxa" w:w="1753"/>
           </w:tcPr>
           <w:p>
             <w:pPr>
@@ -11154,7 +11416,7 @@
         </w:tc>
         <w:tc>
           <w:tcPr>
-            <w:tcW w:type="dxa" w:w="1226"/>
+            <w:tcW w:type="dxa" w:w="1041"/>
           </w:tcPr>
           <w:p>
             <w:pPr>
@@ -11171,7 +11433,7 @@
         </w:tc>
         <w:tc>
           <w:tcPr>
-            <w:tcW w:type="dxa" w:w="1226"/>
+            <w:tcW w:type="dxa" w:w="1041"/>
           </w:tcPr>
           <w:p>
             <w:pPr>
@@ -11188,7 +11450,24 @@
         </w:tc>
         <w:tc>
           <w:tcPr>
-            <w:tcW w:type="dxa" w:w="1337"/>
+            <w:tcW w:type="dxa" w:w="1096"/>
+          </w:tcPr>
+          <w:p>
+            <w:pPr>
+              <w:spacing w:after="20" w:before="20" w:line="240" w:lineRule="auto"/>
+            </w:pPr>
+            <w:r/>
+            <w:r>
+              <w:rPr>
+                <w:sz w:val="16"/>
+              </w:rPr>
+              <w:t>1.27</w:t>
+            </w:r>
+          </w:p>
+        </w:tc>
+        <w:tc>
+          <w:tcPr>
+            <w:tcW w:type="dxa" w:w="1096"/>
           </w:tcPr>
           <w:p>
             <w:pPr>
@@ -11205,7 +11484,7 @@
         </w:tc>
         <w:tc>
           <w:tcPr>
-            <w:tcW w:type="dxa" w:w="1560"/>
+            <w:tcW w:type="dxa" w:w="1424"/>
           </w:tcPr>
           <w:p>
             <w:pPr>
@@ -11224,7 +11503,7 @@
       <w:tr>
         <w:tc>
           <w:tcPr>
-            <w:tcW w:type="dxa" w:w="2507"/>
+            <w:tcW w:type="dxa" w:w="2301"/>
           </w:tcPr>
           <w:p>
             <w:pPr>
@@ -11241,7 +11520,7 @@
         </w:tc>
         <w:tc>
           <w:tcPr>
-            <w:tcW w:type="dxa" w:w="1895"/>
+            <w:tcW w:type="dxa" w:w="1753"/>
           </w:tcPr>
           <w:p>
             <w:pPr>
@@ -11258,7 +11537,7 @@
         </w:tc>
         <w:tc>
           <w:tcPr>
-            <w:tcW w:type="dxa" w:w="1226"/>
+            <w:tcW w:type="dxa" w:w="1041"/>
           </w:tcPr>
           <w:p>
             <w:pPr>
@@ -11275,7 +11554,7 @@
         </w:tc>
         <w:tc>
           <w:tcPr>
-            <w:tcW w:type="dxa" w:w="1226"/>
+            <w:tcW w:type="dxa" w:w="1041"/>
           </w:tcPr>
           <w:p>
             <w:pPr>
@@ -11292,7 +11571,24 @@
         </w:tc>
         <w:tc>
           <w:tcPr>
-            <w:tcW w:type="dxa" w:w="1337"/>
+            <w:tcW w:type="dxa" w:w="1096"/>
+          </w:tcPr>
+          <w:p>
+            <w:pPr>
+              <w:spacing w:after="20" w:before="20" w:line="240" w:lineRule="auto"/>
+            </w:pPr>
+            <w:r/>
+            <w:r>
+              <w:rPr>
+                <w:sz w:val="16"/>
+              </w:rPr>
+              <w:t>1.93</w:t>
+            </w:r>
+          </w:p>
+        </w:tc>
+        <w:tc>
+          <w:tcPr>
+            <w:tcW w:type="dxa" w:w="1096"/>
           </w:tcPr>
           <w:p>
             <w:pPr>
@@ -11309,7 +11605,7 @@
         </w:tc>
         <w:tc>
           <w:tcPr>
-            <w:tcW w:type="dxa" w:w="1560"/>
+            <w:tcW w:type="dxa" w:w="1424"/>
           </w:tcPr>
           <w:p>
             <w:pPr>
@@ -11328,7 +11624,7 @@
       <w:tr>
         <w:tc>
           <w:tcPr>
-            <w:tcW w:type="dxa" w:w="2507"/>
+            <w:tcW w:type="dxa" w:w="2301"/>
           </w:tcPr>
           <w:p>
             <w:pPr>
@@ -11345,7 +11641,7 @@
         </w:tc>
         <w:tc>
           <w:tcPr>
-            <w:tcW w:type="dxa" w:w="1895"/>
+            <w:tcW w:type="dxa" w:w="1753"/>
           </w:tcPr>
           <w:p>
             <w:pPr>
@@ -11362,7 +11658,7 @@
         </w:tc>
         <w:tc>
           <w:tcPr>
-            <w:tcW w:type="dxa" w:w="1226"/>
+            <w:tcW w:type="dxa" w:w="1041"/>
           </w:tcPr>
           <w:p>
             <w:pPr>
@@ -11379,7 +11675,7 @@
         </w:tc>
         <w:tc>
           <w:tcPr>
-            <w:tcW w:type="dxa" w:w="1226"/>
+            <w:tcW w:type="dxa" w:w="1041"/>
           </w:tcPr>
           <w:p>
             <w:pPr>
@@ -11396,7 +11692,24 @@
         </w:tc>
         <w:tc>
           <w:tcPr>
-            <w:tcW w:type="dxa" w:w="1337"/>
+            <w:tcW w:type="dxa" w:w="1096"/>
+          </w:tcPr>
+          <w:p>
+            <w:pPr>
+              <w:spacing w:after="20" w:before="20" w:line="240" w:lineRule="auto"/>
+            </w:pPr>
+            <w:r/>
+            <w:r>
+              <w:rPr>
+                <w:sz w:val="16"/>
+              </w:rPr>
+              <w:t>1.16</w:t>
+            </w:r>
+          </w:p>
+        </w:tc>
+        <w:tc>
+          <w:tcPr>
+            <w:tcW w:type="dxa" w:w="1096"/>
           </w:tcPr>
           <w:p>
             <w:pPr>
@@ -11413,7 +11726,7 @@
         </w:tc>
         <w:tc>
           <w:tcPr>
-            <w:tcW w:type="dxa" w:w="1560"/>
+            <w:tcW w:type="dxa" w:w="1424"/>
           </w:tcPr>
           <w:p>
             <w:pPr>
@@ -11432,7 +11745,7 @@
       <w:tr>
         <w:tc>
           <w:tcPr>
-            <w:tcW w:type="dxa" w:w="2507"/>
+            <w:tcW w:type="dxa" w:w="2301"/>
           </w:tcPr>
           <w:p>
             <w:pPr>
@@ -11449,7 +11762,7 @@
         </w:tc>
         <w:tc>
           <w:tcPr>
-            <w:tcW w:type="dxa" w:w="1895"/>
+            <w:tcW w:type="dxa" w:w="1753"/>
           </w:tcPr>
           <w:p>
             <w:pPr>
@@ -11466,7 +11779,7 @@
         </w:tc>
         <w:tc>
           <w:tcPr>
-            <w:tcW w:type="dxa" w:w="1226"/>
+            <w:tcW w:type="dxa" w:w="1041"/>
           </w:tcPr>
           <w:p>
             <w:pPr>
@@ -11483,7 +11796,7 @@
         </w:tc>
         <w:tc>
           <w:tcPr>
-            <w:tcW w:type="dxa" w:w="1226"/>
+            <w:tcW w:type="dxa" w:w="1041"/>
           </w:tcPr>
           <w:p>
             <w:pPr>
@@ -11500,7 +11813,24 @@
         </w:tc>
         <w:tc>
           <w:tcPr>
-            <w:tcW w:type="dxa" w:w="1337"/>
+            <w:tcW w:type="dxa" w:w="1096"/>
+          </w:tcPr>
+          <w:p>
+            <w:pPr>
+              <w:spacing w:after="20" w:before="20" w:line="240" w:lineRule="auto"/>
+            </w:pPr>
+            <w:r/>
+            <w:r>
+              <w:rPr>
+                <w:sz w:val="16"/>
+              </w:rPr>
+              <w:t>1.41</w:t>
+            </w:r>
+          </w:p>
+        </w:tc>
+        <w:tc>
+          <w:tcPr>
+            <w:tcW w:type="dxa" w:w="1096"/>
           </w:tcPr>
           <w:p>
             <w:pPr>
@@ -11517,7 +11847,7 @@
         </w:tc>
         <w:tc>
           <w:tcPr>
-            <w:tcW w:type="dxa" w:w="1560"/>
+            <w:tcW w:type="dxa" w:w="1424"/>
           </w:tcPr>
           <w:p>
             <w:pPr>
@@ -11536,7 +11866,7 @@
       <w:tr>
         <w:tc>
           <w:tcPr>
-            <w:tcW w:type="dxa" w:w="2507"/>
+            <w:tcW w:type="dxa" w:w="2301"/>
           </w:tcPr>
           <w:p>
             <w:pPr>
@@ -11553,7 +11883,7 @@
         </w:tc>
         <w:tc>
           <w:tcPr>
-            <w:tcW w:type="dxa" w:w="1895"/>
+            <w:tcW w:type="dxa" w:w="1753"/>
           </w:tcPr>
           <w:p>
             <w:pPr>
@@ -11570,7 +11900,7 @@
         </w:tc>
         <w:tc>
           <w:tcPr>
-            <w:tcW w:type="dxa" w:w="1226"/>
+            <w:tcW w:type="dxa" w:w="1041"/>
           </w:tcPr>
           <w:p>
             <w:pPr>
@@ -11587,7 +11917,7 @@
         </w:tc>
         <w:tc>
           <w:tcPr>
-            <w:tcW w:type="dxa" w:w="1226"/>
+            <w:tcW w:type="dxa" w:w="1041"/>
           </w:tcPr>
           <w:p>
             <w:pPr>
@@ -11604,7 +11934,24 @@
         </w:tc>
         <w:tc>
           <w:tcPr>
-            <w:tcW w:type="dxa" w:w="1337"/>
+            <w:tcW w:type="dxa" w:w="1096"/>
+          </w:tcPr>
+          <w:p>
+            <w:pPr>
+              <w:spacing w:after="20" w:before="20" w:line="240" w:lineRule="auto"/>
+            </w:pPr>
+            <w:r/>
+            <w:r>
+              <w:rPr>
+                <w:sz w:val="16"/>
+              </w:rPr>
+              <w:t>1.16</w:t>
+            </w:r>
+          </w:p>
+        </w:tc>
+        <w:tc>
+          <w:tcPr>
+            <w:tcW w:type="dxa" w:w="1096"/>
           </w:tcPr>
           <w:p>
             <w:pPr>
@@ -11621,7 +11968,7 @@
         </w:tc>
         <w:tc>
           <w:tcPr>
-            <w:tcW w:type="dxa" w:w="1560"/>
+            <w:tcW w:type="dxa" w:w="1424"/>
           </w:tcPr>
           <w:p>
             <w:pPr>
@@ -11640,7 +11987,7 @@
       <w:tr>
         <w:tc>
           <w:tcPr>
-            <w:tcW w:type="dxa" w:w="2507"/>
+            <w:tcW w:type="dxa" w:w="2301"/>
           </w:tcPr>
           <w:p>
             <w:pPr>
@@ -11657,7 +12004,7 @@
         </w:tc>
         <w:tc>
           <w:tcPr>
-            <w:tcW w:type="dxa" w:w="1895"/>
+            <w:tcW w:type="dxa" w:w="1753"/>
           </w:tcPr>
           <w:p>
             <w:pPr>
@@ -11674,7 +12021,7 @@
         </w:tc>
         <w:tc>
           <w:tcPr>
-            <w:tcW w:type="dxa" w:w="1226"/>
+            <w:tcW w:type="dxa" w:w="1041"/>
           </w:tcPr>
           <w:p>
             <w:pPr>
@@ -11691,7 +12038,7 @@
         </w:tc>
         <w:tc>
           <w:tcPr>
-            <w:tcW w:type="dxa" w:w="1226"/>
+            <w:tcW w:type="dxa" w:w="1041"/>
           </w:tcPr>
           <w:p>
             <w:pPr>
@@ -11708,7 +12055,24 @@
         </w:tc>
         <w:tc>
           <w:tcPr>
-            <w:tcW w:type="dxa" w:w="1337"/>
+            <w:tcW w:type="dxa" w:w="1096"/>
+          </w:tcPr>
+          <w:p>
+            <w:pPr>
+              <w:spacing w:after="20" w:before="20" w:line="240" w:lineRule="auto"/>
+            </w:pPr>
+            <w:r/>
+            <w:r>
+              <w:rPr>
+                <w:sz w:val="16"/>
+              </w:rPr>
+              <w:t>0.51</w:t>
+            </w:r>
+          </w:p>
+        </w:tc>
+        <w:tc>
+          <w:tcPr>
+            <w:tcW w:type="dxa" w:w="1096"/>
           </w:tcPr>
           <w:p>
             <w:pPr>
@@ -11725,7 +12089,7 @@
         </w:tc>
         <w:tc>
           <w:tcPr>
-            <w:tcW w:type="dxa" w:w="1560"/>
+            <w:tcW w:type="dxa" w:w="1424"/>
           </w:tcPr>
           <w:p>
             <w:pPr>
@@ -11744,7 +12108,7 @@
       <w:tr>
         <w:tc>
           <w:tcPr>
-            <w:tcW w:type="dxa" w:w="2507"/>
+            <w:tcW w:type="dxa" w:w="2301"/>
           </w:tcPr>
           <w:p>
             <w:pPr>
@@ -11761,7 +12125,7 @@
         </w:tc>
         <w:tc>
           <w:tcPr>
-            <w:tcW w:type="dxa" w:w="1895"/>
+            <w:tcW w:type="dxa" w:w="1753"/>
           </w:tcPr>
           <w:p>
             <w:pPr>
@@ -11778,7 +12142,7 @@
         </w:tc>
         <w:tc>
           <w:tcPr>
-            <w:tcW w:type="dxa" w:w="1226"/>
+            <w:tcW w:type="dxa" w:w="1041"/>
           </w:tcPr>
           <w:p>
             <w:pPr>
@@ -11795,7 +12159,7 @@
         </w:tc>
         <w:tc>
           <w:tcPr>
-            <w:tcW w:type="dxa" w:w="1226"/>
+            <w:tcW w:type="dxa" w:w="1041"/>
           </w:tcPr>
           <w:p>
             <w:pPr>
@@ -11812,7 +12176,24 @@
         </w:tc>
         <w:tc>
           <w:tcPr>
-            <w:tcW w:type="dxa" w:w="1337"/>
+            <w:tcW w:type="dxa" w:w="1096"/>
+          </w:tcPr>
+          <w:p>
+            <w:pPr>
+              <w:spacing w:after="20" w:before="20" w:line="240" w:lineRule="auto"/>
+            </w:pPr>
+            <w:r/>
+            <w:r>
+              <w:rPr>
+                <w:sz w:val="16"/>
+              </w:rPr>
+              <w:t>0.59</w:t>
+            </w:r>
+          </w:p>
+        </w:tc>
+        <w:tc>
+          <w:tcPr>
+            <w:tcW w:type="dxa" w:w="1096"/>
           </w:tcPr>
           <w:p>
             <w:pPr>
@@ -11829,7 +12210,7 @@
         </w:tc>
         <w:tc>
           <w:tcPr>
-            <w:tcW w:type="dxa" w:w="1560"/>
+            <w:tcW w:type="dxa" w:w="1424"/>
           </w:tcPr>
           <w:p>
             <w:pPr>
@@ -11848,7 +12229,7 @@
       <w:tr>
         <w:tc>
           <w:tcPr>
-            <w:tcW w:type="dxa" w:w="2507"/>
+            <w:tcW w:type="dxa" w:w="2301"/>
           </w:tcPr>
           <w:p>
             <w:pPr>
@@ -11865,7 +12246,7 @@
         </w:tc>
         <w:tc>
           <w:tcPr>
-            <w:tcW w:type="dxa" w:w="1895"/>
+            <w:tcW w:type="dxa" w:w="1753"/>
           </w:tcPr>
           <w:p>
             <w:pPr>
@@ -11882,7 +12263,7 @@
         </w:tc>
         <w:tc>
           <w:tcPr>
-            <w:tcW w:type="dxa" w:w="1226"/>
+            <w:tcW w:type="dxa" w:w="1041"/>
           </w:tcPr>
           <w:p>
             <w:pPr>
@@ -11899,7 +12280,7 @@
         </w:tc>
         <w:tc>
           <w:tcPr>
-            <w:tcW w:type="dxa" w:w="1226"/>
+            <w:tcW w:type="dxa" w:w="1041"/>
           </w:tcPr>
           <w:p>
             <w:pPr>
@@ -11916,7 +12297,24 @@
         </w:tc>
         <w:tc>
           <w:tcPr>
-            <w:tcW w:type="dxa" w:w="1337"/>
+            <w:tcW w:type="dxa" w:w="1096"/>
+          </w:tcPr>
+          <w:p>
+            <w:pPr>
+              <w:spacing w:after="20" w:before="20" w:line="240" w:lineRule="auto"/>
+            </w:pPr>
+            <w:r/>
+            <w:r>
+              <w:rPr>
+                <w:sz w:val="16"/>
+              </w:rPr>
+              <w:t>0.25</w:t>
+            </w:r>
+          </w:p>
+        </w:tc>
+        <w:tc>
+          <w:tcPr>
+            <w:tcW w:type="dxa" w:w="1096"/>
           </w:tcPr>
           <w:p>
             <w:pPr>
@@ -11933,7 +12331,7 @@
         </w:tc>
         <w:tc>
           <w:tcPr>
-            <w:tcW w:type="dxa" w:w="1560"/>
+            <w:tcW w:type="dxa" w:w="1424"/>
           </w:tcPr>
           <w:p>
             <w:pPr>
@@ -11957,13 +12355,27 @@
     </w:p>
     <w:p>
       <w:pPr>
+        <w:spacing w:after="120"/>
+      </w:pPr>
+      <w:r>
+        <w:rPr>
+          <w:b/>
+        </w:rPr>
+        <w:t>How to read the revenue columns.</w:t>
+      </w:r>
+      <w:r>
+        <w:t xml:space="preserve"> "Revenue in top 5%" adds up the top-up money customs actually raised on the declarations of the taxpayers a model ranks in its top 5%, over the 6 months after the snapshot, as a share of all top-up money raised in that period. It is not money the model creates. Because top-up money grows with how much a taxpayer imports and how often they are checked, this share rises whenever a model puts big importers at the top. The reference row shows it: ranking on customs value alone, with no risk information, reaches 53% of top-up revenue with a lift of 0.52 (half the average hit rate). Revenue per check (top-up money divided by the checks it took) removes the size effect; on that measure the scorecard yields UGX 1.18 million per check, the Gaussian mixture UGX 0.25 million. Revenue per check on very few checks is noisy (the data-estimated shrinkage figure rests on about 7,600 checks), so it is read with hits caught.</w:t>
+      </w:r>
+    </w:p>
+    <w:p>
+      <w:pPr>
         <w:keepNext/>
         <w:jc w:val="center"/>
       </w:pPr>
       <w:r>
         <w:drawing>
           <wp:inline xmlns:a="http://schemas.openxmlformats.org/drawingml/2006/main" xmlns:pic="http://schemas.openxmlformats.org/drawingml/2006/picture">
-            <wp:extent cx="5940000" cy="2841860"/>
+            <wp:extent cx="5940000" cy="2412099"/>
             <wp:docPr id="12" name="Picture 12"/>
             <wp:cNvGraphicFramePr>
               <a:graphicFrameLocks noChangeAspect="1"/>
@@ -11984,7 +12396,7 @@
                   <pic:spPr>
                     <a:xfrm>
                       <a:off x="0" y="0"/>
-                      <a:ext cx="5940000" cy="2841860"/>
+                      <a:ext cx="5940000" cy="2412099"/>
                     </a:xfrm>
                     <a:prstGeom prst="rect"/>
                   </pic:spPr>
@@ -12343,7 +12755,60 @@
               <w:rPr>
                 <w:sz w:val="17"/>
               </w:rPr>
-              <w:t>All lose on lift in 4 of 4 tests even with one-sided features; they catch revenue by picking large, high-volume traders</w:t>
+              <w:t>All lose on lift in 4 of 4 tests even with one-sided features. Their higher revenue share is a size effect: their top 5% needs 2.5 to 5.5 times the checks for UGX 0.25 to 0.59 million per check, against 1.18 million for the scorecard (decision 56)</w:t>
+            </w:r>
+          </w:p>
+        </w:tc>
+      </w:tr>
+      <w:tr>
+        <w:tc>
+          <w:tcPr>
+            <w:tcW w:type="dxa" w:w="688"/>
+          </w:tcPr>
+          <w:p>
+            <w:pPr>
+              <w:spacing w:after="20" w:before="20" w:line="240" w:lineRule="auto"/>
+            </w:pPr>
+            <w:r/>
+            <w:r>
+              <w:rPr>
+                <w:sz w:val="17"/>
+              </w:rPr>
+              <w:t>56</w:t>
+            </w:r>
+          </w:p>
+        </w:tc>
+        <w:tc>
+          <w:tcPr>
+            <w:tcW w:type="dxa" w:w="4187"/>
+          </w:tcPr>
+          <w:p>
+            <w:pPr>
+              <w:spacing w:after="20" w:before="20" w:line="240" w:lineRule="auto"/>
+            </w:pPr>
+            <w:r/>
+            <w:r>
+              <w:rPr>
+                <w:sz w:val="17"/>
+              </w:rPr>
+              <w:t>Revenue share is only read together with revenue per check</w:t>
+            </w:r>
+          </w:p>
+        </w:tc>
+        <w:tc>
+          <w:tcPr>
+            <w:tcW w:type="dxa" w:w="4876"/>
+          </w:tcPr>
+          <w:p>
+            <w:pPr>
+              <w:spacing w:after="20" w:before="20" w:line="240" w:lineRule="auto"/>
+            </w:pPr>
+            <w:r/>
+            <w:r>
+              <w:rPr>
+                <w:sz w:val="17"/>
+              </w:rPr>
+              <w:t>Largest importers by value (no risk information): 53% of revenue, lift 0.52, UGX 0.17 million per check. A high revenue share on its own shows size, not targeting</w:t>
             </w:r>
           </w:p>
         </w:tc>
@@ -12415,7 +12880,7 @@
       <w:r>
         <w:drawing>
           <wp:inline xmlns:a="http://schemas.openxmlformats.org/drawingml/2006/main" xmlns:pic="http://schemas.openxmlformats.org/drawingml/2006/picture">
-            <wp:extent cx="5940000" cy="2336609"/>
+            <wp:extent cx="5940000" cy="2372364"/>
             <wp:docPr id="13" name="Picture 13"/>
             <wp:cNvGraphicFramePr>
               <a:graphicFrameLocks noChangeAspect="1"/>
@@ -12436,7 +12901,7 @@
                   <pic:spPr>
                     <a:xfrm>
                       <a:off x="0" y="0"/>
-                      <a:ext cx="5940000" cy="2336609"/>
+                      <a:ext cx="5940000" cy="2372364"/>
                     </a:xfrm>
                     <a:prstGeom prst="rect"/>
                   </pic:spPr>
@@ -12530,12 +12995,13 @@
         </w:tblBorders>
       </w:tblPr>
       <w:tblGrid>
-        <w:gridCol w:w="1625"/>
-        <w:gridCol w:w="1625"/>
-        <w:gridCol w:w="1625"/>
-        <w:gridCol w:w="1625"/>
-        <w:gridCol w:w="1625"/>
-        <w:gridCol w:w="1625"/>
+        <w:gridCol w:w="1393"/>
+        <w:gridCol w:w="1393"/>
+        <w:gridCol w:w="1393"/>
+        <w:gridCol w:w="1393"/>
+        <w:gridCol w:w="1393"/>
+        <w:gridCol w:w="1393"/>
+        <w:gridCol w:w="1393"/>
       </w:tblGrid>
       <w:tr>
         <w:trPr>
@@ -12543,7 +13009,7 @@
         </w:trPr>
         <w:tc>
           <w:tcPr>
-            <w:tcW w:type="dxa" w:w="2507"/>
+            <w:tcW w:type="dxa" w:w="2301"/>
             <w:shd w:val="clear" w:color="auto" w:fill="D9E2F3"/>
           </w:tcPr>
           <w:p>
@@ -12562,7 +13028,7 @@
         </w:tc>
         <w:tc>
           <w:tcPr>
-            <w:tcW w:type="dxa" w:w="1895"/>
+            <w:tcW w:type="dxa" w:w="1753"/>
             <w:shd w:val="clear" w:color="auto" w:fill="D9E2F3"/>
           </w:tcPr>
           <w:p>
@@ -12581,7 +13047,7 @@
         </w:tc>
         <w:tc>
           <w:tcPr>
-            <w:tcW w:type="dxa" w:w="1226"/>
+            <w:tcW w:type="dxa" w:w="1041"/>
             <w:shd w:val="clear" w:color="auto" w:fill="D9E2F3"/>
           </w:tcPr>
           <w:p>
@@ -12600,7 +13066,7 @@
         </w:tc>
         <w:tc>
           <w:tcPr>
-            <w:tcW w:type="dxa" w:w="1226"/>
+            <w:tcW w:type="dxa" w:w="1041"/>
             <w:shd w:val="clear" w:color="auto" w:fill="D9E2F3"/>
           </w:tcPr>
           <w:p>
@@ -12619,7 +13085,7 @@
         </w:tc>
         <w:tc>
           <w:tcPr>
-            <w:tcW w:type="dxa" w:w="1337"/>
+            <w:tcW w:type="dxa" w:w="1096"/>
             <w:shd w:val="clear" w:color="auto" w:fill="D9E2F3"/>
           </w:tcPr>
           <w:p>
@@ -12632,13 +13098,32 @@
                 <w:b/>
                 <w:sz w:val="16"/>
               </w:rPr>
+              <w:t>Revenue per check (UGX M)</w:t>
+            </w:r>
+          </w:p>
+        </w:tc>
+        <w:tc>
+          <w:tcPr>
+            <w:tcW w:type="dxa" w:w="1096"/>
+            <w:shd w:val="clear" w:color="auto" w:fill="D9E2F3"/>
+          </w:tcPr>
+          <w:p>
+            <w:pPr>
+              <w:spacing w:after="20" w:before="20" w:line="240" w:lineRule="auto"/>
+            </w:pPr>
+            <w:r/>
+            <w:r>
+              <w:rPr>
+                <w:b/>
+                <w:sz w:val="16"/>
+              </w:rPr>
               <w:t>Small traders in top 5%</w:t>
             </w:r>
           </w:p>
         </w:tc>
         <w:tc>
           <w:tcPr>
-            <w:tcW w:type="dxa" w:w="1560"/>
+            <w:tcW w:type="dxa" w:w="1424"/>
             <w:shd w:val="clear" w:color="auto" w:fill="D9E2F3"/>
           </w:tcPr>
           <w:p>
@@ -12659,7 +13144,7 @@
       <w:tr>
         <w:tc>
           <w:tcPr>
-            <w:tcW w:type="dxa" w:w="2507"/>
+            <w:tcW w:type="dxa" w:w="2301"/>
           </w:tcPr>
           <w:p>
             <w:pPr>
@@ -12676,7 +13161,7 @@
         </w:tc>
         <w:tc>
           <w:tcPr>
-            <w:tcW w:type="dxa" w:w="1895"/>
+            <w:tcW w:type="dxa" w:w="1753"/>
           </w:tcPr>
           <w:p>
             <w:pPr>
@@ -12693,7 +13178,7 @@
         </w:tc>
         <w:tc>
           <w:tcPr>
-            <w:tcW w:type="dxa" w:w="1226"/>
+            <w:tcW w:type="dxa" w:w="1041"/>
           </w:tcPr>
           <w:p>
             <w:pPr>
@@ -12710,7 +13195,7 @@
         </w:tc>
         <w:tc>
           <w:tcPr>
-            <w:tcW w:type="dxa" w:w="1226"/>
+            <w:tcW w:type="dxa" w:w="1041"/>
           </w:tcPr>
           <w:p>
             <w:pPr>
@@ -12727,7 +13212,24 @@
         </w:tc>
         <w:tc>
           <w:tcPr>
-            <w:tcW w:type="dxa" w:w="1337"/>
+            <w:tcW w:type="dxa" w:w="1096"/>
+          </w:tcPr>
+          <w:p>
+            <w:pPr>
+              <w:spacing w:after="20" w:before="20" w:line="240" w:lineRule="auto"/>
+            </w:pPr>
+            <w:r/>
+            <w:r>
+              <w:rPr>
+                <w:sz w:val="16"/>
+              </w:rPr>
+              <w:t>1.18</w:t>
+            </w:r>
+          </w:p>
+        </w:tc>
+        <w:tc>
+          <w:tcPr>
+            <w:tcW w:type="dxa" w:w="1096"/>
           </w:tcPr>
           <w:p>
             <w:pPr>
@@ -12744,20 +13246,20 @@
         </w:tc>
         <w:tc>
           <w:tcPr>
-            <w:tcW w:type="dxa" w:w="1560"/>
-          </w:tcPr>
-          <w:p>
-            <w:pPr>
-              <w:spacing w:after="20" w:before="20" w:line="240" w:lineRule="auto"/>
-            </w:pPr>
-            <w:r/>
-          </w:p>
-        </w:tc>
-      </w:tr>
-      <w:tr>
-        <w:tc>
-          <w:tcPr>
-            <w:tcW w:type="dxa" w:w="2507"/>
+            <w:tcW w:type="dxa" w:w="1424"/>
+          </w:tcPr>
+          <w:p>
+            <w:pPr>
+              <w:spacing w:after="20" w:before="20" w:line="240" w:lineRule="auto"/>
+            </w:pPr>
+            <w:r/>
+          </w:p>
+        </w:tc>
+      </w:tr>
+      <w:tr>
+        <w:tc>
+          <w:tcPr>
+            <w:tcW w:type="dxa" w:w="2301"/>
           </w:tcPr>
           <w:p>
             <w:pPr>
@@ -12774,7 +13276,7 @@
         </w:tc>
         <w:tc>
           <w:tcPr>
-            <w:tcW w:type="dxa" w:w="1895"/>
+            <w:tcW w:type="dxa" w:w="1753"/>
           </w:tcPr>
           <w:p>
             <w:pPr>
@@ -12791,7 +13293,7 @@
         </w:tc>
         <w:tc>
           <w:tcPr>
-            <w:tcW w:type="dxa" w:w="1226"/>
+            <w:tcW w:type="dxa" w:w="1041"/>
           </w:tcPr>
           <w:p>
             <w:pPr>
@@ -12808,7 +13310,7 @@
         </w:tc>
         <w:tc>
           <w:tcPr>
-            <w:tcW w:type="dxa" w:w="1226"/>
+            <w:tcW w:type="dxa" w:w="1041"/>
           </w:tcPr>
           <w:p>
             <w:pPr>
@@ -12825,7 +13327,24 @@
         </w:tc>
         <w:tc>
           <w:tcPr>
-            <w:tcW w:type="dxa" w:w="1337"/>
+            <w:tcW w:type="dxa" w:w="1096"/>
+          </w:tcPr>
+          <w:p>
+            <w:pPr>
+              <w:spacing w:after="20" w:before="20" w:line="240" w:lineRule="auto"/>
+            </w:pPr>
+            <w:r/>
+            <w:r>
+              <w:rPr>
+                <w:sz w:val="16"/>
+              </w:rPr>
+              <w:t>1.11</w:t>
+            </w:r>
+          </w:p>
+        </w:tc>
+        <w:tc>
+          <w:tcPr>
+            <w:tcW w:type="dxa" w:w="1096"/>
           </w:tcPr>
           <w:p>
             <w:pPr>
@@ -12842,7 +13361,7 @@
         </w:tc>
         <w:tc>
           <w:tcPr>
-            <w:tcW w:type="dxa" w:w="1560"/>
+            <w:tcW w:type="dxa" w:w="1424"/>
           </w:tcPr>
           <w:p>
             <w:pPr>
@@ -12861,7 +13380,7 @@
       <w:tr>
         <w:tc>
           <w:tcPr>
-            <w:tcW w:type="dxa" w:w="2507"/>
+            <w:tcW w:type="dxa" w:w="2301"/>
           </w:tcPr>
           <w:p>
             <w:pPr>
@@ -12878,7 +13397,7 @@
         </w:tc>
         <w:tc>
           <w:tcPr>
-            <w:tcW w:type="dxa" w:w="1895"/>
+            <w:tcW w:type="dxa" w:w="1753"/>
           </w:tcPr>
           <w:p>
             <w:pPr>
@@ -12895,7 +13414,7 @@
         </w:tc>
         <w:tc>
           <w:tcPr>
-            <w:tcW w:type="dxa" w:w="1226"/>
+            <w:tcW w:type="dxa" w:w="1041"/>
           </w:tcPr>
           <w:p>
             <w:pPr>
@@ -12912,7 +13431,7 @@
         </w:tc>
         <w:tc>
           <w:tcPr>
-            <w:tcW w:type="dxa" w:w="1226"/>
+            <w:tcW w:type="dxa" w:w="1041"/>
           </w:tcPr>
           <w:p>
             <w:pPr>
@@ -12929,7 +13448,24 @@
         </w:tc>
         <w:tc>
           <w:tcPr>
-            <w:tcW w:type="dxa" w:w="1337"/>
+            <w:tcW w:type="dxa" w:w="1096"/>
+          </w:tcPr>
+          <w:p>
+            <w:pPr>
+              <w:spacing w:after="20" w:before="20" w:line="240" w:lineRule="auto"/>
+            </w:pPr>
+            <w:r/>
+            <w:r>
+              <w:rPr>
+                <w:sz w:val="16"/>
+              </w:rPr>
+              <w:t>1.25</w:t>
+            </w:r>
+          </w:p>
+        </w:tc>
+        <w:tc>
+          <w:tcPr>
+            <w:tcW w:type="dxa" w:w="1096"/>
           </w:tcPr>
           <w:p>
             <w:pPr>
@@ -12946,7 +13482,7 @@
         </w:tc>
         <w:tc>
           <w:tcPr>
-            <w:tcW w:type="dxa" w:w="1560"/>
+            <w:tcW w:type="dxa" w:w="1424"/>
           </w:tcPr>
           <w:p>
             <w:pPr>
@@ -12965,7 +13501,7 @@
       <w:tr>
         <w:tc>
           <w:tcPr>
-            <w:tcW w:type="dxa" w:w="2507"/>
+            <w:tcW w:type="dxa" w:w="2301"/>
           </w:tcPr>
           <w:p>
             <w:pPr>
@@ -12982,7 +13518,7 @@
         </w:tc>
         <w:tc>
           <w:tcPr>
-            <w:tcW w:type="dxa" w:w="1895"/>
+            <w:tcW w:type="dxa" w:w="1753"/>
           </w:tcPr>
           <w:p>
             <w:pPr>
@@ -12999,7 +13535,7 @@
         </w:tc>
         <w:tc>
           <w:tcPr>
-            <w:tcW w:type="dxa" w:w="1226"/>
+            <w:tcW w:type="dxa" w:w="1041"/>
           </w:tcPr>
           <w:p>
             <w:pPr>
@@ -13016,7 +13552,7 @@
         </w:tc>
         <w:tc>
           <w:tcPr>
-            <w:tcW w:type="dxa" w:w="1226"/>
+            <w:tcW w:type="dxa" w:w="1041"/>
           </w:tcPr>
           <w:p>
             <w:pPr>
@@ -13033,7 +13569,24 @@
         </w:tc>
         <w:tc>
           <w:tcPr>
-            <w:tcW w:type="dxa" w:w="1337"/>
+            <w:tcW w:type="dxa" w:w="1096"/>
+          </w:tcPr>
+          <w:p>
+            <w:pPr>
+              <w:spacing w:after="20" w:before="20" w:line="240" w:lineRule="auto"/>
+            </w:pPr>
+            <w:r/>
+            <w:r>
+              <w:rPr>
+                <w:sz w:val="16"/>
+              </w:rPr>
+              <w:t>0.93</w:t>
+            </w:r>
+          </w:p>
+        </w:tc>
+        <w:tc>
+          <w:tcPr>
+            <w:tcW w:type="dxa" w:w="1096"/>
           </w:tcPr>
           <w:p>
             <w:pPr>
@@ -13050,7 +13603,7 @@
         </w:tc>
         <w:tc>
           <w:tcPr>
-            <w:tcW w:type="dxa" w:w="1560"/>
+            <w:tcW w:type="dxa" w:w="1424"/>
           </w:tcPr>
           <w:p>
             <w:pPr>
@@ -13069,7 +13622,7 @@
       <w:tr>
         <w:tc>
           <w:tcPr>
-            <w:tcW w:type="dxa" w:w="2507"/>
+            <w:tcW w:type="dxa" w:w="2301"/>
           </w:tcPr>
           <w:p>
             <w:pPr>
@@ -13086,7 +13639,7 @@
         </w:tc>
         <w:tc>
           <w:tcPr>
-            <w:tcW w:type="dxa" w:w="1895"/>
+            <w:tcW w:type="dxa" w:w="1753"/>
           </w:tcPr>
           <w:p>
             <w:pPr>
@@ -13103,7 +13656,7 @@
         </w:tc>
         <w:tc>
           <w:tcPr>
-            <w:tcW w:type="dxa" w:w="1226"/>
+            <w:tcW w:type="dxa" w:w="1041"/>
           </w:tcPr>
           <w:p>
             <w:pPr>
@@ -13120,7 +13673,7 @@
         </w:tc>
         <w:tc>
           <w:tcPr>
-            <w:tcW w:type="dxa" w:w="1226"/>
+            <w:tcW w:type="dxa" w:w="1041"/>
           </w:tcPr>
           <w:p>
             <w:pPr>
@@ -13137,7 +13690,24 @@
         </w:tc>
         <w:tc>
           <w:tcPr>
-            <w:tcW w:type="dxa" w:w="1337"/>
+            <w:tcW w:type="dxa" w:w="1096"/>
+          </w:tcPr>
+          <w:p>
+            <w:pPr>
+              <w:spacing w:after="20" w:before="20" w:line="240" w:lineRule="auto"/>
+            </w:pPr>
+            <w:r/>
+            <w:r>
+              <w:rPr>
+                <w:sz w:val="16"/>
+              </w:rPr>
+              <w:t>0.95</w:t>
+            </w:r>
+          </w:p>
+        </w:tc>
+        <w:tc>
+          <w:tcPr>
+            <w:tcW w:type="dxa" w:w="1096"/>
           </w:tcPr>
           <w:p>
             <w:pPr>
@@ -13154,7 +13724,7 @@
         </w:tc>
         <w:tc>
           <w:tcPr>
-            <w:tcW w:type="dxa" w:w="1560"/>
+            <w:tcW w:type="dxa" w:w="1424"/>
           </w:tcPr>
           <w:p>
             <w:pPr>
@@ -13173,7 +13743,7 @@
       <w:tr>
         <w:tc>
           <w:tcPr>
-            <w:tcW w:type="dxa" w:w="2507"/>
+            <w:tcW w:type="dxa" w:w="2301"/>
           </w:tcPr>
           <w:p>
             <w:pPr>
@@ -13190,7 +13760,7 @@
         </w:tc>
         <w:tc>
           <w:tcPr>
-            <w:tcW w:type="dxa" w:w="1895"/>
+            <w:tcW w:type="dxa" w:w="1753"/>
           </w:tcPr>
           <w:p>
             <w:pPr>
@@ -13207,7 +13777,7 @@
         </w:tc>
         <w:tc>
           <w:tcPr>
-            <w:tcW w:type="dxa" w:w="1226"/>
+            <w:tcW w:type="dxa" w:w="1041"/>
           </w:tcPr>
           <w:p>
             <w:pPr>
@@ -13224,7 +13794,7 @@
         </w:tc>
         <w:tc>
           <w:tcPr>
-            <w:tcW w:type="dxa" w:w="1226"/>
+            <w:tcW w:type="dxa" w:w="1041"/>
           </w:tcPr>
           <w:p>
             <w:pPr>
@@ -13241,7 +13811,24 @@
         </w:tc>
         <w:tc>
           <w:tcPr>
-            <w:tcW w:type="dxa" w:w="1337"/>
+            <w:tcW w:type="dxa" w:w="1096"/>
+          </w:tcPr>
+          <w:p>
+            <w:pPr>
+              <w:spacing w:after="20" w:before="20" w:line="240" w:lineRule="auto"/>
+            </w:pPr>
+            <w:r/>
+            <w:r>
+              <w:rPr>
+                <w:sz w:val="16"/>
+              </w:rPr>
+              <w:t>1.05</w:t>
+            </w:r>
+          </w:p>
+        </w:tc>
+        <w:tc>
+          <w:tcPr>
+            <w:tcW w:type="dxa" w:w="1096"/>
           </w:tcPr>
           <w:p>
             <w:pPr>
@@ -13258,7 +13845,7 @@
         </w:tc>
         <w:tc>
           <w:tcPr>
-            <w:tcW w:type="dxa" w:w="1560"/>
+            <w:tcW w:type="dxa" w:w="1424"/>
           </w:tcPr>
           <w:p>
             <w:pPr>
@@ -13435,7 +14022,7 @@
               <w:rPr>
                 <w:sz w:val="17"/>
               </w:rPr>
-              <w:t>It is the only model that improves lift, hits and revenue together (better in 2 of 4 tests, worse in none). Everyone in its top 5% has 15+ scorecard points (median 57) and 85% overlap the scorecard's top 5%, so the reasons still apply. Not adopted yet: significant in only half the tests, the rank would no longer follow the points officers see, and eight models would run in production. Next: shadow run and blind officer review</w:t>
+              <w:t>It improves lift, hits and revenue share together (better in 2 of 4 tests, worse in none), with revenue per check about the same (UGX 1.11 against 1.18 million). Everyone in its top 5% has 15+ scorecard points (median 57) and 85% overlap the scorecard's top 5%, so the reasons still apply. Not adopted yet: significant in only half the tests, the rank would no longer follow the points officers see, and eight models would run in production. Next: shadow run and blind officer review</w:t>
             </w:r>
           </w:p>
         </w:tc>
@@ -13524,7 +14111,7 @@
               <w:rPr>
                 <w:sz w:val="17"/>
               </w:rPr>
-              <w:t>Blends with the Scope and Design candidates trade efficiency for volume</w:t>
+              <w:t>Blends with the Scope and Design candidates are not pursued</w:t>
             </w:r>
           </w:p>
         </w:tc>
@@ -13541,7 +14128,7 @@
               <w:rPr>
                 <w:sz w:val="17"/>
               </w:rPr>
-              <w:t>More hits and revenue, lower lift at 5% and 10%: evidence for OQ-1</w:t>
+              <w:t>More hits and revenue share come from more checks on bigger traders: lift falls at 5% and 10% and revenue per check falls to about UGX 0.94 million (decision 56)</w:t>
             </w:r>
           </w:p>
         </w:tc>
@@ -13568,7 +14155,7 @@
         <w:pStyle w:val="Heading1"/>
       </w:pPr>
       <w:r>
-        <w:t>PART 7: OPEN QUESTIONS AND NEXT STEPS</w:t>
+        <w:t>PART 7: ROUND 2: TWO TRACKS, NINE YEARS OF EVIDENCE AND HOW PERFORMANCE IS MEASURED</w:t>
       </w:r>
     </w:p>
     <w:p>
@@ -13576,7 +14163,7 @@
         <w:spacing w:after="120"/>
       </w:pPr>
       <w:r>
-        <w:t>This part lists what remains to be decided, who must decide it, and the work planned for the next round.</w:t>
+        <w:t>The decisions taken after release 1: a second view of risk for taxpayers with no record, the way the history since 2014 was obtained and checked, the measure performance is judged by, the evidence over nine years, the weighting of recent years, and how Track B is being proven.</w:t>
       </w:r>
     </w:p>
     <w:p>
@@ -13589,11 +14176,43 @@
         <w:pStyle w:val="Heading2"/>
       </w:pPr>
       <w:r>
-        <w:t>7.1 Open Questions</w:t>
+        <w:t>7.1 Two Tracks (decisions 69, 70, 74 to 81)</w:t>
       </w:r>
     </w:p>
     <w:p>
       <w:pPr>
+        <w:spacing w:after="120"/>
+      </w:pPr>
+      <w:r>
+        <w:t>The scope widened from identifying low-risk taxpayers to profiling every IM4 and IM7 taxpayer. Track A, the scorecard, scores the compliance record and cannot see risk that has not yet been found: 69% of taxpayers have no top-up history. Track B scores trading behaviour against similar importers, using nothing customs did to the taxpayer, for regular and small traders separately. The Overall Risk Band is the higher of the two tracks; a Risky Behaviour Flag raises a taxpayer to HIGH at most until the flags are proven. Flagged taxpayers carry entry-level evidence (entries priced below peers for the same line and origin), with fuel excluded and very low prices marked for a unit check.</w:t>
+      </w:r>
+    </w:p>
+    <w:p>
+      <w:pPr>
+        <w:pStyle w:val="Heading2"/>
+      </w:pPr>
+      <w:r>
+        <w:t>7.2 Data Since 2014: the Long Run (decisions 85, 87, 90, 91)</w:t>
+      </w:r>
+    </w:p>
+    <w:p>
+      <w:pPr>
+        <w:spacing w:after="120"/>
+      </w:pPr>
+      <w:r>
+        <w:t>Hue stops a query after about 30 minutes and a download at 100,000 rows. A one-pass query giving each taxpayer's additive counts per half-year was run as 12 one-year pieces (29,897 to 48,605 rows each). Checked against the six dates also pulled in full: the same taxpayers, and 99.5% to 100% of taxpayers matching on every measure, the small differences coming from top-ups recorded after the earlier pull. It cannot give the price benchmark or station spread, so it scores on six parameters (92% of the weight); on the six full dates this keeps 95% to 97% of the same top 5% and per-check AUC within 0.003.</w:t>
+      </w:r>
+    </w:p>
+    <w:p>
+      <w:pPr>
+        <w:pStyle w:val="Heading2"/>
+      </w:pPr>
+      <w:r>
+        <w:t>7.3 How Performance is Measured (decisions 83, 84, 88)</w:t>
+      </w:r>
+    </w:p>
+    <w:p>
+      <w:pPr>
         <w:pStyle w:val="Caption"/>
       </w:pPr>
       <w:r>
@@ -13615,7 +14234,7 @@
         <w:fldChar w:fldCharType="end"/>
       </w:r>
       <w:r>
-        <w:t>: Open Questions</w:t>
+        <w:t>: Measures Adopted</w:t>
       </w:r>
     </w:p>
     <w:tbl>
@@ -13643,7 +14262,7 @@
         </w:trPr>
         <w:tc>
           <w:tcPr>
-            <w:tcW w:type="dxa" w:w="860"/>
+            <w:tcW w:type="dxa" w:w="2868"/>
             <w:shd w:val="clear" w:color="auto" w:fill="D9E2F3"/>
           </w:tcPr>
           <w:p>
@@ -13656,13 +14275,13 @@
                 <w:b/>
                 <w:sz w:val="18"/>
               </w:rPr>
-              <w:t>Ref</w:t>
-            </w:r>
-          </w:p>
-        </w:tc>
-        <w:tc>
-          <w:tcPr>
-            <w:tcW w:type="dxa" w:w="5736"/>
+              <w:t>Measure</w:t>
+            </w:r>
+          </w:p>
+        </w:tc>
+        <w:tc>
+          <w:tcPr>
+            <w:tcW w:type="dxa" w:w="2008"/>
             <w:shd w:val="clear" w:color="auto" w:fill="D9E2F3"/>
           </w:tcPr>
           <w:p>
@@ -13675,13 +14294,13 @@
                 <w:b/>
                 <w:sz w:val="18"/>
               </w:rPr>
-              <w:t>Question</w:t>
-            </w:r>
-          </w:p>
-        </w:tc>
-        <w:tc>
-          <w:tcPr>
-            <w:tcW w:type="dxa" w:w="3155"/>
+              <w:t>Role</w:t>
+            </w:r>
+          </w:p>
+        </w:tc>
+        <w:tc>
+          <w:tcPr>
+            <w:tcW w:type="dxa" w:w="4876"/>
             <w:shd w:val="clear" w:color="auto" w:fill="D9E2F3"/>
           </w:tcPr>
           <w:p>
@@ -13694,378 +14313,272 @@
                 <w:b/>
                 <w:sz w:val="18"/>
               </w:rPr>
-              <w:t>Who decides</w:t>
-            </w:r>
-          </w:p>
-        </w:tc>
-      </w:tr>
-      <w:tr>
-        <w:tc>
-          <w:tcPr>
-            <w:tcW w:type="dxa" w:w="860"/>
-          </w:tcPr>
-          <w:p>
-            <w:pPr>
-              <w:spacing w:after="20" w:before="20" w:line="240" w:lineRule="auto"/>
-            </w:pPr>
-            <w:r/>
-            <w:r>
-              <w:rPr>
-                <w:sz w:val="18"/>
-              </w:rPr>
-              <w:t>OQ-1</w:t>
-            </w:r>
-          </w:p>
-        </w:tc>
-        <w:tc>
-          <w:tcPr>
-            <w:tcW w:type="dxa" w:w="5736"/>
-          </w:tcPr>
-          <w:p>
-            <w:pPr>
-              <w:spacing w:after="20" w:before="20" w:line="240" w:lineRule="auto"/>
-            </w:pPr>
-            <w:r/>
-            <w:r>
-              <w:rPr>
-                <w:sz w:val="18"/>
-              </w:rPr>
-              <w:t>What should the list maximise: hit rate per check (efficiency) or hits and revenue caught (volume)?</w:t>
-            </w:r>
-          </w:p>
-        </w:tc>
-        <w:tc>
-          <w:tcPr>
-            <w:tcW w:type="dxa" w:w="3155"/>
-          </w:tcPr>
-          <w:p>
-            <w:pPr>
-              <w:spacing w:after="20" w:before="20" w:line="240" w:lineRule="auto"/>
-            </w:pPr>
-            <w:r/>
-            <w:r>
-              <w:rPr>
-                <w:sz w:val="18"/>
-              </w:rPr>
-              <w:t>Customs Risk Management with Data Science</w:t>
-            </w:r>
-          </w:p>
-        </w:tc>
-      </w:tr>
-      <w:tr>
-        <w:tc>
-          <w:tcPr>
-            <w:tcW w:type="dxa" w:w="860"/>
-          </w:tcPr>
-          <w:p>
-            <w:pPr>
-              <w:spacing w:after="20" w:before="20" w:line="240" w:lineRule="auto"/>
-            </w:pPr>
-            <w:r/>
-            <w:r>
-              <w:rPr>
-                <w:sz w:val="18"/>
-              </w:rPr>
-              <w:t>OQ-2</w:t>
-            </w:r>
-          </w:p>
-        </w:tc>
-        <w:tc>
-          <w:tcPr>
-            <w:tcW w:type="dxa" w:w="5736"/>
-          </w:tcPr>
-          <w:p>
-            <w:pPr>
-              <w:spacing w:after="20" w:before="20" w:line="240" w:lineRule="auto"/>
-            </w:pPr>
-            <w:r/>
-            <w:r>
-              <w:rPr>
-                <w:sz w:val="18"/>
-              </w:rPr>
-              <w:t>Confirm the likelihood and impact ratings, using the learned weights (decision 51) as evidence</w:t>
-            </w:r>
-          </w:p>
-        </w:tc>
-        <w:tc>
-          <w:tcPr>
-            <w:tcW w:type="dxa" w:w="3155"/>
-          </w:tcPr>
-          <w:p>
-            <w:pPr>
-              <w:spacing w:after="20" w:before="20" w:line="240" w:lineRule="auto"/>
-            </w:pPr>
-            <w:r/>
-            <w:r>
-              <w:rPr>
-                <w:sz w:val="18"/>
-              </w:rPr>
-              <w:t>Risk Officers (ratings session)</w:t>
-            </w:r>
-          </w:p>
-        </w:tc>
-      </w:tr>
-      <w:tr>
-        <w:tc>
-          <w:tcPr>
-            <w:tcW w:type="dxa" w:w="860"/>
-          </w:tcPr>
-          <w:p>
-            <w:pPr>
-              <w:spacing w:after="20" w:before="20" w:line="240" w:lineRule="auto"/>
-            </w:pPr>
-            <w:r/>
-            <w:r>
-              <w:rPr>
-                <w:sz w:val="18"/>
-              </w:rPr>
-              <w:t>OQ-3</w:t>
-            </w:r>
-          </w:p>
-        </w:tc>
-        <w:tc>
-          <w:tcPr>
-            <w:tcW w:type="dxa" w:w="5736"/>
-          </w:tcPr>
-          <w:p>
-            <w:pPr>
-              <w:spacing w:after="20" w:before="20" w:line="240" w:lineRule="auto"/>
-            </w:pPr>
-            <w:r/>
-            <w:r>
-              <w:rPr>
-                <w:sz w:val="18"/>
-              </w:rPr>
-              <w:t>PAR_045T maximum at 40% instead of 10%</w:t>
-            </w:r>
-          </w:p>
-        </w:tc>
-        <w:tc>
-          <w:tcPr>
-            <w:tcW w:type="dxa" w:w="3155"/>
-          </w:tcPr>
-          <w:p>
-            <w:pPr>
-              <w:spacing w:after="20" w:before="20" w:line="240" w:lineRule="auto"/>
-            </w:pPr>
-            <w:r/>
-            <w:r>
-              <w:rPr>
-                <w:sz w:val="18"/>
-              </w:rPr>
-              <w:t>Risk Officers</w:t>
-            </w:r>
-          </w:p>
-        </w:tc>
-      </w:tr>
-      <w:tr>
-        <w:tc>
-          <w:tcPr>
-            <w:tcW w:type="dxa" w:w="860"/>
-          </w:tcPr>
-          <w:p>
-            <w:pPr>
-              <w:spacing w:after="20" w:before="20" w:line="240" w:lineRule="auto"/>
-            </w:pPr>
-            <w:r/>
-            <w:r>
-              <w:rPr>
-                <w:sz w:val="18"/>
-              </w:rPr>
-              <w:t>OQ-4</w:t>
-            </w:r>
-          </w:p>
-        </w:tc>
-        <w:tc>
-          <w:tcPr>
-            <w:tcW w:type="dxa" w:w="5736"/>
-          </w:tcPr>
-          <w:p>
-            <w:pPr>
-              <w:spacing w:after="20" w:before="20" w:line="240" w:lineRule="auto"/>
-            </w:pPr>
-            <w:r/>
-            <w:r>
-              <w:rPr>
-                <w:sz w:val="18"/>
-              </w:rPr>
-              <w:t>APC 483 exclusion</w:t>
-            </w:r>
-          </w:p>
-        </w:tc>
-        <w:tc>
-          <w:tcPr>
-            <w:tcW w:type="dxa" w:w="3155"/>
-          </w:tcPr>
-          <w:p>
-            <w:pPr>
-              <w:spacing w:after="20" w:before="20" w:line="240" w:lineRule="auto"/>
-            </w:pPr>
-            <w:r/>
-            <w:r>
-              <w:rPr>
-                <w:sz w:val="18"/>
-              </w:rPr>
-              <w:t>Risk Officers</w:t>
-            </w:r>
-          </w:p>
-        </w:tc>
-      </w:tr>
-      <w:tr>
-        <w:tc>
-          <w:tcPr>
-            <w:tcW w:type="dxa" w:w="860"/>
-          </w:tcPr>
-          <w:p>
-            <w:pPr>
-              <w:spacing w:after="20" w:before="20" w:line="240" w:lineRule="auto"/>
-            </w:pPr>
-            <w:r/>
-            <w:r>
-              <w:rPr>
-                <w:sz w:val="18"/>
-              </w:rPr>
-              <w:t>OQ-5</w:t>
-            </w:r>
-          </w:p>
-        </w:tc>
-        <w:tc>
-          <w:tcPr>
-            <w:tcW w:type="dxa" w:w="5736"/>
-          </w:tcPr>
-          <w:p>
-            <w:pPr>
-              <w:spacing w:after="20" w:before="20" w:line="240" w:lineRule="auto"/>
-            </w:pPr>
-            <w:r/>
-            <w:r>
-              <w:rPr>
-                <w:sz w:val="18"/>
-              </w:rPr>
-              <w:t>Why the hit rate fell after March 2024</w:t>
-            </w:r>
-          </w:p>
-        </w:tc>
-        <w:tc>
-          <w:tcPr>
-            <w:tcW w:type="dxa" w:w="3155"/>
-          </w:tcPr>
-          <w:p>
-            <w:pPr>
-              <w:spacing w:after="20" w:before="20" w:line="240" w:lineRule="auto"/>
-            </w:pPr>
-            <w:r/>
-            <w:r>
-              <w:rPr>
-                <w:sz w:val="18"/>
-              </w:rPr>
-              <w:t>Risk team</w:t>
-            </w:r>
-          </w:p>
-        </w:tc>
-      </w:tr>
-      <w:tr>
-        <w:tc>
-          <w:tcPr>
-            <w:tcW w:type="dxa" w:w="860"/>
-          </w:tcPr>
-          <w:p>
-            <w:pPr>
-              <w:spacing w:after="20" w:before="20" w:line="240" w:lineRule="auto"/>
-            </w:pPr>
-            <w:r/>
-            <w:r>
-              <w:rPr>
-                <w:sz w:val="18"/>
-              </w:rPr>
-              <w:t>OQ-6</w:t>
-            </w:r>
-          </w:p>
-        </w:tc>
-        <w:tc>
-          <w:tcPr>
-            <w:tcW w:type="dxa" w:w="5736"/>
-          </w:tcPr>
-          <w:p>
-            <w:pPr>
-              <w:spacing w:after="20" w:before="20" w:line="240" w:lineRule="auto"/>
-            </w:pPr>
-            <w:r/>
-            <w:r>
-              <w:rPr>
-                <w:sz w:val="18"/>
-              </w:rPr>
-              <w:t>Band cut-offs, including the VERY HIGH dip, against inspection capacity (Stage 7)</w:t>
-            </w:r>
-          </w:p>
-        </w:tc>
-        <w:tc>
-          <w:tcPr>
-            <w:tcW w:type="dxa" w:w="3155"/>
-          </w:tcPr>
-          <w:p>
-            <w:pPr>
-              <w:spacing w:after="20" w:before="20" w:line="240" w:lineRule="auto"/>
-            </w:pPr>
-            <w:r/>
-            <w:r>
-              <w:rPr>
-                <w:sz w:val="18"/>
-              </w:rPr>
-              <w:t>Data Science with NTC</w:t>
-            </w:r>
-          </w:p>
-        </w:tc>
-      </w:tr>
-      <w:tr>
-        <w:tc>
-          <w:tcPr>
-            <w:tcW w:type="dxa" w:w="860"/>
-          </w:tcPr>
-          <w:p>
-            <w:pPr>
-              <w:spacing w:after="20" w:before="20" w:line="240" w:lineRule="auto"/>
-            </w:pPr>
-            <w:r/>
-            <w:r>
-              <w:rPr>
-                <w:sz w:val="18"/>
-              </w:rPr>
-              <w:t>OQ-7</w:t>
-            </w:r>
-          </w:p>
-        </w:tc>
-        <w:tc>
-          <w:tcPr>
-            <w:tcW w:type="dxa" w:w="5736"/>
-          </w:tcPr>
-          <w:p>
-            <w:pPr>
-              <w:spacing w:after="20" w:before="20" w:line="240" w:lineRule="auto"/>
-            </w:pPr>
-            <w:r/>
-            <w:r>
-              <w:rPr>
-                <w:sz w:val="18"/>
-              </w:rPr>
-              <w:t>Does the selectivity system keep a random inspection share, and are post-clearance audit results available? Either would give an unbiased test set</w:t>
-            </w:r>
-          </w:p>
-        </w:tc>
-        <w:tc>
-          <w:tcPr>
-            <w:tcW w:type="dxa" w:w="3155"/>
-          </w:tcPr>
-          <w:p>
-            <w:pPr>
-              <w:spacing w:after="20" w:before="20" w:line="240" w:lineRule="auto"/>
-            </w:pPr>
-            <w:r/>
-            <w:r>
-              <w:rPr>
-                <w:sz w:val="18"/>
-              </w:rPr>
-              <w:t>Customs Risk Management</w:t>
+              <w:t>Reason</w:t>
+            </w:r>
+          </w:p>
+        </w:tc>
+      </w:tr>
+      <w:tr>
+        <w:tc>
+          <w:tcPr>
+            <w:tcW w:type="dxa" w:w="2868"/>
+          </w:tcPr>
+          <w:p>
+            <w:pPr>
+              <w:spacing w:after="20" w:before="20" w:line="240" w:lineRule="auto"/>
+            </w:pPr>
+            <w:r/>
+            <w:r>
+              <w:rPr>
+                <w:sz w:val="18"/>
+              </w:rPr>
+              <w:t>AUC per check</w:t>
+            </w:r>
+          </w:p>
+        </w:tc>
+        <w:tc>
+          <w:tcPr>
+            <w:tcW w:type="dxa" w:w="2008"/>
+          </w:tcPr>
+          <w:p>
+            <w:pPr>
+              <w:spacing w:after="20" w:before="20" w:line="240" w:lineRule="auto"/>
+            </w:pPr>
+            <w:r/>
+            <w:r>
+              <w:rPr>
+                <w:sz w:val="18"/>
+              </w:rPr>
+              <w:t>Main measure</w:t>
+            </w:r>
+          </w:p>
+        </w:tc>
+        <w:tc>
+          <w:tcPr>
+            <w:tcW w:type="dxa" w:w="4876"/>
+          </w:tcPr>
+          <w:p>
+            <w:pPr>
+              <w:spacing w:after="20" w:before="20" w:line="240" w:lineRule="auto"/>
+            </w:pPr>
+            <w:r/>
+            <w:r>
+              <w:rPr>
+                <w:sz w:val="18"/>
+              </w:rPr>
+              <w:t>Each red or yellow check is one case; fair to big and small traders; matches how officers judge checks</w:t>
+            </w:r>
+          </w:p>
+        </w:tc>
+      </w:tr>
+      <w:tr>
+        <w:tc>
+          <w:tcPr>
+            <w:tcW w:type="dxa" w:w="2868"/>
+          </w:tcPr>
+          <w:p>
+            <w:pPr>
+              <w:spacing w:after="20" w:before="20" w:line="240" w:lineRule="auto"/>
+            </w:pPr>
+            <w:r/>
+            <w:r>
+              <w:rPr>
+                <w:sz w:val="18"/>
+              </w:rPr>
+              <w:t>Share of top-up money above the line</w:t>
+            </w:r>
+          </w:p>
+        </w:tc>
+        <w:tc>
+          <w:tcPr>
+            <w:tcW w:type="dxa" w:w="2008"/>
+          </w:tcPr>
+          <w:p>
+            <w:pPr>
+              <w:spacing w:after="20" w:before="20" w:line="240" w:lineRule="auto"/>
+            </w:pPr>
+            <w:r/>
+            <w:r>
+              <w:rPr>
+                <w:sz w:val="18"/>
+              </w:rPr>
+              <w:t>Beside it</w:t>
+            </w:r>
+          </w:p>
+        </w:tc>
+        <w:tc>
+          <w:tcPr>
+            <w:tcW w:type="dxa" w:w="4876"/>
+          </w:tcPr>
+          <w:p>
+            <w:pPr>
+              <w:spacing w:after="20" w:before="20" w:line="240" w:lineRule="auto"/>
+            </w:pPr>
+            <w:r/>
+            <w:r>
+              <w:rPr>
+                <w:sz w:val="18"/>
+              </w:rPr>
+              <w:t>Matches "additional revenue" in the officers' own measures</w:t>
+            </w:r>
+          </w:p>
+        </w:tc>
+      </w:tr>
+      <w:tr>
+        <w:tc>
+          <w:tcPr>
+            <w:tcW w:type="dxa" w:w="2868"/>
+          </w:tcPr>
+          <w:p>
+            <w:pPr>
+              <w:spacing w:after="20" w:before="20" w:line="240" w:lineRule="auto"/>
+            </w:pPr>
+            <w:r/>
+            <w:r>
+              <w:rPr>
+                <w:sz w:val="18"/>
+              </w:rPr>
+              <w:t>Precision and recall at HIGH and above (and other lines)</w:t>
+            </w:r>
+          </w:p>
+        </w:tc>
+        <w:tc>
+          <w:tcPr>
+            <w:tcW w:type="dxa" w:w="2008"/>
+          </w:tcPr>
+          <w:p>
+            <w:pPr>
+              <w:spacing w:after="20" w:before="20" w:line="240" w:lineRule="auto"/>
+            </w:pPr>
+            <w:r/>
+            <w:r>
+              <w:rPr>
+                <w:sz w:val="18"/>
+              </w:rPr>
+              <w:t>Read at the line officers use</w:t>
+            </w:r>
+          </w:p>
+        </w:tc>
+        <w:tc>
+          <w:tcPr>
+            <w:tcW w:type="dxa" w:w="4876"/>
+          </w:tcPr>
+          <w:p>
+            <w:pPr>
+              <w:spacing w:after="20" w:before="20" w:line="240" w:lineRule="auto"/>
+            </w:pPr>
+            <w:r/>
+            <w:r>
+              <w:rPr>
+                <w:sz w:val="18"/>
+              </w:rPr>
+              <w:t>Only meaningful once a line is drawn</w:t>
+            </w:r>
+          </w:p>
+        </w:tc>
+      </w:tr>
+      <w:tr>
+        <w:tc>
+          <w:tcPr>
+            <w:tcW w:type="dxa" w:w="2868"/>
+          </w:tcPr>
+          <w:p>
+            <w:pPr>
+              <w:spacing w:after="20" w:before="20" w:line="240" w:lineRule="auto"/>
+            </w:pPr>
+            <w:r/>
+            <w:r>
+              <w:rPr>
+                <w:sz w:val="18"/>
+              </w:rPr>
+              <w:t>Per taxpayer, at least one top-up</w:t>
+            </w:r>
+          </w:p>
+        </w:tc>
+        <w:tc>
+          <w:tcPr>
+            <w:tcW w:type="dxa" w:w="2008"/>
+          </w:tcPr>
+          <w:p>
+            <w:pPr>
+              <w:spacing w:after="20" w:before="20" w:line="240" w:lineRule="auto"/>
+            </w:pPr>
+            <w:r/>
+            <w:r>
+              <w:rPr>
+                <w:sz w:val="18"/>
+              </w:rPr>
+              <w:t>Dropped</w:t>
+            </w:r>
+          </w:p>
+        </w:tc>
+        <w:tc>
+          <w:tcPr>
+            <w:tcW w:type="dxa" w:w="4876"/>
+          </w:tcPr>
+          <w:p>
+            <w:pPr>
+              <w:spacing w:after="20" w:before="20" w:line="240" w:lineRule="auto"/>
+            </w:pPr>
+            <w:r/>
+            <w:r>
+              <w:rPr>
+                <w:sz w:val="18"/>
+              </w:rPr>
+              <w:t>Rewards being checked often</w:t>
+            </w:r>
+          </w:p>
+        </w:tc>
+      </w:tr>
+      <w:tr>
+        <w:tc>
+          <w:tcPr>
+            <w:tcW w:type="dxa" w:w="2868"/>
+          </w:tcPr>
+          <w:p>
+            <w:pPr>
+              <w:spacing w:after="20" w:before="20" w:line="240" w:lineRule="auto"/>
+            </w:pPr>
+            <w:r/>
+            <w:r>
+              <w:rPr>
+                <w:sz w:val="18"/>
+              </w:rPr>
+              <w:t>Accuracy</w:t>
+            </w:r>
+          </w:p>
+        </w:tc>
+        <w:tc>
+          <w:tcPr>
+            <w:tcW w:type="dxa" w:w="2008"/>
+          </w:tcPr>
+          <w:p>
+            <w:pPr>
+              <w:spacing w:after="20" w:before="20" w:line="240" w:lineRule="auto"/>
+            </w:pPr>
+            <w:r/>
+            <w:r>
+              <w:rPr>
+                <w:sz w:val="18"/>
+              </w:rPr>
+              <w:t>Not used</w:t>
+            </w:r>
+          </w:p>
+        </w:tc>
+        <w:tc>
+          <w:tcPr>
+            <w:tcW w:type="dxa" w:w="4876"/>
+          </w:tcPr>
+          <w:p>
+            <w:pPr>
+              <w:spacing w:after="20" w:before="20" w:line="240" w:lineRule="auto"/>
+            </w:pPr>
+            <w:r/>
+            <w:r>
+              <w:rPr>
+                <w:sz w:val="18"/>
+              </w:rPr>
+              <w:t>A model that says "nothing found" for everything is about 93% accurate</w:t>
             </w:r>
           </w:p>
         </w:tc>
@@ -14081,83 +14594,92 @@
         <w:pStyle w:val="Heading2"/>
       </w:pPr>
       <w:r>
-        <w:t>7.2 Next Steps</w:t>
+        <w:t>7.4 Nine Years of Validation (decision 91)</w:t>
       </w:r>
     </w:p>
     <w:p>
       <w:pPr>
-        <w:pStyle w:val="ListParagraph"/>
-        <w:numPr>
-          <w:ilvl w:val="0"/>
-          <w:numId w:val="906"/>
-        </w:numPr>
-        <w:spacing w:after="60"/>
-      </w:pPr>
-      <w:r>
-        <w:t>Re-run the seven extracts with the version 2 query and score PAR_067 and PAR_053 once tested (Stage 4 method).</w:t>
+        <w:spacing w:after="120"/>
+      </w:pPr>
+      <w:r>
+        <w:t>Track A scored at 18 dates, September 2017 to March 2026, each judged on the six months after it. AUC per check ranged from 0.74 to 0.86 with the adopted settings, at or above 0.80 on most dates. The one clear dip (September 2024 to September 2025, low point 0.74) coincides with the hit rate of all checks falling from 11-13% to 7% after March 2024, and is recovering (0.80 in March 2026).</w:t>
       </w:r>
     </w:p>
     <w:p>
       <w:pPr>
-        <w:pStyle w:val="ListParagraph"/>
-        <w:numPr>
-          <w:ilvl w:val="0"/>
-          <w:numId w:val="906"/>
-        </w:numPr>
-        <w:spacing w:after="60"/>
-      </w:pPr>
-      <w:r>
-        <w:t>Stage 7: set band cut-offs against the score distribution, the VERY HIGH dip and capacity.</w:t>
+        <w:keepNext/>
+        <w:jc w:val="center"/>
+      </w:pPr>
+      <w:r>
+        <w:drawing>
+          <wp:inline xmlns:a="http://schemas.openxmlformats.org/drawingml/2006/main" xmlns:pic="http://schemas.openxmlformats.org/drawingml/2006/picture">
+            <wp:extent cx="5940000" cy="4092000"/>
+            <wp:docPr id="14" name="Picture 14"/>
+            <wp:cNvGraphicFramePr>
+              <a:graphicFrameLocks noChangeAspect="1"/>
+            </wp:cNvGraphicFramePr>
+            <a:graphic>
+              <a:graphicData uri="http://schemas.openxmlformats.org/drawingml/2006/picture">
+                <pic:pic>
+                  <pic:nvPicPr>
+                    <pic:cNvPr id="0" name="nine_years.png"/>
+                    <pic:cNvPicPr/>
+                  </pic:nvPicPr>
+                  <pic:blipFill>
+                    <a:blip r:embed="rId39"/>
+                    <a:stretch>
+                      <a:fillRect/>
+                    </a:stretch>
+                  </pic:blipFill>
+                  <pic:spPr>
+                    <a:xfrm>
+                      <a:off x="0" y="0"/>
+                      <a:ext cx="5940000" cy="4092000"/>
+                    </a:xfrm>
+                    <a:prstGeom prst="rect"/>
+                  </pic:spPr>
+                </pic:pic>
+              </a:graphicData>
+            </a:graphic>
+          </wp:inline>
+        </w:drawing>
       </w:r>
     </w:p>
     <w:p>
       <w:pPr>
-        <w:pStyle w:val="ListParagraph"/>
-        <w:numPr>
-          <w:ilvl w:val="0"/>
-          <w:numId w:val="906"/>
-        </w:numPr>
-        <w:spacing w:after="60"/>
-      </w:pPr>
-      <w:r>
-        <w:t>Challenger round 2: a shadow run of the all-models blend; monotone boosting and the learned-weight scorecard with an expert-anchored variant; an expected-revenue model; network features once agent TINs are available. Officers review the top taxpayers of each list without knowing which model produced them.</w:t>
+        <w:pStyle w:val="Caption"/>
+      </w:pPr>
+      <w:r>
+        <w:t xml:space="preserve">Figure </w:t>
+      </w:r>
+      <w:r>
+        <w:fldChar w:fldCharType="begin"/>
+      </w:r>
+      <w:r>
+        <w:instrText xml:space="preserve"> SEQ Figure \* ARABIC </w:instrText>
+      </w:r>
+      <w:r>
+        <w:fldChar w:fldCharType="separate"/>
+      </w:r>
+      <w:r>
+        <w:t>13</w:t>
+      </w:r>
+      <w:r>
+        <w:fldChar w:fldCharType="end"/>
+      </w:r>
+      <w:r>
+        <w:t>: AUC per check and the hit rate of all checks, Sep 2017 to Mar 2026</w:t>
       </w:r>
     </w:p>
     <w:p>
       <w:pPr>
-        <w:pStyle w:val="ListParagraph"/>
-        <w:numPr>
-          <w:ilvl w:val="0"/>
-          <w:numId w:val="906"/>
-        </w:numPr>
-        <w:spacing w:after="60"/>
-      </w:pPr>
-      <w:r>
-        <w:t>Stage 8: review the top 50 taxpayers with the Risk Officers.</w:t>
+        <w:pStyle w:val="Heading2"/>
+      </w:pPr>
+      <w:r>
+        <w:t>7.5 Three Years of History, Recent Years Counting More (decisions 92 to 94)</w:t>
       </w:r>
     </w:p>
     <w:p>
-      <w:r>
-        <w:br w:type="page"/>
-      </w:r>
-    </w:p>
-    <w:p>
-      <w:pPr>
-        <w:pStyle w:val="Heading1"/>
-      </w:pPr>
-      <w:r>
-        <w:t>Annex A: Decision Register</w:t>
-      </w:r>
-    </w:p>
-    <w:p>
-      <w:pPr>
-        <w:spacing w:after="120"/>
-      </w:pPr>
-      <w:r>
-        <w:t>Every numbered decision in the decision log, with its evidence, as recorded at the time.</w:t>
-      </w:r>
-    </w:p>
-    <w:p>
       <w:pPr>
         <w:pStyle w:val="Caption"/>
       </w:pPr>
@@ -14180,7 +14702,7 @@
         <w:fldChar w:fldCharType="end"/>
       </w:r>
       <w:r>
-        <w:t>: Decision Register</w:t>
+        <w:t>: Weightings Tested</w:t>
       </w:r>
     </w:p>
     <w:tbl>
@@ -14208,6 +14730,1145 @@
         </w:trPr>
         <w:tc>
           <w:tcPr>
+            <w:tcW w:type="dxa" w:w="3442"/>
+            <w:shd w:val="clear" w:color="auto" w:fill="D9E2F3"/>
+          </w:tcPr>
+          <w:p>
+            <w:pPr>
+              <w:spacing w:after="20" w:before="20" w:line="240" w:lineRule="auto"/>
+            </w:pPr>
+            <w:r/>
+            <w:r>
+              <w:rPr>
+                <w:b/>
+                <w:sz w:val="18"/>
+              </w:rPr>
+              <w:t>Option</w:t>
+            </w:r>
+          </w:p>
+        </w:tc>
+        <w:tc>
+          <w:tcPr>
+            <w:tcW w:type="dxa" w:w="3442"/>
+            <w:shd w:val="clear" w:color="auto" w:fill="D9E2F3"/>
+          </w:tcPr>
+          <w:p>
+            <w:pPr>
+              <w:spacing w:after="20" w:before="20" w:line="240" w:lineRule="auto"/>
+            </w:pPr>
+            <w:r/>
+            <w:r>
+              <w:rPr>
+                <w:b/>
+                <w:sz w:val="18"/>
+              </w:rPr>
+              <w:t>AUC per check</w:t>
+            </w:r>
+          </w:p>
+        </w:tc>
+        <w:tc>
+          <w:tcPr>
+            <w:tcW w:type="dxa" w:w="2868"/>
+            <w:shd w:val="clear" w:color="auto" w:fill="D9E2F3"/>
+          </w:tcPr>
+          <w:p>
+            <w:pPr>
+              <w:spacing w:after="20" w:before="20" w:line="240" w:lineRule="auto"/>
+            </w:pPr>
+            <w:r/>
+            <w:r>
+              <w:rPr>
+                <w:b/>
+                <w:sz w:val="18"/>
+              </w:rPr>
+              <w:t>Better than the old rule on</w:t>
+            </w:r>
+          </w:p>
+        </w:tc>
+      </w:tr>
+      <w:tr>
+        <w:tc>
+          <w:tcPr>
+            <w:tcW w:type="dxa" w:w="3442"/>
+          </w:tcPr>
+          <w:p>
+            <w:pPr>
+              <w:spacing w:after="20" w:before="20" w:line="240" w:lineRule="auto"/>
+            </w:pPr>
+            <w:r/>
+            <w:r>
+              <w:rPr>
+                <w:sz w:val="18"/>
+              </w:rPr>
+              <w:t>Old rule: last 2 years, equal</w:t>
+            </w:r>
+          </w:p>
+        </w:tc>
+        <w:tc>
+          <w:tcPr>
+            <w:tcW w:type="dxa" w:w="3442"/>
+          </w:tcPr>
+          <w:p>
+            <w:pPr>
+              <w:spacing w:after="20" w:before="20" w:line="240" w:lineRule="auto"/>
+            </w:pPr>
+            <w:r/>
+            <w:r>
+              <w:rPr>
+                <w:sz w:val="18"/>
+              </w:rPr>
+              <w:t>0.813</w:t>
+            </w:r>
+          </w:p>
+        </w:tc>
+        <w:tc>
+          <w:tcPr>
+            <w:tcW w:type="dxa" w:w="2868"/>
+          </w:tcPr>
+          <w:p>
+            <w:pPr>
+              <w:spacing w:after="20" w:before="20" w:line="240" w:lineRule="auto"/>
+            </w:pPr>
+            <w:r/>
+            <w:r>
+              <w:rPr>
+                <w:sz w:val="18"/>
+              </w:rPr>
+              <w:t>reference (18 dates)</w:t>
+            </w:r>
+          </w:p>
+        </w:tc>
+      </w:tr>
+      <w:tr>
+        <w:tc>
+          <w:tcPr>
+            <w:tcW w:type="dxa" w:w="3442"/>
+          </w:tcPr>
+          <w:p>
+            <w:pPr>
+              <w:spacing w:after="20" w:before="20" w:line="240" w:lineRule="auto"/>
+            </w:pPr>
+            <w:r/>
+            <w:r>
+              <w:rPr>
+                <w:sz w:val="18"/>
+              </w:rPr>
+              <w:t>Last year only</w:t>
+            </w:r>
+          </w:p>
+        </w:tc>
+        <w:tc>
+          <w:tcPr>
+            <w:tcW w:type="dxa" w:w="3442"/>
+          </w:tcPr>
+          <w:p>
+            <w:pPr>
+              <w:spacing w:after="20" w:before="20" w:line="240" w:lineRule="auto"/>
+            </w:pPr>
+            <w:r/>
+            <w:r>
+              <w:rPr>
+                <w:sz w:val="18"/>
+              </w:rPr>
+              <w:t>0.804</w:t>
+            </w:r>
+          </w:p>
+        </w:tc>
+        <w:tc>
+          <w:tcPr>
+            <w:tcW w:type="dxa" w:w="2868"/>
+          </w:tcPr>
+          <w:p>
+            <w:pPr>
+              <w:spacing w:after="20" w:before="20" w:line="240" w:lineRule="auto"/>
+            </w:pPr>
+            <w:r/>
+            <w:r>
+              <w:rPr>
+                <w:sz w:val="18"/>
+              </w:rPr>
+              <w:t>worse on 16 of 18</w:t>
+            </w:r>
+          </w:p>
+        </w:tc>
+      </w:tr>
+      <w:tr>
+        <w:tc>
+          <w:tcPr>
+            <w:tcW w:type="dxa" w:w="3442"/>
+          </w:tcPr>
+          <w:p>
+            <w:pPr>
+              <w:spacing w:after="20" w:before="20" w:line="240" w:lineRule="auto"/>
+            </w:pPr>
+            <w:r/>
+            <w:r>
+              <w:rPr>
+                <w:sz w:val="18"/>
+              </w:rPr>
+              <w:t>3 years: equal / gentle / halving / steep</w:t>
+            </w:r>
+          </w:p>
+        </w:tc>
+        <w:tc>
+          <w:tcPr>
+            <w:tcW w:type="dxa" w:w="3442"/>
+          </w:tcPr>
+          <w:p>
+            <w:pPr>
+              <w:spacing w:after="20" w:before="20" w:line="240" w:lineRule="auto"/>
+            </w:pPr>
+            <w:r/>
+            <w:r>
+              <w:rPr>
+                <w:sz w:val="18"/>
+              </w:rPr>
+              <w:t>0.816 / 0.817 / 0.817 / 0.816</w:t>
+            </w:r>
+          </w:p>
+        </w:tc>
+        <w:tc>
+          <w:tcPr>
+            <w:tcW w:type="dxa" w:w="2868"/>
+          </w:tcPr>
+          <w:p>
+            <w:pPr>
+              <w:spacing w:after="20" w:before="20" w:line="240" w:lineRule="auto"/>
+            </w:pPr>
+            <w:r/>
+            <w:r>
+              <w:rPr>
+                <w:sz w:val="18"/>
+              </w:rPr>
+              <w:t>14 / 16 / 18 / 14 of 18</w:t>
+            </w:r>
+          </w:p>
+        </w:tc>
+      </w:tr>
+      <w:tr>
+        <w:tc>
+          <w:tcPr>
+            <w:tcW w:type="dxa" w:w="3442"/>
+          </w:tcPr>
+          <w:p>
+            <w:pPr>
+              <w:spacing w:after="20" w:before="20" w:line="240" w:lineRule="auto"/>
+            </w:pPr>
+            <w:r/>
+            <w:r>
+              <w:rPr>
+                <w:sz w:val="18"/>
+              </w:rPr>
+              <w:t>5 years: equal / halving / gentle (14 dates)</w:t>
+            </w:r>
+          </w:p>
+        </w:tc>
+        <w:tc>
+          <w:tcPr>
+            <w:tcW w:type="dxa" w:w="3442"/>
+          </w:tcPr>
+          <w:p>
+            <w:pPr>
+              <w:spacing w:after="20" w:before="20" w:line="240" w:lineRule="auto"/>
+            </w:pPr>
+            <w:r/>
+            <w:r>
+              <w:rPr>
+                <w:sz w:val="18"/>
+              </w:rPr>
+              <w:t>0.821 / 0.821 / 0.822 (3 years halving: 0.820)</w:t>
+            </w:r>
+          </w:p>
+        </w:tc>
+        <w:tc>
+          <w:tcPr>
+            <w:tcW w:type="dxa" w:w="2868"/>
+          </w:tcPr>
+          <w:p>
+            <w:pPr>
+              <w:spacing w:after="20" w:before="20" w:line="240" w:lineRule="auto"/>
+            </w:pPr>
+            <w:r/>
+            <w:r>
+              <w:rPr>
+                <w:sz w:val="18"/>
+              </w:rPr>
+              <w:t>13 / 14 / 14 of 14</w:t>
+            </w:r>
+          </w:p>
+        </w:tc>
+      </w:tr>
+    </w:tbl>
+    <w:p>
+      <w:pPr>
+        <w:spacing w:after="40"/>
+      </w:pPr>
+    </w:p>
+    <w:p>
+      <w:pPr>
+        <w:spacing w:after="120"/>
+      </w:pPr>
+      <w:r>
+        <w:t>Adopted: three years weighted 1, 0.5 and 0.25, the only option better on every date. Five years adds nothing measurable and needs heavier queries; equal or gentle weights let old top-ups count too much. Model version 1.0.0-dev5.</w:t>
+      </w:r>
+    </w:p>
+    <w:p>
+      <w:pPr>
+        <w:pStyle w:val="Heading2"/>
+      </w:pPr>
+      <w:r>
+        <w:t>7.6 Track B Evidence and the Blind Review (decisions 86, 89, 95)</w:t>
+      </w:r>
+    </w:p>
+    <w:p>
+      <w:pPr>
+        <w:spacing w:after="120"/>
+      </w:pPr>
+      <w:r>
+        <w:t>Against top-ups, within the taxpayers it is for, Track B ranks checks better than chance and better than Track A on every test date: AUC per check 0.62 for regular traders and 0.57 for small traders, against 0.55 and 0.52 for Track A. Top-ups cannot show undervaluation that was never found, so the decisive test is a blind review: 25 flagged and 25 comparison taxpayers, mixed under codes, judged by officers without knowing which is which.</w:t>
+      </w:r>
+    </w:p>
+    <w:p>
+      <w:r>
+        <w:br w:type="page"/>
+      </w:r>
+    </w:p>
+    <w:p/>
+    <w:p/>
+    <w:p/>
+    <w:p/>
+    <w:p/>
+    <w:p/>
+    <w:p>
+      <w:pPr>
+        <w:pStyle w:val="Heading1"/>
+      </w:pPr>
+      <w:r>
+        <w:t>PART 8: OPEN QUESTIONS AND NEXT STEPS</w:t>
+      </w:r>
+    </w:p>
+    <w:p>
+      <w:pPr>
+        <w:spacing w:after="120"/>
+      </w:pPr>
+      <w:r>
+        <w:t>This part lists what remains to be decided, who must decide it, and the work planned for the next round.</w:t>
+      </w:r>
+    </w:p>
+    <w:p>
+      <w:r>
+        <w:br w:type="page"/>
+      </w:r>
+    </w:p>
+    <w:p>
+      <w:pPr>
+        <w:pStyle w:val="Heading2"/>
+      </w:pPr>
+      <w:r>
+        <w:t>8.1 Open Questions</w:t>
+      </w:r>
+    </w:p>
+    <w:p>
+      <w:pPr>
+        <w:pStyle w:val="Caption"/>
+      </w:pPr>
+      <w:r>
+        <w:t xml:space="preserve">Table </w:t>
+      </w:r>
+      <w:r>
+        <w:fldChar w:fldCharType="begin"/>
+      </w:r>
+      <w:r>
+        <w:instrText xml:space="preserve"> SEQ Table \* ARABIC </w:instrText>
+      </w:r>
+      <w:r>
+        <w:fldChar w:fldCharType="separate"/>
+      </w:r>
+      <w:r>
+        <w:t>27</w:t>
+      </w:r>
+      <w:r>
+        <w:fldChar w:fldCharType="end"/>
+      </w:r>
+      <w:r>
+        <w:t>: Open Questions</w:t>
+      </w:r>
+    </w:p>
+    <w:tbl>
+      <w:tblPr>
+        <w:tblW w:type="auto" w:w="0"/>
+        <w:jc w:val="center"/>
+        <w:tblLook w:firstColumn="1" w:firstRow="1" w:lastColumn="0" w:lastRow="0" w:noHBand="0" w:noVBand="1" w:val="04A0"/>
+        <w:tblBorders>
+          <w:top w:val="single" w:sz="4" w:space="0" w:color="8EAADB"/>
+          <w:left w:val="single" w:sz="4" w:space="0" w:color="8EAADB"/>
+          <w:bottom w:val="single" w:sz="4" w:space="0" w:color="8EAADB"/>
+          <w:right w:val="single" w:sz="4" w:space="0" w:color="8EAADB"/>
+          <w:insideH w:val="single" w:sz="4" w:space="0" w:color="8EAADB"/>
+          <w:insideV w:val="single" w:sz="4" w:space="0" w:color="8EAADB"/>
+        </w:tblBorders>
+      </w:tblPr>
+      <w:tblGrid>
+        <w:gridCol w:w="3251"/>
+        <w:gridCol w:w="3251"/>
+        <w:gridCol w:w="3251"/>
+      </w:tblGrid>
+      <w:tr>
+        <w:trPr>
+          <w:tblHeader w:val="true"/>
+        </w:trPr>
+        <w:tc>
+          <w:tcPr>
+            <w:tcW w:type="dxa" w:w="860"/>
+            <w:shd w:val="clear" w:color="auto" w:fill="D9E2F3"/>
+          </w:tcPr>
+          <w:p>
+            <w:pPr>
+              <w:spacing w:after="20" w:before="20" w:line="240" w:lineRule="auto"/>
+            </w:pPr>
+            <w:r/>
+            <w:r>
+              <w:rPr>
+                <w:b/>
+                <w:sz w:val="18"/>
+              </w:rPr>
+              <w:t>Ref</w:t>
+            </w:r>
+          </w:p>
+        </w:tc>
+        <w:tc>
+          <w:tcPr>
+            <w:tcW w:type="dxa" w:w="5736"/>
+            <w:shd w:val="clear" w:color="auto" w:fill="D9E2F3"/>
+          </w:tcPr>
+          <w:p>
+            <w:pPr>
+              <w:spacing w:after="20" w:before="20" w:line="240" w:lineRule="auto"/>
+            </w:pPr>
+            <w:r/>
+            <w:r>
+              <w:rPr>
+                <w:b/>
+                <w:sz w:val="18"/>
+              </w:rPr>
+              <w:t>Question</w:t>
+            </w:r>
+          </w:p>
+        </w:tc>
+        <w:tc>
+          <w:tcPr>
+            <w:tcW w:type="dxa" w:w="3155"/>
+            <w:shd w:val="clear" w:color="auto" w:fill="D9E2F3"/>
+          </w:tcPr>
+          <w:p>
+            <w:pPr>
+              <w:spacing w:after="20" w:before="20" w:line="240" w:lineRule="auto"/>
+            </w:pPr>
+            <w:r/>
+            <w:r>
+              <w:rPr>
+                <w:b/>
+                <w:sz w:val="18"/>
+              </w:rPr>
+              <w:t>Who decides</w:t>
+            </w:r>
+          </w:p>
+        </w:tc>
+      </w:tr>
+      <w:tr>
+        <w:tc>
+          <w:tcPr>
+            <w:tcW w:type="dxa" w:w="860"/>
+          </w:tcPr>
+          <w:p>
+            <w:pPr>
+              <w:spacing w:after="20" w:before="20" w:line="240" w:lineRule="auto"/>
+            </w:pPr>
+            <w:r/>
+            <w:r>
+              <w:rPr>
+                <w:sz w:val="18"/>
+              </w:rPr>
+              <w:t>OQ-1</w:t>
+            </w:r>
+          </w:p>
+        </w:tc>
+        <w:tc>
+          <w:tcPr>
+            <w:tcW w:type="dxa" w:w="5736"/>
+          </w:tcPr>
+          <w:p>
+            <w:pPr>
+              <w:spacing w:after="20" w:before="20" w:line="240" w:lineRule="auto"/>
+            </w:pPr>
+            <w:r/>
+            <w:r>
+              <w:rPr>
+                <w:sz w:val="18"/>
+              </w:rPr>
+              <w:t>Confirm that the list should maximise what each check finds (hit rate and revenue per check). Ranking big traders first reaches more total revenue only by spending many more checks, each finding less</w:t>
+            </w:r>
+          </w:p>
+        </w:tc>
+        <w:tc>
+          <w:tcPr>
+            <w:tcW w:type="dxa" w:w="3155"/>
+          </w:tcPr>
+          <w:p>
+            <w:pPr>
+              <w:spacing w:after="20" w:before="20" w:line="240" w:lineRule="auto"/>
+            </w:pPr>
+            <w:r/>
+            <w:r>
+              <w:rPr>
+                <w:sz w:val="18"/>
+              </w:rPr>
+              <w:t>Customs Risk Management with Data Science</w:t>
+            </w:r>
+          </w:p>
+        </w:tc>
+      </w:tr>
+      <w:tr>
+        <w:tc>
+          <w:tcPr>
+            <w:tcW w:type="dxa" w:w="860"/>
+          </w:tcPr>
+          <w:p>
+            <w:pPr>
+              <w:spacing w:after="20" w:before="20" w:line="240" w:lineRule="auto"/>
+            </w:pPr>
+            <w:r/>
+            <w:r>
+              <w:rPr>
+                <w:sz w:val="18"/>
+              </w:rPr>
+              <w:t>OQ-2</w:t>
+            </w:r>
+          </w:p>
+        </w:tc>
+        <w:tc>
+          <w:tcPr>
+            <w:tcW w:type="dxa" w:w="5736"/>
+          </w:tcPr>
+          <w:p>
+            <w:pPr>
+              <w:spacing w:after="20" w:before="20" w:line="240" w:lineRule="auto"/>
+            </w:pPr>
+            <w:r/>
+            <w:r>
+              <w:rPr>
+                <w:sz w:val="18"/>
+              </w:rPr>
+              <w:t>Confirm the likelihood and impact ratings, using the learned weights (decision 51) as evidence</w:t>
+            </w:r>
+          </w:p>
+        </w:tc>
+        <w:tc>
+          <w:tcPr>
+            <w:tcW w:type="dxa" w:w="3155"/>
+          </w:tcPr>
+          <w:p>
+            <w:pPr>
+              <w:spacing w:after="20" w:before="20" w:line="240" w:lineRule="auto"/>
+            </w:pPr>
+            <w:r/>
+            <w:r>
+              <w:rPr>
+                <w:sz w:val="18"/>
+              </w:rPr>
+              <w:t>Risk Officers (ratings session)</w:t>
+            </w:r>
+          </w:p>
+        </w:tc>
+      </w:tr>
+      <w:tr>
+        <w:tc>
+          <w:tcPr>
+            <w:tcW w:type="dxa" w:w="860"/>
+          </w:tcPr>
+          <w:p>
+            <w:pPr>
+              <w:spacing w:after="20" w:before="20" w:line="240" w:lineRule="auto"/>
+            </w:pPr>
+            <w:r/>
+            <w:r>
+              <w:rPr>
+                <w:sz w:val="18"/>
+              </w:rPr>
+              <w:t>OQ-3</w:t>
+            </w:r>
+          </w:p>
+        </w:tc>
+        <w:tc>
+          <w:tcPr>
+            <w:tcW w:type="dxa" w:w="5736"/>
+          </w:tcPr>
+          <w:p>
+            <w:pPr>
+              <w:spacing w:after="20" w:before="20" w:line="240" w:lineRule="auto"/>
+            </w:pPr>
+            <w:r/>
+            <w:r>
+              <w:rPr>
+                <w:sz w:val="18"/>
+              </w:rPr>
+              <w:t>PAR_045T maximum at 40% instead of 10%</w:t>
+            </w:r>
+          </w:p>
+        </w:tc>
+        <w:tc>
+          <w:tcPr>
+            <w:tcW w:type="dxa" w:w="3155"/>
+          </w:tcPr>
+          <w:p>
+            <w:pPr>
+              <w:spacing w:after="20" w:before="20" w:line="240" w:lineRule="auto"/>
+            </w:pPr>
+            <w:r/>
+            <w:r>
+              <w:rPr>
+                <w:sz w:val="18"/>
+              </w:rPr>
+              <w:t>Risk Officers</w:t>
+            </w:r>
+          </w:p>
+        </w:tc>
+      </w:tr>
+      <w:tr>
+        <w:tc>
+          <w:tcPr>
+            <w:tcW w:type="dxa" w:w="860"/>
+          </w:tcPr>
+          <w:p>
+            <w:pPr>
+              <w:spacing w:after="20" w:before="20" w:line="240" w:lineRule="auto"/>
+            </w:pPr>
+            <w:r/>
+            <w:r>
+              <w:rPr>
+                <w:sz w:val="18"/>
+              </w:rPr>
+              <w:t>OQ-4</w:t>
+            </w:r>
+          </w:p>
+        </w:tc>
+        <w:tc>
+          <w:tcPr>
+            <w:tcW w:type="dxa" w:w="5736"/>
+          </w:tcPr>
+          <w:p>
+            <w:pPr>
+              <w:spacing w:after="20" w:before="20" w:line="240" w:lineRule="auto"/>
+            </w:pPr>
+            <w:r/>
+            <w:r>
+              <w:rPr>
+                <w:sz w:val="18"/>
+              </w:rPr>
+              <w:t>APC 483 exclusion</w:t>
+            </w:r>
+          </w:p>
+        </w:tc>
+        <w:tc>
+          <w:tcPr>
+            <w:tcW w:type="dxa" w:w="3155"/>
+          </w:tcPr>
+          <w:p>
+            <w:pPr>
+              <w:spacing w:after="20" w:before="20" w:line="240" w:lineRule="auto"/>
+            </w:pPr>
+            <w:r/>
+            <w:r>
+              <w:rPr>
+                <w:sz w:val="18"/>
+              </w:rPr>
+              <w:t>Risk Officers</w:t>
+            </w:r>
+          </w:p>
+        </w:tc>
+      </w:tr>
+      <w:tr>
+        <w:tc>
+          <w:tcPr>
+            <w:tcW w:type="dxa" w:w="860"/>
+          </w:tcPr>
+          <w:p>
+            <w:pPr>
+              <w:spacing w:after="20" w:before="20" w:line="240" w:lineRule="auto"/>
+            </w:pPr>
+            <w:r/>
+            <w:r>
+              <w:rPr>
+                <w:sz w:val="18"/>
+              </w:rPr>
+              <w:t>OQ-5</w:t>
+            </w:r>
+          </w:p>
+        </w:tc>
+        <w:tc>
+          <w:tcPr>
+            <w:tcW w:type="dxa" w:w="5736"/>
+          </w:tcPr>
+          <w:p>
+            <w:pPr>
+              <w:spacing w:after="20" w:before="20" w:line="240" w:lineRule="auto"/>
+            </w:pPr>
+            <w:r/>
+            <w:r>
+              <w:rPr>
+                <w:sz w:val="18"/>
+              </w:rPr>
+              <w:t>What changed around March 2024: the hit rate of all checks fell from 11-13% to 7% and has stayed there (Part 7.4)</w:t>
+            </w:r>
+          </w:p>
+        </w:tc>
+        <w:tc>
+          <w:tcPr>
+            <w:tcW w:type="dxa" w:w="3155"/>
+          </w:tcPr>
+          <w:p>
+            <w:pPr>
+              <w:spacing w:after="20" w:before="20" w:line="240" w:lineRule="auto"/>
+            </w:pPr>
+            <w:r/>
+            <w:r>
+              <w:rPr>
+                <w:sz w:val="18"/>
+              </w:rPr>
+              <w:t>Risk Officers</w:t>
+            </w:r>
+          </w:p>
+        </w:tc>
+      </w:tr>
+      <w:tr>
+        <w:tc>
+          <w:tcPr>
+            <w:tcW w:type="dxa" w:w="860"/>
+          </w:tcPr>
+          <w:p>
+            <w:pPr>
+              <w:spacing w:after="20" w:before="20" w:line="240" w:lineRule="auto"/>
+            </w:pPr>
+            <w:r/>
+            <w:r>
+              <w:rPr>
+                <w:sz w:val="18"/>
+              </w:rPr>
+              <w:t>OQ-6</w:t>
+            </w:r>
+          </w:p>
+        </w:tc>
+        <w:tc>
+          <w:tcPr>
+            <w:tcW w:type="dxa" w:w="5736"/>
+          </w:tcPr>
+          <w:p>
+            <w:pPr>
+              <w:spacing w:after="20" w:before="20" w:line="240" w:lineRule="auto"/>
+            </w:pPr>
+            <w:r/>
+            <w:r>
+              <w:rPr>
+                <w:sz w:val="18"/>
+              </w:rPr>
+              <w:t>Band cut-offs, including the VERY HIGH dip, against inspection capacity (Stage 7)</w:t>
+            </w:r>
+          </w:p>
+        </w:tc>
+        <w:tc>
+          <w:tcPr>
+            <w:tcW w:type="dxa" w:w="3155"/>
+          </w:tcPr>
+          <w:p>
+            <w:pPr>
+              <w:spacing w:after="20" w:before="20" w:line="240" w:lineRule="auto"/>
+            </w:pPr>
+            <w:r/>
+            <w:r>
+              <w:rPr>
+                <w:sz w:val="18"/>
+              </w:rPr>
+              <w:t>Data Science with NTC</w:t>
+            </w:r>
+          </w:p>
+        </w:tc>
+      </w:tr>
+      <w:tr>
+        <w:tc>
+          <w:tcPr>
+            <w:tcW w:type="dxa" w:w="860"/>
+          </w:tcPr>
+          <w:p>
+            <w:pPr>
+              <w:spacing w:after="20" w:before="20" w:line="240" w:lineRule="auto"/>
+            </w:pPr>
+            <w:r/>
+            <w:r>
+              <w:rPr>
+                <w:sz w:val="18"/>
+              </w:rPr>
+              <w:t>OQ-7</w:t>
+            </w:r>
+          </w:p>
+        </w:tc>
+        <w:tc>
+          <w:tcPr>
+            <w:tcW w:type="dxa" w:w="5736"/>
+          </w:tcPr>
+          <w:p>
+            <w:pPr>
+              <w:spacing w:after="20" w:before="20" w:line="240" w:lineRule="auto"/>
+            </w:pPr>
+            <w:r/>
+            <w:r>
+              <w:rPr>
+                <w:sz w:val="18"/>
+              </w:rPr>
+              <w:t>Does the selectivity system keep a random inspection share, and are post-clearance audit results available? Either would give an unbiased test set</w:t>
+            </w:r>
+          </w:p>
+        </w:tc>
+        <w:tc>
+          <w:tcPr>
+            <w:tcW w:type="dxa" w:w="3155"/>
+          </w:tcPr>
+          <w:p>
+            <w:pPr>
+              <w:spacing w:after="20" w:before="20" w:line="240" w:lineRule="auto"/>
+            </w:pPr>
+            <w:r/>
+            <w:r>
+              <w:rPr>
+                <w:sz w:val="18"/>
+              </w:rPr>
+              <w:t>Customs Risk Management</w:t>
+            </w:r>
+          </w:p>
+        </w:tc>
+      </w:tr>
+      <w:tr>
+        <w:tc>
+          <w:tcPr>
+            <w:tcW w:type="dxa" w:w="860"/>
+          </w:tcPr>
+          <w:p>
+            <w:pPr>
+              <w:spacing w:after="20" w:before="20" w:line="240" w:lineRule="auto"/>
+            </w:pPr>
+            <w:r/>
+            <w:r>
+              <w:rPr>
+                <w:sz w:val="18"/>
+              </w:rPr>
+              <w:t>OQ-8</w:t>
+            </w:r>
+          </w:p>
+        </w:tc>
+        <w:tc>
+          <w:tcPr>
+            <w:tcW w:type="dxa" w:w="5736"/>
+          </w:tcPr>
+          <w:p>
+            <w:pPr>
+              <w:spacing w:after="20" w:before="20" w:line="240" w:lineRule="auto"/>
+            </w:pPr>
+            <w:r/>
+            <w:r>
+              <w:rPr>
+                <w:sz w:val="18"/>
+              </w:rPr>
+              <w:t>Inspection capacity: how many taxpayers can officers act on from each list (sets the line for the bands and the Risky Behaviour Flag)</w:t>
+            </w:r>
+          </w:p>
+        </w:tc>
+        <w:tc>
+          <w:tcPr>
+            <w:tcW w:type="dxa" w:w="3155"/>
+          </w:tcPr>
+          <w:p>
+            <w:pPr>
+              <w:spacing w:after="20" w:before="20" w:line="240" w:lineRule="auto"/>
+            </w:pPr>
+            <w:r/>
+            <w:r>
+              <w:rPr>
+                <w:sz w:val="18"/>
+              </w:rPr>
+              <w:t>Risk Officers</w:t>
+            </w:r>
+          </w:p>
+        </w:tc>
+      </w:tr>
+      <w:tr>
+        <w:tc>
+          <w:tcPr>
+            <w:tcW w:type="dxa" w:w="860"/>
+          </w:tcPr>
+          <w:p>
+            <w:pPr>
+              <w:spacing w:after="20" w:before="20" w:line="240" w:lineRule="auto"/>
+            </w:pPr>
+            <w:r/>
+            <w:r>
+              <w:rPr>
+                <w:sz w:val="18"/>
+              </w:rPr>
+              <w:t>OQ-9</w:t>
+            </w:r>
+          </w:p>
+        </w:tc>
+        <w:tc>
+          <w:tcPr>
+            <w:tcW w:type="dxa" w:w="5736"/>
+          </w:tcPr>
+          <w:p>
+            <w:pPr>
+              <w:spacing w:after="20" w:before="20" w:line="240" w:lineRule="auto"/>
+            </w:pPr>
+            <w:r/>
+            <w:r>
+              <w:rPr>
+                <w:sz w:val="18"/>
+              </w:rPr>
+              <w:t>Blind review verdicts on the 50 coded taxpayers (proves or disproves Track B)</w:t>
+            </w:r>
+          </w:p>
+        </w:tc>
+        <w:tc>
+          <w:tcPr>
+            <w:tcW w:type="dxa" w:w="3155"/>
+          </w:tcPr>
+          <w:p>
+            <w:pPr>
+              <w:spacing w:after="20" w:before="20" w:line="240" w:lineRule="auto"/>
+            </w:pPr>
+            <w:r/>
+            <w:r>
+              <w:rPr>
+                <w:sz w:val="18"/>
+              </w:rPr>
+              <w:t>Risk Officers</w:t>
+            </w:r>
+          </w:p>
+        </w:tc>
+      </w:tr>
+      <w:tr>
+        <w:tc>
+          <w:tcPr>
+            <w:tcW w:type="dxa" w:w="860"/>
+          </w:tcPr>
+          <w:p>
+            <w:pPr>
+              <w:spacing w:after="20" w:before="20" w:line="240" w:lineRule="auto"/>
+            </w:pPr>
+            <w:r/>
+            <w:r>
+              <w:rPr>
+                <w:sz w:val="18"/>
+              </w:rPr>
+              <w:t>OQ-10</w:t>
+            </w:r>
+          </w:p>
+        </w:tc>
+        <w:tc>
+          <w:tcPr>
+            <w:tcW w:type="dxa" w:w="5736"/>
+          </w:tcPr>
+          <w:p>
+            <w:pPr>
+              <w:spacing w:after="20" w:before="20" w:line="240" w:lineRule="auto"/>
+            </w:pPr>
+            <w:r/>
+            <w:r>
+              <w:rPr>
+                <w:sz w:val="18"/>
+              </w:rPr>
+              <w:t>What the S-series entry numbers are (the same goods often appear on an S- and a C-series entry)</w:t>
+            </w:r>
+          </w:p>
+        </w:tc>
+        <w:tc>
+          <w:tcPr>
+            <w:tcW w:type="dxa" w:w="3155"/>
+          </w:tcPr>
+          <w:p>
+            <w:pPr>
+              <w:spacing w:after="20" w:before="20" w:line="240" w:lineRule="auto"/>
+            </w:pPr>
+            <w:r/>
+            <w:r>
+              <w:rPr>
+                <w:sz w:val="18"/>
+              </w:rPr>
+              <w:t>Data Engineering or Risk Officers</w:t>
+            </w:r>
+          </w:p>
+        </w:tc>
+      </w:tr>
+    </w:tbl>
+    <w:p>
+      <w:pPr>
+        <w:spacing w:after="40"/>
+      </w:pPr>
+    </w:p>
+    <w:p>
+      <w:pPr>
+        <w:pStyle w:val="Heading2"/>
+      </w:pPr>
+      <w:r>
+        <w:t>8.2 Next Steps</w:t>
+      </w:r>
+    </w:p>
+    <w:p>
+      <w:pPr>
+        <w:pStyle w:val="ListParagraph"/>
+        <w:numPr>
+          <w:ilvl w:val="0"/>
+          <w:numId w:val="906"/>
+        </w:numPr>
+        <w:spacing w:after="60"/>
+      </w:pPr>
+      <w:r>
+        <w:t>Score the blind review verdicts and decide whether Track B goes live as a list for officers.</w:t>
+      </w:r>
+    </w:p>
+    <w:p>
+      <w:pPr>
+        <w:pStyle w:val="ListParagraph"/>
+        <w:numPr>
+          <w:ilvl w:val="0"/>
+          <w:numId w:val="906"/>
+        </w:numPr>
+        <w:spacing w:after="60"/>
+      </w:pPr>
+      <w:r>
+        <w:t>Pull full extracts for older dates (September 2019 to September 2022) to test Track B over more years.</w:t>
+      </w:r>
+    </w:p>
+    <w:p>
+      <w:pPr>
+        <w:pStyle w:val="ListParagraph"/>
+        <w:numPr>
+          <w:ilvl w:val="0"/>
+          <w:numId w:val="906"/>
+        </w:numPr>
+        <w:spacing w:after="60"/>
+      </w:pPr>
+      <w:r>
+        <w:t>Re-run the seven extracts with the version 2 query and score PAR_067 and PAR_053 once tested (Stage 4 method).</w:t>
+      </w:r>
+    </w:p>
+    <w:p>
+      <w:pPr>
+        <w:pStyle w:val="ListParagraph"/>
+        <w:numPr>
+          <w:ilvl w:val="0"/>
+          <w:numId w:val="906"/>
+        </w:numPr>
+        <w:spacing w:after="60"/>
+      </w:pPr>
+      <w:r>
+        <w:t>Stage 7: set band cut-offs against the score distribution, the VERY HIGH dip and capacity.</w:t>
+      </w:r>
+    </w:p>
+    <w:p>
+      <w:pPr>
+        <w:pStyle w:val="ListParagraph"/>
+        <w:numPr>
+          <w:ilvl w:val="0"/>
+          <w:numId w:val="906"/>
+        </w:numPr>
+        <w:spacing w:after="60"/>
+      </w:pPr>
+      <w:r>
+        <w:t>Challenger round 2: a shadow run of the all-models blend; monotone boosting and the learned-weight scorecard with an expert-anchored variant; an expected-revenue model; network features once agent TINs are available. Officers review the top taxpayers of each list without knowing which model produced them.</w:t>
+      </w:r>
+    </w:p>
+    <w:p>
+      <w:pPr>
+        <w:pStyle w:val="ListParagraph"/>
+        <w:numPr>
+          <w:ilvl w:val="0"/>
+          <w:numId w:val="906"/>
+        </w:numPr>
+        <w:spacing w:after="60"/>
+      </w:pPr>
+      <w:r>
+        <w:t>Stage 8: review the top 50 taxpayers with the Risk Officers.</w:t>
+      </w:r>
+    </w:p>
+    <w:p>
+      <w:r>
+        <w:br w:type="page"/>
+      </w:r>
+    </w:p>
+    <w:p>
+      <w:pPr>
+        <w:pStyle w:val="Heading1"/>
+      </w:pPr>
+      <w:r>
+        <w:t>Annex A: Decision Register</w:t>
+      </w:r>
+    </w:p>
+    <w:p>
+      <w:pPr>
+        <w:spacing w:after="120"/>
+      </w:pPr>
+      <w:r>
+        <w:t>Every numbered decision in the decision log, with its evidence, as recorded at the time.</w:t>
+      </w:r>
+    </w:p>
+    <w:p>
+      <w:pPr>
+        <w:pStyle w:val="Caption"/>
+      </w:pPr>
+      <w:r>
+        <w:t xml:space="preserve">Table </w:t>
+      </w:r>
+      <w:r>
+        <w:fldChar w:fldCharType="begin"/>
+      </w:r>
+      <w:r>
+        <w:instrText xml:space="preserve"> SEQ Table \* ARABIC </w:instrText>
+      </w:r>
+      <w:r>
+        <w:fldChar w:fldCharType="separate"/>
+      </w:r>
+      <w:r>
+        <w:t>28</w:t>
+      </w:r>
+      <w:r>
+        <w:fldChar w:fldCharType="end"/>
+      </w:r>
+      <w:r>
+        <w:t>: Decision Register</w:t>
+      </w:r>
+    </w:p>
+    <w:tbl>
+      <w:tblPr>
+        <w:tblW w:type="auto" w:w="0"/>
+        <w:jc w:val="center"/>
+        <w:tblLook w:firstColumn="1" w:firstRow="1" w:lastColumn="0" w:lastRow="0" w:noHBand="0" w:noVBand="1" w:val="04A0"/>
+        <w:tblBorders>
+          <w:top w:val="single" w:sz="4" w:space="0" w:color="8EAADB"/>
+          <w:left w:val="single" w:sz="4" w:space="0" w:color="8EAADB"/>
+          <w:bottom w:val="single" w:sz="4" w:space="0" w:color="8EAADB"/>
+          <w:right w:val="single" w:sz="4" w:space="0" w:color="8EAADB"/>
+          <w:insideH w:val="single" w:sz="4" w:space="0" w:color="8EAADB"/>
+          <w:insideV w:val="single" w:sz="4" w:space="0" w:color="8EAADB"/>
+        </w:tblBorders>
+      </w:tblPr>
+      <w:tblGrid>
+        <w:gridCol w:w="3251"/>
+        <w:gridCol w:w="3251"/>
+        <w:gridCol w:w="3251"/>
+      </w:tblGrid>
+      <w:tr>
+        <w:trPr>
+          <w:tblHeader w:val="true"/>
+        </w:trPr>
+        <w:tc>
+          <w:tcPr>
             <w:tcW w:type="dxa" w:w="574"/>
             <w:shd w:val="clear" w:color="auto" w:fill="D9E2F3"/>
           </w:tcPr>
@@ -17201,6 +18862,2970 @@
                 <w:sz w:val="16"/>
               </w:rPr>
               <w:t>Data Science's instruction, for the GitHub repository. Model logic unchanged (26 automatic tests pass; same scores and fingerprint)</w:t>
+            </w:r>
+          </w:p>
+        </w:tc>
+      </w:tr>
+      <w:tr>
+        <w:tc>
+          <w:tcPr>
+            <w:tcW w:type="dxa" w:w="574"/>
+          </w:tcPr>
+          <w:p>
+            <w:pPr>
+              <w:spacing w:after="20" w:before="20" w:line="240" w:lineRule="auto"/>
+            </w:pPr>
+            <w:r/>
+            <w:r>
+              <w:rPr>
+                <w:sz w:val="16"/>
+              </w:rPr>
+              <w:t>56</w:t>
+            </w:r>
+          </w:p>
+        </w:tc>
+        <w:tc>
+          <w:tcPr>
+            <w:tcW w:type="dxa" w:w="4302"/>
+          </w:tcPr>
+          <w:p>
+            <w:pPr>
+              <w:spacing w:after="20" w:before="20" w:line="240" w:lineRule="auto"/>
+            </w:pPr>
+            <w:r/>
+            <w:r>
+              <w:rPr>
+                <w:sz w:val="16"/>
+              </w:rPr>
+              <w:t xml:space="preserve">"Revenue in the top 5%" is only read together with </w:t>
+            </w:r>
+            <w:r>
+              <w:rPr>
+                <w:b/>
+                <w:sz w:val="16"/>
+              </w:rPr>
+              <w:t>revenue per check</w:t>
+            </w:r>
+            <w:r>
+              <w:rPr>
+                <w:sz w:val="16"/>
+              </w:rPr>
+              <w:t xml:space="preserve"> (top-up money found divided by the checks it took). A high revenue share on its own shows size, not targeting. Decisions 50 and 54 are read with this: the Scope and Design candidates and their blends reach more top-up money only through many more checks on big importers</w:t>
+            </w:r>
+          </w:p>
+        </w:tc>
+        <w:tc>
+          <w:tcPr>
+            <w:tcW w:type="dxa" w:w="4876"/>
+          </w:tcPr>
+          <w:p>
+            <w:pPr>
+              <w:spacing w:after="20" w:before="20" w:line="240" w:lineRule="auto"/>
+            </w:pPr>
+            <w:r/>
+            <w:r>
+              <w:rPr>
+                <w:sz w:val="16"/>
+              </w:rPr>
+              <w:t>New reference "Largest importers" (rank on customs value, no risk information): 53% of revenue, lift 0.52, UGX 0.17 million per check. Scorecard: 45%, UGX 1.18 million per check. Gaussian mixture: 57% but 97,543 checks in its top 5% (more than half of all checks), UGX 0.25 million per check. Mar 2026: total top-up money UGX 28.2 billion; the top 1% of taxpayers by later top-ups hold 90% of it</w:t>
+            </w:r>
+          </w:p>
+        </w:tc>
+      </w:tr>
+      <w:tr>
+        <w:tc>
+          <w:tcPr>
+            <w:tcW w:type="dxa" w:w="574"/>
+          </w:tcPr>
+          <w:p>
+            <w:pPr>
+              <w:spacing w:after="20" w:before="20" w:line="240" w:lineRule="auto"/>
+            </w:pPr>
+            <w:r/>
+            <w:r>
+              <w:rPr>
+                <w:sz w:val="16"/>
+              </w:rPr>
+              <w:t>57</w:t>
+            </w:r>
+          </w:p>
+        </w:tc>
+        <w:tc>
+          <w:tcPr>
+            <w:tcW w:type="dxa" w:w="4302"/>
+          </w:tcPr>
+          <w:p>
+            <w:pPr>
+              <w:spacing w:after="20" w:before="20" w:line="240" w:lineRule="auto"/>
+            </w:pPr>
+            <w:r/>
+            <w:r>
+              <w:rPr>
+                <w:sz w:val="16"/>
+              </w:rPr>
+              <w:t>A snapshot whose full query will not finish in Hue is pulled as four smaller queries (</w:t>
+            </w:r>
+            <w:r>
+              <w:rPr>
+                <w:rFonts w:ascii="Consolas" w:hAnsi="Consolas"/>
+                <w:sz w:val="16"/>
+              </w:rPr>
+              <w:t>python main.py sql --split &lt;date&gt;</w:t>
+            </w:r>
+            <w:r>
+              <w:rPr>
+                <w:sz w:val="16"/>
+              </w:rPr>
+              <w:t xml:space="preserve">: core, items, own_duty, split_new) and glued back with </w:t>
+            </w:r>
+            <w:r>
+              <w:rPr>
+                <w:rFonts w:ascii="Consolas" w:hAnsi="Consolas"/>
+                <w:sz w:val="16"/>
+              </w:rPr>
+              <w:t>python main.py merge</w:t>
+            </w:r>
+            <w:r>
+              <w:rPr>
+                <w:sz w:val="16"/>
+              </w:rPr>
+              <w:t>. The parts are cut by code out of the one template, so the SQL and the result are the same as the full query</w:t>
+            </w:r>
+          </w:p>
+        </w:tc>
+        <w:tc>
+          <w:tcPr>
+            <w:tcW w:type="dxa" w:w="4876"/>
+          </w:tcPr>
+          <w:p>
+            <w:pPr>
+              <w:spacing w:after="20" w:before="20" w:line="240" w:lineRule="auto"/>
+            </w:pPr>
+            <w:r/>
+            <w:r>
+              <w:rPr>
+                <w:sz w:val="16"/>
+              </w:rPr>
+              <w:t>Full query ran 35+ minutes without finishing for 31 Mar 2025 and 30 Sep 2025; the other five finished. Spark rebuilds the cleaned item table for every reference to it, about a dozen times in the full query and a few times in each part. Checks: the three parts parse against the view and give the full query's 57 columns exactly once; an automatic test cuts an extract into parts and merges it back unchanged (28 tests pass)</w:t>
+            </w:r>
+          </w:p>
+        </w:tc>
+      </w:tr>
+      <w:tr>
+        <w:tc>
+          <w:tcPr>
+            <w:tcW w:type="dxa" w:w="574"/>
+          </w:tcPr>
+          <w:p>
+            <w:pPr>
+              <w:spacing w:after="20" w:before="20" w:line="240" w:lineRule="auto"/>
+            </w:pPr>
+            <w:r/>
+            <w:r>
+              <w:rPr>
+                <w:sz w:val="16"/>
+              </w:rPr>
+              <w:t>58</w:t>
+            </w:r>
+          </w:p>
+        </w:tc>
+        <w:tc>
+          <w:tcPr>
+            <w:tcW w:type="dxa" w:w="4302"/>
+          </w:tcPr>
+          <w:p>
+            <w:pPr>
+              <w:spacing w:after="20" w:before="20" w:line="240" w:lineRule="auto"/>
+            </w:pPr>
+            <w:r/>
+            <w:r>
+              <w:rPr>
+                <w:sz w:val="16"/>
+              </w:rPr>
+              <w:t>The item scan reads only the 24 view columns the model uses, not all 46</w:t>
+            </w:r>
+          </w:p>
+        </w:tc>
+        <w:tc>
+          <w:tcPr>
+            <w:tcW w:type="dxa" w:w="4876"/>
+          </w:tcPr>
+          <w:p>
+            <w:pPr>
+              <w:spacing w:after="20" w:before="20" w:line="240" w:lineRule="auto"/>
+            </w:pPr>
+            <w:r/>
+            <w:r>
+              <w:rPr>
+                <w:sz w:val="16"/>
+              </w:rPr>
+              <w:t>First split run (three parts) lost its Hue connection after 30 minutes ("'NoneType' object has no attribute 'settimeout'") on 5 of 6 queries. Narrower rows mean less data moved in every shuffle. Results are unchanged: the dropped columns were never used (the full query and every part still parse and give the same 57 columns)</w:t>
+            </w:r>
+          </w:p>
+        </w:tc>
+      </w:tr>
+      <w:tr>
+        <w:tc>
+          <w:tcPr>
+            <w:tcW w:type="dxa" w:w="574"/>
+          </w:tcPr>
+          <w:p>
+            <w:pPr>
+              <w:spacing w:after="20" w:before="20" w:line="240" w:lineRule="auto"/>
+            </w:pPr>
+            <w:r/>
+            <w:r>
+              <w:rPr>
+                <w:sz w:val="16"/>
+              </w:rPr>
+              <w:t>59</w:t>
+            </w:r>
+          </w:p>
+        </w:tc>
+        <w:tc>
+          <w:tcPr>
+            <w:tcW w:type="dxa" w:w="4302"/>
+          </w:tcPr>
+          <w:p>
+            <w:pPr>
+              <w:spacing w:after="20" w:before="20" w:line="240" w:lineRule="auto"/>
+            </w:pPr>
+            <w:r/>
+            <w:r>
+              <w:rPr>
+                <w:sz w:val="16"/>
+              </w:rPr>
+              <w:t>The scorecard alone does not uncover new risk: every taxpayer in its top 5% (Mar 2026) already had a top-up in history. Taxpayers with no top-up history (69%) gave 9% of later hits and 10% of later top-up money; within them the scorecard is barely better than random (lift 1.34)</w:t>
+            </w:r>
+          </w:p>
+        </w:tc>
+        <w:tc>
+          <w:tcPr>
+            <w:tcW w:type="dxa" w:w="4876"/>
+          </w:tcPr>
+          <w:p>
+            <w:pPr>
+              <w:spacing w:after="20" w:before="20" w:line="240" w:lineRule="auto"/>
+            </w:pPr>
+            <w:r/>
+            <w:r>
+              <w:rPr>
+                <w:sz w:val="16"/>
+              </w:rPr>
+              <w:t>Mar 2026 snapshot. Within the no-history group, amendments alone reach lift 2.1 and PAR_076 shortfall 1.87, so behaviour signals can find first-time cases</w:t>
+            </w:r>
+          </w:p>
+        </w:tc>
+      </w:tr>
+      <w:tr>
+        <w:tc>
+          <w:tcPr>
+            <w:tcW w:type="dxa" w:w="574"/>
+          </w:tcPr>
+          <w:p>
+            <w:pPr>
+              <w:spacing w:after="20" w:before="20" w:line="240" w:lineRule="auto"/>
+            </w:pPr>
+            <w:r/>
+            <w:r>
+              <w:rPr>
+                <w:sz w:val="16"/>
+              </w:rPr>
+              <w:t>60</w:t>
+            </w:r>
+          </w:p>
+        </w:tc>
+        <w:tc>
+          <w:tcPr>
+            <w:tcW w:type="dxa" w:w="4302"/>
+          </w:tcPr>
+          <w:p>
+            <w:pPr>
+              <w:spacing w:after="20" w:before="20" w:line="240" w:lineRule="auto"/>
+            </w:pPr>
+            <w:r/>
+            <w:r>
+              <w:rPr>
+                <w:sz w:val="16"/>
+              </w:rPr>
+              <w:t>Two tracks. Track A (known risk) = the current scorecard. Track B (discovery) = behaviour only, no top-up history: prices, classification, quantity, origin and preference, exemptions, amendments, splitting, trading pattern. Track B is judged by discovery lift (lift among taxpayers with no prior top-up) and by Risk Officers' review of its list with entry-level evidence</w:t>
+            </w:r>
+          </w:p>
+        </w:tc>
+        <w:tc>
+          <w:tcPr>
+            <w:tcW w:type="dxa" w:w="4876"/>
+          </w:tcPr>
+          <w:p>
+            <w:pPr>
+              <w:spacing w:after="20" w:before="20" w:line="240" w:lineRule="auto"/>
+            </w:pPr>
+            <w:r/>
+            <w:r>
+              <w:rPr>
+                <w:sz w:val="16"/>
+              </w:rPr>
+              <w:t>Data Science's direction: an honest, objective, dynamic risk profile that follows the taxpayer and uncovers those spared by the current process</w:t>
+            </w:r>
+          </w:p>
+        </w:tc>
+      </w:tr>
+      <w:tr>
+        <w:tc>
+          <w:tcPr>
+            <w:tcW w:type="dxa" w:w="574"/>
+          </w:tcPr>
+          <w:p>
+            <w:pPr>
+              <w:spacing w:after="20" w:before="20" w:line="240" w:lineRule="auto"/>
+            </w:pPr>
+            <w:r/>
+            <w:r>
+              <w:rPr>
+                <w:sz w:val="16"/>
+              </w:rPr>
+              <w:t>61</w:t>
+            </w:r>
+          </w:p>
+        </w:tc>
+        <w:tc>
+          <w:tcPr>
+            <w:tcW w:type="dxa" w:w="4302"/>
+          </w:tcPr>
+          <w:p>
+            <w:pPr>
+              <w:spacing w:after="20" w:before="20" w:line="240" w:lineRule="auto"/>
+            </w:pPr>
+            <w:r/>
+            <w:r>
+              <w:rPr>
+                <w:sz w:val="16"/>
+              </w:rPr>
+              <w:t>APC 483 excluded from the features</w:t>
+            </w:r>
+          </w:p>
+        </w:tc>
+        <w:tc>
+          <w:tcPr>
+            <w:tcW w:type="dxa" w:w="4876"/>
+          </w:tcPr>
+          <w:p>
+            <w:pPr>
+              <w:spacing w:after="20" w:before="20" w:line="240" w:lineRule="auto"/>
+            </w:pPr>
+            <w:r/>
+            <w:r>
+              <w:rPr>
+                <w:sz w:val="16"/>
+              </w:rPr>
+              <w:t>Confirmed by Data Science (open question closed)</w:t>
+            </w:r>
+          </w:p>
+        </w:tc>
+      </w:tr>
+      <w:tr>
+        <w:tc>
+          <w:tcPr>
+            <w:tcW w:type="dxa" w:w="574"/>
+          </w:tcPr>
+          <w:p>
+            <w:pPr>
+              <w:spacing w:after="20" w:before="20" w:line="240" w:lineRule="auto"/>
+            </w:pPr>
+            <w:r/>
+            <w:r>
+              <w:rPr>
+                <w:sz w:val="16"/>
+              </w:rPr>
+              <w:t>62</w:t>
+            </w:r>
+          </w:p>
+        </w:tc>
+        <w:tc>
+          <w:tcPr>
+            <w:tcW w:type="dxa" w:w="4302"/>
+          </w:tcPr>
+          <w:p>
+            <w:pPr>
+              <w:spacing w:after="20" w:before="20" w:line="240" w:lineRule="auto"/>
+            </w:pPr>
+            <w:r/>
+            <w:r>
+              <w:rPr>
+                <w:sz w:val="16"/>
+              </w:rPr>
+              <w:t>Taxpayers with fewer than 10 declarations get their own list, ranked among themselves</w:t>
+            </w:r>
+          </w:p>
+        </w:tc>
+        <w:tc>
+          <w:tcPr>
+            <w:tcW w:type="dxa" w:w="4876"/>
+          </w:tcPr>
+          <w:p>
+            <w:pPr>
+              <w:spacing w:after="20" w:before="20" w:line="240" w:lineRule="auto"/>
+            </w:pPr>
+            <w:r/>
+            <w:r>
+              <w:rPr>
+                <w:sz w:val="16"/>
+              </w:rPr>
+              <w:t>Data Science's direction</w:t>
+            </w:r>
+          </w:p>
+        </w:tc>
+      </w:tr>
+      <w:tr>
+        <w:tc>
+          <w:tcPr>
+            <w:tcW w:type="dxa" w:w="574"/>
+          </w:tcPr>
+          <w:p>
+            <w:pPr>
+              <w:spacing w:after="20" w:before="20" w:line="240" w:lineRule="auto"/>
+            </w:pPr>
+            <w:r/>
+            <w:r>
+              <w:rPr>
+                <w:sz w:val="16"/>
+              </w:rPr>
+              <w:t>63</w:t>
+            </w:r>
+          </w:p>
+        </w:tc>
+        <w:tc>
+          <w:tcPr>
+            <w:tcW w:type="dxa" w:w="4302"/>
+          </w:tcPr>
+          <w:p>
+            <w:pPr>
+              <w:spacing w:after="20" w:before="20" w:line="240" w:lineRule="auto"/>
+            </w:pPr>
+            <w:r/>
+            <w:r>
+              <w:rPr>
+                <w:sz w:val="16"/>
+              </w:rPr>
+              <w:t>Success measures follow the officers' selectivity measures, in their order: compliance over time, additional revenue, accuracy of checks, facilitation (speed and volume)</w:t>
+            </w:r>
+          </w:p>
+        </w:tc>
+        <w:tc>
+          <w:tcPr>
+            <w:tcW w:type="dxa" w:w="4876"/>
+          </w:tcPr>
+          <w:p>
+            <w:pPr>
+              <w:spacing w:after="20" w:before="20" w:line="240" w:lineRule="auto"/>
+            </w:pPr>
+            <w:r/>
+            <w:r>
+              <w:rPr>
+                <w:sz w:val="16"/>
+              </w:rPr>
+              <w:t>Officers' stated precedence; taxpayer-level equivalents defined in the model guide</w:t>
+            </w:r>
+          </w:p>
+        </w:tc>
+      </w:tr>
+      <w:tr>
+        <w:tc>
+          <w:tcPr>
+            <w:tcW w:type="dxa" w:w="574"/>
+          </w:tcPr>
+          <w:p>
+            <w:pPr>
+              <w:spacing w:after="20" w:before="20" w:line="240" w:lineRule="auto"/>
+            </w:pPr>
+            <w:r/>
+            <w:r>
+              <w:rPr>
+                <w:sz w:val="16"/>
+              </w:rPr>
+              <w:t>64</w:t>
+            </w:r>
+          </w:p>
+        </w:tc>
+        <w:tc>
+          <w:tcPr>
+            <w:tcW w:type="dxa" w:w="4302"/>
+          </w:tcPr>
+          <w:p>
+            <w:pPr>
+              <w:spacing w:after="20" w:before="20" w:line="240" w:lineRule="auto"/>
+            </w:pPr>
+            <w:r/>
+            <w:r>
+              <w:rPr>
+                <w:sz w:val="16"/>
+              </w:rPr>
+              <w:t>Output stays the Excel workbook; stable sheet and column names so a BI dashboard can read it in production. The random-check slice is considered in User Acceptance Testing</w:t>
+            </w:r>
+          </w:p>
+        </w:tc>
+        <w:tc>
+          <w:tcPr>
+            <w:tcW w:type="dxa" w:w="4876"/>
+          </w:tcPr>
+          <w:p>
+            <w:pPr>
+              <w:spacing w:after="20" w:before="20" w:line="240" w:lineRule="auto"/>
+            </w:pPr>
+            <w:r/>
+            <w:r>
+              <w:rPr>
+                <w:sz w:val="16"/>
+              </w:rPr>
+              <w:t>Data Science's direction</w:t>
+            </w:r>
+          </w:p>
+        </w:tc>
+      </w:tr>
+      <w:tr>
+        <w:tc>
+          <w:tcPr>
+            <w:tcW w:type="dxa" w:w="574"/>
+          </w:tcPr>
+          <w:p>
+            <w:pPr>
+              <w:spacing w:after="20" w:before="20" w:line="240" w:lineRule="auto"/>
+            </w:pPr>
+            <w:r/>
+            <w:r>
+              <w:rPr>
+                <w:sz w:val="16"/>
+              </w:rPr>
+              <w:t>65</w:t>
+            </w:r>
+          </w:p>
+        </w:tc>
+        <w:tc>
+          <w:tcPr>
+            <w:tcW w:type="dxa" w:w="4302"/>
+          </w:tcPr>
+          <w:p>
+            <w:pPr>
+              <w:spacing w:after="20" w:before="20" w:line="240" w:lineRule="auto"/>
+            </w:pPr>
+            <w:r/>
+            <w:r>
+              <w:rPr>
+                <w:sz w:val="16"/>
+              </w:rPr>
+              <w:t xml:space="preserve">APC 483 stays IN for now (switch </w:t>
+            </w:r>
+            <w:r>
+              <w:rPr>
+                <w:rFonts w:ascii="Consolas" w:hAnsi="Consolas"/>
+                <w:sz w:val="16"/>
+              </w:rPr>
+              <w:t>EXCLUDE_APC_483</w:t>
+            </w:r>
+            <w:r>
+              <w:rPr>
+                <w:sz w:val="16"/>
+              </w:rPr>
+              <w:t xml:space="preserve"> in extract.py, default False), so new pulls match the version 1 extracts in use. Exclusion (61) applies once every extract is re-pulled</w:t>
+            </w:r>
+          </w:p>
+        </w:tc>
+        <w:tc>
+          <w:tcPr>
+            <w:tcW w:type="dxa" w:w="4876"/>
+          </w:tcPr>
+          <w:p>
+            <w:pPr>
+              <w:spacing w:after="20" w:before="20" w:line="240" w:lineRule="auto"/>
+            </w:pPr>
+            <w:r/>
+            <w:r>
+              <w:rPr>
+                <w:sz w:val="16"/>
+              </w:rPr>
+              <w:t>Data Science's direction while Hue is down and Zeppelin is being set up</w:t>
+            </w:r>
+          </w:p>
+        </w:tc>
+      </w:tr>
+      <w:tr>
+        <w:tc>
+          <w:tcPr>
+            <w:tcW w:type="dxa" w:w="574"/>
+          </w:tcPr>
+          <w:p>
+            <w:pPr>
+              <w:spacing w:after="20" w:before="20" w:line="240" w:lineRule="auto"/>
+            </w:pPr>
+            <w:r/>
+            <w:r>
+              <w:rPr>
+                <w:sz w:val="16"/>
+              </w:rPr>
+              <w:t>66</w:t>
+            </w:r>
+          </w:p>
+        </w:tc>
+        <w:tc>
+          <w:tcPr>
+            <w:tcW w:type="dxa" w:w="4302"/>
+          </w:tcPr>
+          <w:p>
+            <w:pPr>
+              <w:spacing w:after="20" w:before="20" w:line="240" w:lineRule="auto"/>
+            </w:pPr>
+            <w:r/>
+            <w:r>
+              <w:rPr>
+                <w:sz w:val="16"/>
+              </w:rPr>
+              <w:t>Tuning boosting's settings adds almost nothing: tuned 4.84 against default 4.75 lift at 5%, same hits. Hyperparameter search is not where the gains are</w:t>
+            </w:r>
+          </w:p>
+        </w:tc>
+        <w:tc>
+          <w:tcPr>
+            <w:tcW w:type="dxa" w:w="4876"/>
+          </w:tcPr>
+          <w:p>
+            <w:pPr>
+              <w:spacing w:after="20" w:before="20" w:line="240" w:lineRule="auto"/>
+            </w:pPr>
+            <w:r/>
+            <w:r>
+              <w:rPr>
+                <w:sz w:val="16"/>
+              </w:rPr>
+              <w:t>Forward-chaining search over 16 settings, chosen on the latest training snapshot only</w:t>
+            </w:r>
+          </w:p>
+        </w:tc>
+      </w:tr>
+      <w:tr>
+        <w:tc>
+          <w:tcPr>
+            <w:tcW w:type="dxa" w:w="574"/>
+          </w:tcPr>
+          <w:p>
+            <w:pPr>
+              <w:spacing w:after="20" w:before="20" w:line="240" w:lineRule="auto"/>
+            </w:pPr>
+            <w:r/>
+            <w:r>
+              <w:rPr>
+                <w:sz w:val="16"/>
+              </w:rPr>
+              <w:t>67</w:t>
+            </w:r>
+          </w:p>
+        </w:tc>
+        <w:tc>
+          <w:tcPr>
+            <w:tcW w:type="dxa" w:w="4302"/>
+          </w:tcPr>
+          <w:p>
+            <w:pPr>
+              <w:spacing w:after="20" w:before="20" w:line="240" w:lineRule="auto"/>
+            </w:pPr>
+            <w:r/>
+            <w:r>
+              <w:rPr>
+                <w:sz w:val="16"/>
+              </w:rPr>
+              <w:t>"Boosting on top of the scorecard" is the leading round 2 challenger: lift 4.80 against 4.37, 5,882 hits against 5,522 (+6.5%), better in 3 of 4 tests and worse in none. Revenue share 43% against 45%. Not adopted; goes to shadow run with the weighted blend (lift 4.87, 3 better / 0 worse, but fewer hits: 5,362)</w:t>
+            </w:r>
+          </w:p>
+        </w:tc>
+        <w:tc>
+          <w:tcPr>
+            <w:tcW w:type="dxa" w:w="4876"/>
+          </w:tcPr>
+          <w:p>
+            <w:pPr>
+              <w:spacing w:after="20" w:before="20" w:line="240" w:lineRule="auto"/>
+            </w:pPr>
+            <w:r/>
+            <w:r>
+              <w:rPr>
+                <w:sz w:val="16"/>
+              </w:rPr>
+              <w:t>CTRP_challengers.xlsx. The scorecard stays an input, so its reasons still explain the score</w:t>
+            </w:r>
+          </w:p>
+        </w:tc>
+      </w:tr>
+      <w:tr>
+        <w:tc>
+          <w:tcPr>
+            <w:tcW w:type="dxa" w:w="574"/>
+          </w:tcPr>
+          <w:p>
+            <w:pPr>
+              <w:spacing w:after="20" w:before="20" w:line="240" w:lineRule="auto"/>
+            </w:pPr>
+            <w:r/>
+            <w:r>
+              <w:rPr>
+                <w:sz w:val="16"/>
+              </w:rPr>
+              <w:t>68</w:t>
+            </w:r>
+          </w:p>
+        </w:tc>
+        <w:tc>
+          <w:tcPr>
+            <w:tcW w:type="dxa" w:w="4302"/>
+          </w:tcPr>
+          <w:p>
+            <w:pPr>
+              <w:spacing w:after="20" w:before="20" w:line="240" w:lineRule="auto"/>
+            </w:pPr>
+            <w:r/>
+            <w:r>
+              <w:rPr>
+                <w:sz w:val="16"/>
+              </w:rPr>
+              <w:t>Sensitivity: the ranking is stable. Each main weight moved by 50% keeps 95% to 98% of the same top 5%; concern levels 99%; maximum levels moved by 25% about 95%. Two settings matter: the PAR_045T maximum (10% costs 0.84 lift, confirming 42) and the credibility weight K (K = 0 loses 46% of hits; K = 20 gains 13% hits for 0.22 less lift). K is a policy choice between efficiency and volume, to show the officers</w:t>
+            </w:r>
+          </w:p>
+        </w:tc>
+        <w:tc>
+          <w:tcPr>
+            <w:tcW w:type="dxa" w:w="4876"/>
+          </w:tcPr>
+          <w:p>
+            <w:pPr>
+              <w:spacing w:after="20" w:before="20" w:line="240" w:lineRule="auto"/>
+            </w:pPr>
+            <w:r/>
+            <w:r>
+              <w:rPr>
+                <w:sz w:val="16"/>
+              </w:rPr>
+              <w:t>CTRP_sensitivity.xlsx, six snapshots. History and outcome windows are tested once Zeppelin extracts exist</w:t>
+            </w:r>
+          </w:p>
+        </w:tc>
+      </w:tr>
+      <w:tr>
+        <w:tc>
+          <w:tcPr>
+            <w:tcW w:type="dxa" w:w="574"/>
+          </w:tcPr>
+          <w:p>
+            <w:pPr>
+              <w:spacing w:after="20" w:before="20" w:line="240" w:lineRule="auto"/>
+            </w:pPr>
+            <w:r/>
+            <w:r>
+              <w:rPr>
+                <w:sz w:val="16"/>
+              </w:rPr>
+              <w:t>69</w:t>
+            </w:r>
+          </w:p>
+        </w:tc>
+        <w:tc>
+          <w:tcPr>
+            <w:tcW w:type="dxa" w:w="4302"/>
+          </w:tcPr>
+          <w:p>
+            <w:pPr>
+              <w:spacing w:after="20" w:before="20" w:line="240" w:lineRule="auto"/>
+            </w:pPr>
+            <w:r/>
+            <w:r>
+              <w:rPr>
+                <w:sz w:val="16"/>
+              </w:rPr>
+              <w:t>Track B v0 (behaviour columns already in the extracts): taxpayers with no top-up history are 95% small traders (median 1 declaration). Regular taxpayers with no history are about 1,560 and give about 2% of later hits. Monotone boosting on behaviour reaches discovery lift 3.15 among regular (Track A 1.56) and 1.48 among small traders (Track A 1.12), better than Track A in 4 of 4 tests in both, but on small numbers (about 21 hits in the regular top 5%). Track B needs the item-level features (trackb_features.sql) and Risk Officer review, because top-up outcomes cannot show undervaluation customs never caught</w:t>
+            </w:r>
+          </w:p>
+        </w:tc>
+        <w:tc>
+          <w:tcPr>
+            <w:tcW w:type="dxa" w:w="4876"/>
+          </w:tcPr>
+          <w:p>
+            <w:pPr>
+              <w:spacing w:after="20" w:before="20" w:line="240" w:lineRule="auto"/>
+            </w:pPr>
+            <w:r/>
+            <w:r>
+              <w:rPr>
+                <w:sz w:val="16"/>
+              </w:rPr>
+              <w:t>CTRP_track_b.xlsx</w:t>
+            </w:r>
+          </w:p>
+        </w:tc>
+      </w:tr>
+      <w:tr>
+        <w:tc>
+          <w:tcPr>
+            <w:tcW w:type="dxa" w:w="574"/>
+          </w:tcPr>
+          <w:p>
+            <w:pPr>
+              <w:spacing w:after="20" w:before="20" w:line="240" w:lineRule="auto"/>
+            </w:pPr>
+            <w:r/>
+            <w:r>
+              <w:rPr>
+                <w:sz w:val="16"/>
+              </w:rPr>
+              <w:t>70</w:t>
+            </w:r>
+          </w:p>
+        </w:tc>
+        <w:tc>
+          <w:tcPr>
+            <w:tcW w:type="dxa" w:w="4302"/>
+          </w:tcPr>
+          <w:p>
+            <w:pPr>
+              <w:spacing w:after="20" w:before="20" w:line="240" w:lineRule="auto"/>
+            </w:pPr>
+            <w:r/>
+            <w:r>
+              <w:rPr>
+                <w:sz w:val="16"/>
+              </w:rPr>
+              <w:t>Extracts move to Zeppelin: one Spark session, the cleaned item table built once per snapshot and reused; output identical to the full Hue query on the test view (57 of 57 columns). Blocked until the Spark interpreter can start for Data Science's user (cluster permission)</w:t>
+            </w:r>
+          </w:p>
+        </w:tc>
+        <w:tc>
+          <w:tcPr>
+            <w:tcW w:type="dxa" w:w="4876"/>
+          </w:tcPr>
+          <w:p>
+            <w:pPr>
+              <w:spacing w:after="20" w:before="20" w:line="240" w:lineRule="auto"/>
+            </w:pPr>
+            <w:r/>
+            <w:r>
+              <w:rPr>
+                <w:sz w:val="16"/>
+              </w:rPr>
+              <w:t>notebooks/zeppelin/ctrp_extract.py</w:t>
+            </w:r>
+          </w:p>
+        </w:tc>
+      </w:tr>
+      <w:tr>
+        <w:tc>
+          <w:tcPr>
+            <w:tcW w:type="dxa" w:w="574"/>
+          </w:tcPr>
+          <w:p>
+            <w:pPr>
+              <w:spacing w:after="20" w:before="20" w:line="240" w:lineRule="auto"/>
+            </w:pPr>
+            <w:r/>
+            <w:r>
+              <w:rPr>
+                <w:sz w:val="16"/>
+              </w:rPr>
+              <w:t>71</w:t>
+            </w:r>
+          </w:p>
+        </w:tc>
+        <w:tc>
+          <w:tcPr>
+            <w:tcW w:type="dxa" w:w="4302"/>
+          </w:tcPr>
+          <w:p>
+            <w:pPr>
+              <w:spacing w:after="20" w:before="20" w:line="240" w:lineRule="auto"/>
+            </w:pPr>
+            <w:r/>
+            <w:r>
+              <w:rPr>
+                <w:sz w:val="16"/>
+              </w:rPr>
+              <w:t>History: the last 3 years inside a 5-year window, with recent behaviour weighted more, matching the officers' practice. Waits on the data range check</w:t>
+            </w:r>
+          </w:p>
+        </w:tc>
+        <w:tc>
+          <w:tcPr>
+            <w:tcW w:type="dxa" w:w="4876"/>
+          </w:tcPr>
+          <w:p>
+            <w:pPr>
+              <w:spacing w:after="20" w:before="20" w:line="240" w:lineRule="auto"/>
+            </w:pPr>
+            <w:r/>
+            <w:r>
+              <w:rPr>
+                <w:sz w:val="16"/>
+              </w:rPr>
+              <w:t>Data Science's direction</w:t>
+            </w:r>
+          </w:p>
+        </w:tc>
+      </w:tr>
+      <w:tr>
+        <w:tc>
+          <w:tcPr>
+            <w:tcW w:type="dxa" w:w="574"/>
+          </w:tcPr>
+          <w:p>
+            <w:pPr>
+              <w:spacing w:after="20" w:before="20" w:line="240" w:lineRule="auto"/>
+            </w:pPr>
+            <w:r/>
+            <w:r>
+              <w:rPr>
+                <w:sz w:val="16"/>
+              </w:rPr>
+              <w:t>72</w:t>
+            </w:r>
+          </w:p>
+        </w:tc>
+        <w:tc>
+          <w:tcPr>
+            <w:tcW w:type="dxa" w:w="4302"/>
+          </w:tcPr>
+          <w:p>
+            <w:pPr>
+              <w:spacing w:after="20" w:before="20" w:line="240" w:lineRule="auto"/>
+            </w:pPr>
+            <w:r/>
+            <w:r>
+              <w:rPr>
+                <w:sz w:val="16"/>
+              </w:rPr>
+              <w:t>The view holds declarations from 26 Nov 2012 to 13 Oct 2026 (first and last day, IM4 and IM7). A 3-year history inside a 5-year window needs no data request, and many more test dates are possible. Before using early years: check that every month is complete, and map tariff codes across the 2022 HS change</w:t>
+            </w:r>
+          </w:p>
+        </w:tc>
+        <w:tc>
+          <w:tcPr>
+            <w:tcW w:type="dxa" w:w="4876"/>
+          </w:tcPr>
+          <w:p>
+            <w:pPr>
+              <w:spacing w:after="20" w:before="20" w:line="240" w:lineRule="auto"/>
+            </w:pPr>
+            <w:r/>
+            <w:r>
+              <w:rPr>
+                <w:sz w:val="16"/>
+              </w:rPr>
+              <w:t>Data Science's MIN / MAX query in Hue, 13 Oct 2026</w:t>
+            </w:r>
+          </w:p>
+        </w:tc>
+      </w:tr>
+      <w:tr>
+        <w:tc>
+          <w:tcPr>
+            <w:tcW w:type="dxa" w:w="574"/>
+          </w:tcPr>
+          <w:p>
+            <w:pPr>
+              <w:spacing w:after="20" w:before="20" w:line="240" w:lineRule="auto"/>
+            </w:pPr>
+            <w:r/>
+            <w:r>
+              <w:rPr>
+                <w:sz w:val="16"/>
+              </w:rPr>
+              <w:t>73</w:t>
+            </w:r>
+          </w:p>
+        </w:tc>
+        <w:tc>
+          <w:tcPr>
+            <w:tcW w:type="dxa" w:w="4302"/>
+          </w:tcPr>
+          <w:p>
+            <w:pPr>
+              <w:spacing w:after="20" w:before="20" w:line="240" w:lineRule="auto"/>
+            </w:pPr>
+            <w:r/>
+            <w:r>
+              <w:rPr>
+                <w:sz w:val="16"/>
+              </w:rPr>
+              <w:t>Until Data Science has a folder he can write to, the Zeppelin note keeps every extract in memory (SAVE_TO_FOLDER = False) and writes nothing. The Spark interpreter still needs a home directory on the cluster to start at all</w:t>
+            </w:r>
+          </w:p>
+        </w:tc>
+        <w:tc>
+          <w:tcPr>
+            <w:tcW w:type="dxa" w:w="4876"/>
+          </w:tcPr>
+          <w:p>
+            <w:pPr>
+              <w:spacing w:after="20" w:before="20" w:line="240" w:lineRule="auto"/>
+            </w:pPr>
+            <w:r/>
+            <w:r>
+              <w:rPr>
+                <w:sz w:val="16"/>
+              </w:rPr>
+              <w:t>Cluster permissions</w:t>
+            </w:r>
+          </w:p>
+        </w:tc>
+      </w:tr>
+      <w:tr>
+        <w:tc>
+          <w:tcPr>
+            <w:tcW w:type="dxa" w:w="574"/>
+          </w:tcPr>
+          <w:p>
+            <w:pPr>
+              <w:spacing w:after="20" w:before="20" w:line="240" w:lineRule="auto"/>
+            </w:pPr>
+            <w:r/>
+            <w:r>
+              <w:rPr>
+                <w:sz w:val="16"/>
+              </w:rPr>
+              <w:t>74</w:t>
+            </w:r>
+          </w:p>
+        </w:tc>
+        <w:tc>
+          <w:tcPr>
+            <w:tcW w:type="dxa" w:w="4302"/>
+          </w:tcPr>
+          <w:p>
+            <w:pPr>
+              <w:spacing w:after="20" w:before="20" w:line="240" w:lineRule="auto"/>
+            </w:pPr>
+            <w:r/>
+            <w:r>
+              <w:rPr>
+                <w:sz w:val="16"/>
+              </w:rPr>
+              <w:t>Track B runs in production beside Track A. The workbook gains an overall band (the higher of the two tracks; a discovery listing lifts to HIGH at most until review confirms Track B), a Discovery list sheet, and a Small traders sheet. Discovery list size: 5% of regular and 1% of small no-history taxpayers, working values until the officers give capacity</w:t>
+            </w:r>
+          </w:p>
+        </w:tc>
+        <w:tc>
+          <w:tcPr>
+            <w:tcW w:type="dxa" w:w="4876"/>
+          </w:tcPr>
+          <w:p>
+            <w:pPr>
+              <w:spacing w:after="20" w:before="20" w:line="240" w:lineRule="auto"/>
+            </w:pPr>
+            <w:r/>
+            <w:r>
+              <w:rPr>
+                <w:sz w:val="16"/>
+              </w:rPr>
+              <w:t>Live Sep 2026: 510 taxpayers listed (120 regular, 390 small traders); 510 move up to HIGH. On the current summary columns the leading reason is "many kinds of goods per declaration" (mixed consignments); the item-level features are expected to broaden the reasons</w:t>
+            </w:r>
+          </w:p>
+        </w:tc>
+      </w:tr>
+      <w:tr>
+        <w:tc>
+          <w:tcPr>
+            <w:tcW w:type="dxa" w:w="574"/>
+          </w:tcPr>
+          <w:p>
+            <w:pPr>
+              <w:spacing w:after="20" w:before="20" w:line="240" w:lineRule="auto"/>
+            </w:pPr>
+            <w:r/>
+            <w:r>
+              <w:rPr>
+                <w:sz w:val="16"/>
+              </w:rPr>
+              <w:t>75</w:t>
+            </w:r>
+          </w:p>
+        </w:tc>
+        <w:tc>
+          <w:tcPr>
+            <w:tcW w:type="dxa" w:w="4302"/>
+          </w:tcPr>
+          <w:p>
+            <w:pPr>
+              <w:spacing w:after="20" w:before="20" w:line="240" w:lineRule="auto"/>
+            </w:pPr>
+            <w:r/>
+            <w:r>
+              <w:rPr>
+                <w:sz w:val="16"/>
+              </w:rPr>
+              <w:t xml:space="preserve">Officers' review pack: </w:t>
+            </w:r>
+            <w:r>
+              <w:rPr>
+                <w:rFonts w:ascii="Consolas" w:hAnsi="Consolas"/>
+                <w:sz w:val="16"/>
+              </w:rPr>
+              <w:t>python main.py review &lt;workbook&gt;</w:t>
+            </w:r>
+            <w:r>
+              <w:rPr>
+                <w:sz w:val="16"/>
+              </w:rPr>
+              <w:t xml:space="preserve"> writes one Hue query that pulls, for the top 50 regular and 50 small-trader listings, the 5 entries priced furthest below other importers of the same tariff line and origin, with station, year and entry number. Query and list contain TINs and are excluded from git</w:t>
+            </w:r>
+          </w:p>
+        </w:tc>
+        <w:tc>
+          <w:tcPr>
+            <w:tcW w:type="dxa" w:w="4876"/>
+          </w:tcPr>
+          <w:p>
+            <w:pPr>
+              <w:spacing w:after="20" w:before="20" w:line="240" w:lineRule="auto"/>
+            </w:pPr>
+            <w:r/>
+            <w:r>
+              <w:rPr>
+                <w:sz w:val="16"/>
+              </w:rPr>
+              <w:t>Tested on the test view; reads only the listed taxpayers and the tariff lines they used</w:t>
+            </w:r>
+          </w:p>
+        </w:tc>
+      </w:tr>
+      <w:tr>
+        <w:tc>
+          <w:tcPr>
+            <w:tcW w:type="dxa" w:w="574"/>
+          </w:tcPr>
+          <w:p>
+            <w:pPr>
+              <w:spacing w:after="20" w:before="20" w:line="240" w:lineRule="auto"/>
+            </w:pPr>
+            <w:r/>
+            <w:r>
+              <w:rPr>
+                <w:sz w:val="16"/>
+              </w:rPr>
+              <w:t>76</w:t>
+            </w:r>
+          </w:p>
+        </w:tc>
+        <w:tc>
+          <w:tcPr>
+            <w:tcW w:type="dxa" w:w="4302"/>
+          </w:tcPr>
+          <w:p>
+            <w:pPr>
+              <w:spacing w:after="20" w:before="20" w:line="240" w:lineRule="auto"/>
+            </w:pPr>
+            <w:r/>
+            <w:r>
+              <w:rPr>
+                <w:sz w:val="16"/>
+              </w:rPr>
+              <w:t>Version 2 extracts pass every check except the known top-up ratio outliers. Track A gives the same result on version 1 and version 2 (lift at 5%: 4.81 and 4.79; hits 7,312 and 7,313), so excluding APC 483 and the per-origin PAR_076 benchmark change nothing material for Track A. Adding "new trader" to Track A at 4% adds 41 hits and no lift: not added</w:t>
+            </w:r>
+          </w:p>
+        </w:tc>
+        <w:tc>
+          <w:tcPr>
+            <w:tcW w:type="dxa" w:w="4876"/>
+          </w:tcPr>
+          <w:p>
+            <w:pPr>
+              <w:spacing w:after="20" w:before="20" w:line="240" w:lineRule="auto"/>
+            </w:pPr>
+            <w:r/>
+            <w:r>
+              <w:rPr>
+                <w:sz w:val="16"/>
+              </w:rPr>
+              <w:t>Same four back-test snapshots on both versions</w:t>
+            </w:r>
+          </w:p>
+        </w:tc>
+      </w:tr>
+      <w:tr>
+        <w:tc>
+          <w:tcPr>
+            <w:tcW w:type="dxa" w:w="574"/>
+          </w:tcPr>
+          <w:p>
+            <w:pPr>
+              <w:spacing w:after="20" w:before="20" w:line="240" w:lineRule="auto"/>
+            </w:pPr>
+            <w:r/>
+            <w:r>
+              <w:rPr>
+                <w:sz w:val="16"/>
+              </w:rPr>
+              <w:t>77</w:t>
+            </w:r>
+          </w:p>
+        </w:tc>
+        <w:tc>
+          <w:tcPr>
+            <w:tcW w:type="dxa" w:w="4302"/>
+          </w:tcPr>
+          <w:p>
+            <w:pPr>
+              <w:spacing w:after="20" w:before="20" w:line="240" w:lineRule="auto"/>
+            </w:pPr>
+            <w:r/>
+            <w:r>
+              <w:rPr>
+                <w:sz w:val="16"/>
+              </w:rPr>
+              <w:t>Measured against later top-ups, most new behaviour features do not predict: duty below peers, exemption and watch-list APC use, same-day splitting and own-price drop all have lift below 1 among regular taxpayers. Only new trader (1.76) and price below benchmark (1.55 to 1.63) do. Reading: a top-up is the wrong yardstick for these risks (an exemption misuse or a split consignment rarely ends in a top-up at the check), so they stay in Track B and are judged by the officers' review, not by lift</w:t>
+            </w:r>
+          </w:p>
+        </w:tc>
+        <w:tc>
+          <w:tcPr>
+            <w:tcW w:type="dxa" w:w="4876"/>
+          </w:tcPr>
+          <w:p>
+            <w:pPr>
+              <w:spacing w:after="20" w:before="20" w:line="240" w:lineRule="auto"/>
+            </w:pPr>
+            <w:r/>
+            <w:r>
+              <w:rPr>
+                <w:sz w:val="16"/>
+              </w:rPr>
+              <w:t>Single-feature lift, regular taxpayers, four snapshots</w:t>
+            </w:r>
+          </w:p>
+        </w:tc>
+      </w:tr>
+      <w:tr>
+        <w:tc>
+          <w:tcPr>
+            <w:tcW w:type="dxa" w:w="574"/>
+          </w:tcPr>
+          <w:p>
+            <w:pPr>
+              <w:spacing w:after="20" w:before="20" w:line="240" w:lineRule="auto"/>
+            </w:pPr>
+            <w:r/>
+            <w:r>
+              <w:rPr>
+                <w:sz w:val="16"/>
+              </w:rPr>
+              <w:t>78</w:t>
+            </w:r>
+          </w:p>
+        </w:tc>
+        <w:tc>
+          <w:tcPr>
+            <w:tcW w:type="dxa" w:w="4302"/>
+          </w:tcPr>
+          <w:p>
+            <w:pPr>
+              <w:spacing w:after="20" w:before="20" w:line="240" w:lineRule="auto"/>
+            </w:pPr>
+            <w:r/>
+            <w:r>
+              <w:rPr>
+                <w:sz w:val="16"/>
+              </w:rPr>
+              <w:t>Workbook wording, at Data Science's request: "concern level" becomes "minimum risk level"; "Score" and "Band" become History Risk Score and History Risk Band; the final band is the Overall Risk Band; "discovery" becomes trading behaviour (Behaviour Flag, Behaviour risk percentile against similar importers, Behaviour reasons, sheet "Behaviour flags"); the limited-history column states its limit (under 10 declarations); "Low agreement" becomes "History and pattern disagree". Scores and bands are unchanged; the settings fingerprint changes because the wording is part of the settings</w:t>
+            </w:r>
+          </w:p>
+        </w:tc>
+        <w:tc>
+          <w:tcPr>
+            <w:tcW w:type="dxa" w:w="4876"/>
+          </w:tcPr>
+          <w:p>
+            <w:pPr>
+              <w:spacing w:after="20" w:before="20" w:line="240" w:lineRule="auto"/>
+            </w:pPr>
+            <w:r/>
+            <w:r>
+              <w:rPr>
+                <w:sz w:val="16"/>
+              </w:rPr>
+              <w:t>Live Sep 2026 band counts identical before and after</w:t>
+            </w:r>
+          </w:p>
+        </w:tc>
+      </w:tr>
+      <w:tr>
+        <w:tc>
+          <w:tcPr>
+            <w:tcW w:type="dxa" w:w="574"/>
+          </w:tcPr>
+          <w:p>
+            <w:pPr>
+              <w:spacing w:after="20" w:before="20" w:line="240" w:lineRule="auto"/>
+            </w:pPr>
+            <w:r/>
+            <w:r>
+              <w:rPr>
+                <w:sz w:val="16"/>
+              </w:rPr>
+              <w:t>79</w:t>
+            </w:r>
+          </w:p>
+        </w:tc>
+        <w:tc>
+          <w:tcPr>
+            <w:tcW w:type="dxa" w:w="4302"/>
+          </w:tcPr>
+          <w:p>
+            <w:pPr>
+              <w:spacing w:after="20" w:before="20" w:line="240" w:lineRule="auto"/>
+            </w:pPr>
+            <w:r/>
+            <w:r>
+              <w:rPr>
+                <w:sz w:val="16"/>
+              </w:rPr>
+              <w:t>The pattern note now shows its evidence: the two measures on which the taxpayer sits furthest from its peer group, each as its own value against the peer median (for example "severe top-ups 50% against a peer median of 0%")</w:t>
+            </w:r>
+          </w:p>
+        </w:tc>
+        <w:tc>
+          <w:tcPr>
+            <w:tcW w:type="dxa" w:w="4876"/>
+          </w:tcPr>
+          <w:p>
+            <w:pPr>
+              <w:spacing w:after="20" w:before="20" w:line="240" w:lineRule="auto"/>
+            </w:pPr>
+            <w:r/>
+            <w:r>
+              <w:rPr>
+                <w:sz w:val="16"/>
+              </w:rPr>
+              <w:t>"More unusual than 99% of the peer group" alone gave an officer nothing to check</w:t>
+            </w:r>
+          </w:p>
+        </w:tc>
+      </w:tr>
+      <w:tr>
+        <w:tc>
+          <w:tcPr>
+            <w:tcW w:type="dxa" w:w="574"/>
+          </w:tcPr>
+          <w:p>
+            <w:pPr>
+              <w:spacing w:after="20" w:before="20" w:line="240" w:lineRule="auto"/>
+            </w:pPr>
+            <w:r/>
+            <w:r>
+              <w:rPr>
+                <w:sz w:val="16"/>
+              </w:rPr>
+              <w:t>80</w:t>
+            </w:r>
+          </w:p>
+        </w:tc>
+        <w:tc>
+          <w:tcPr>
+            <w:tcW w:type="dxa" w:w="4302"/>
+          </w:tcPr>
+          <w:p>
+            <w:pPr>
+              <w:spacing w:after="20" w:before="20" w:line="240" w:lineRule="auto"/>
+            </w:pPr>
+            <w:r/>
+            <w:r>
+              <w:rPr>
+                <w:sz w:val="16"/>
+              </w:rPr>
+              <w:t xml:space="preserve">Entry evidence goes into the workbook: </w:t>
+            </w:r>
+            <w:r>
+              <w:rPr>
+                <w:rFonts w:ascii="Consolas" w:hAnsi="Consolas"/>
+                <w:sz w:val="16"/>
+              </w:rPr>
+              <w:t>python main.py score &lt;extract&gt; --evidence &lt;review CSV&gt;</w:t>
+            </w:r>
+            <w:r>
+              <w:rPr>
+                <w:sz w:val="16"/>
+              </w:rPr>
+              <w:t xml:space="preserve"> adds an Entry evidence sheet (station, year, entry number, declared price against the peer median, possible value gap, duty rate against peers) and an evidence count per taxpayer. Fuel (HS 27) is left out, because it is priced per litre with specific duties and its value gap swamped everything else (UGX 64 bn of 76 bn in the first pack). Prices under 5% of peers are marked "Check units" (94 of 471 entries), since a unit keyed wrongly is a common cause. The review query now also requires a price below peers per unit wherever a unit quantity is declared</w:t>
+            </w:r>
+          </w:p>
+        </w:tc>
+        <w:tc>
+          <w:tcPr>
+            <w:tcW w:type="dxa" w:w="4876"/>
+          </w:tcPr>
+          <w:p>
+            <w:pPr>
+              <w:spacing w:after="20" w:before="20" w:line="240" w:lineRule="auto"/>
+            </w:pPr>
+            <w:r/>
+            <w:r>
+              <w:rPr>
+                <w:sz w:val="16"/>
+              </w:rPr>
+              <w:t>First evidence pack, Sep 2026: 100 taxpayers, 496 entries, median declared price 20% of peers, 461 of 496 benchmarks on the same tariff line and origin (median 111 importers)</w:t>
+            </w:r>
+          </w:p>
+        </w:tc>
+      </w:tr>
+      <w:tr>
+        <w:tc>
+          <w:tcPr>
+            <w:tcW w:type="dxa" w:w="574"/>
+          </w:tcPr>
+          <w:p>
+            <w:pPr>
+              <w:spacing w:after="20" w:before="20" w:line="240" w:lineRule="auto"/>
+            </w:pPr>
+            <w:r/>
+            <w:r>
+              <w:rPr>
+                <w:sz w:val="16"/>
+              </w:rPr>
+              <w:t>81</w:t>
+            </w:r>
+          </w:p>
+        </w:tc>
+        <w:tc>
+          <w:tcPr>
+            <w:tcW w:type="dxa" w:w="4302"/>
+          </w:tcPr>
+          <w:p>
+            <w:pPr>
+              <w:spacing w:after="20" w:before="20" w:line="240" w:lineRule="auto"/>
+            </w:pPr>
+            <w:r/>
+            <w:r>
+              <w:rPr>
+                <w:sz w:val="16"/>
+              </w:rPr>
+              <w:t>Wording, at Data Science's request: "Behaviour Flag" becomes "Risky Behaviour Flag" (sheet "Risky behaviour flags"), because a flag on behaviour alone does not say whether the behaviour is good or bad. The pattern note is rewritten in plain sentences: it names the peer group, shows each measure the way the reasons do (for example "50% of declarations had a severe top-up (30% or more of the final tax)"), gives the peer median as "similar importers", marks measures that are already scored as "already counted in the score", and caps the percentile at 99% (it read "more unusual than 100%", which cannot be true). Why the marking: 275 of the 439 pattern notes in the Sep 2026 run were driven by top-up measures the score already counts, so officers should see when a note repeats the score and when it adds something new</w:t>
+            </w:r>
+          </w:p>
+        </w:tc>
+        <w:tc>
+          <w:tcPr>
+            <w:tcW w:type="dxa" w:w="4876"/>
+          </w:tcPr>
+          <w:p>
+            <w:pPr>
+              <w:spacing w:after="20" w:before="20" w:line="240" w:lineRule="auto"/>
+            </w:pPr>
+            <w:r/>
+            <w:r>
+              <w:rPr>
+                <w:sz w:val="16"/>
+              </w:rPr>
+              <w:t>Scores and bands unchanged</w:t>
+            </w:r>
+          </w:p>
+        </w:tc>
+      </w:tr>
+      <w:tr>
+        <w:tc>
+          <w:tcPr>
+            <w:tcW w:type="dxa" w:w="574"/>
+          </w:tcPr>
+          <w:p>
+            <w:pPr>
+              <w:spacing w:after="20" w:before="20" w:line="240" w:lineRule="auto"/>
+            </w:pPr>
+            <w:r/>
+            <w:r>
+              <w:rPr>
+                <w:sz w:val="16"/>
+              </w:rPr>
+              <w:t>82</w:t>
+            </w:r>
+          </w:p>
+        </w:tc>
+        <w:tc>
+          <w:tcPr>
+            <w:tcW w:type="dxa" w:w="4302"/>
+          </w:tcPr>
+          <w:p>
+            <w:pPr>
+              <w:spacing w:after="20" w:before="20" w:line="240" w:lineRule="auto"/>
+            </w:pPr>
+            <w:r/>
+            <w:r>
+              <w:rPr>
+                <w:sz w:val="16"/>
+              </w:rPr>
+              <w:t>Entry evidence from the improved review query (no fuel, per-unit check): 471 entries for 98 taxpayers. The sheet now also shows quantity in units, price per unit and the unit price as a share of peers; "Check units" is set when either the per-kg or the per-unit price is under 5% of peers (132 entries). 339 entries sit between 5% and 100% of peers on both measures: the cleanest evidence for officers</w:t>
+            </w:r>
+          </w:p>
+        </w:tc>
+        <w:tc>
+          <w:tcPr>
+            <w:tcW w:type="dxa" w:w="4876"/>
+          </w:tcPr>
+          <w:p>
+            <w:pPr>
+              <w:spacing w:after="20" w:before="20" w:line="240" w:lineRule="auto"/>
+            </w:pPr>
+            <w:r/>
+            <w:r>
+              <w:rPr>
+                <w:sz w:val="16"/>
+              </w:rPr>
+              <w:t>Median declared price 19% of peers per kg, 23% per unit; median 111 importers per benchmark</w:t>
+            </w:r>
+          </w:p>
+        </w:tc>
+      </w:tr>
+      <w:tr>
+        <w:tc>
+          <w:tcPr>
+            <w:tcW w:type="dxa" w:w="574"/>
+          </w:tcPr>
+          <w:p>
+            <w:pPr>
+              <w:spacing w:after="20" w:before="20" w:line="240" w:lineRule="auto"/>
+            </w:pPr>
+            <w:r/>
+            <w:r>
+              <w:rPr>
+                <w:sz w:val="16"/>
+              </w:rPr>
+              <w:t>83</w:t>
+            </w:r>
+          </w:p>
+        </w:tc>
+        <w:tc>
+          <w:tcPr>
+            <w:tcW w:type="dxa" w:w="4302"/>
+          </w:tcPr>
+          <w:p>
+            <w:pPr>
+              <w:spacing w:after="20" w:before="20" w:line="240" w:lineRule="auto"/>
+            </w:pPr>
+            <w:r/>
+            <w:r>
+              <w:rPr>
+                <w:sz w:val="16"/>
+              </w:rPr>
+              <w:t>Standard performance measures added (</w:t>
+            </w:r>
+            <w:r>
+              <w:rPr>
+                <w:rFonts w:ascii="Consolas" w:hAnsi="Consolas"/>
+                <w:sz w:val="16"/>
+              </w:rPr>
+              <w:t>python main.py performance</w:t>
+            </w:r>
+            <w:r>
+              <w:rPr>
+                <w:sz w:val="16"/>
+              </w:rPr>
+              <w:t>, src/ctrp/performance.py): precision, recall, accuracy, ROC AUC and average precision at taxpayer level on every back-test, beside the lift, hits and revenue already reported. Lift at 5% is precision at 5% divided by the base rate, so these restate the same test in standard terms. Accuracy is shown next to "call everyone negative" because with few positives it misleads. Finding: ranking quality fell from ROC AUC 0.80 (2023-24) to about 0.62-0.63 (2025-26) for regular and small traders alike, while the share of checked taxpayers with a top-up fell from 49% to 24%; lift held because the base rate fell too. Bands stay correctly ordered (checked taxpayers with a top-up: VERY HIGH 73%, VERY LOW 25%, six-snapshot average). Cause to be asked of the Risk Officers alongside the hit-rate fall after March 2024</w:t>
+            </w:r>
+          </w:p>
+        </w:tc>
+        <w:tc>
+          <w:tcPr>
+            <w:tcW w:type="dxa" w:w="4876"/>
+          </w:tcPr>
+          <w:p>
+            <w:pPr>
+              <w:spacing w:after="20" w:before="20" w:line="240" w:lineRule="auto"/>
+            </w:pPr>
+            <w:r/>
+            <w:r>
+              <w:rPr>
+                <w:sz w:val="16"/>
+              </w:rPr>
+              <w:t>6 snapshots, Sep 2023 to Mar 2026</w:t>
+            </w:r>
+          </w:p>
+        </w:tc>
+      </w:tr>
+      <w:tr>
+        <w:tc>
+          <w:tcPr>
+            <w:tcW w:type="dxa" w:w="574"/>
+          </w:tcPr>
+          <w:p>
+            <w:pPr>
+              <w:spacing w:after="20" w:before="20" w:line="240" w:lineRule="auto"/>
+            </w:pPr>
+            <w:r/>
+            <w:r>
+              <w:rPr>
+                <w:sz w:val="16"/>
+              </w:rPr>
+              <w:t>84</w:t>
+            </w:r>
+          </w:p>
+        </w:tc>
+        <w:tc>
+          <w:tcPr>
+            <w:tcW w:type="dxa" w:w="4302"/>
+          </w:tcPr>
+          <w:p>
+            <w:pPr>
+              <w:spacing w:after="20" w:before="20" w:line="240" w:lineRule="auto"/>
+            </w:pPr>
+            <w:r/>
+            <w:r>
+              <w:rPr>
+                <w:sz w:val="16"/>
+              </w:rPr>
+              <w:t>Correction to 83: the headline performance measure is per check, not per taxpayer. The taxpayer-level label "at least one top-up" rewards being checked often, so it partly measures how often customs looked. Counting each red or yellow check as a case (as officers judge selectivity), ROC AUC is 0.84 (2023-24), dips to 0.74 (Mar 2025) and recovers to 0.79 (Mar 2026). The dip is real: after March 2024 the hit rate per check for taxpayers with past top-ups halved (13.8% to about 7.5%) while it moved less for the rest, so history separated less well; by Mar 2026 the gap is back to about 2 to 1 (7.7% against 3.6%). Size alone ranks checks the wrong way (AUC 0.27-0.40): larger traders have fewer hits per check. Both views are kept in CTRP_performance.xlsx</w:t>
+            </w:r>
+          </w:p>
+        </w:tc>
+        <w:tc>
+          <w:tcPr>
+            <w:tcW w:type="dxa" w:w="4876"/>
+          </w:tcPr>
+          <w:p>
+            <w:pPr>
+              <w:spacing w:after="20" w:before="20" w:line="240" w:lineRule="auto"/>
+            </w:pPr>
+            <w:r/>
+            <w:r>
+              <w:rPr>
+                <w:sz w:val="16"/>
+              </w:rPr>
+              <w:t>6 snapshots</w:t>
+            </w:r>
+          </w:p>
+        </w:tc>
+      </w:tr>
+      <w:tr>
+        <w:tc>
+          <w:tcPr>
+            <w:tcW w:type="dxa" w:w="574"/>
+          </w:tcPr>
+          <w:p>
+            <w:pPr>
+              <w:spacing w:after="20" w:before="20" w:line="240" w:lineRule="auto"/>
+            </w:pPr>
+            <w:r/>
+            <w:r>
+              <w:rPr>
+                <w:sz w:val="16"/>
+              </w:rPr>
+              <w:t>85</w:t>
+            </w:r>
+          </w:p>
+        </w:tc>
+        <w:tc>
+          <w:tcPr>
+            <w:tcW w:type="dxa" w:w="4302"/>
+          </w:tcPr>
+          <w:p>
+            <w:pPr>
+              <w:spacing w:after="20" w:before="20" w:line="240" w:lineRule="auto"/>
+            </w:pPr>
+            <w:r/>
+            <w:r>
+              <w:rPr>
+                <w:sz w:val="16"/>
+              </w:rPr>
+              <w:t>History since 2017. Back-test dates every six months from Sep 2017 to Mar 2026 (18) plus live Sep 2026. Every feature still uses 24 months, so the current model runs unchanged on the new extracts; added are counts per year over 36 months (y1 = latest 12 months, y2, y3: declarations, topped up, severe, amended, tax reduced, top-up and original tax amounts, plus days since the last top-up in 36 months) so recency weighting can be tried in Python without another pull (3 years inside a 5-year window: 36 months of history plus the 24 months before them for the new-trader check). Two ways to pull: (1) Hue, as 5 small part queries per date in sql/hue_plan/ with a checklist (66 queries: the yearly counts for the six dates already held, then Sep 2022 back to Sep 2017, then the March dates), because Hue drops anything over about 30 minutes; (2) the ONE LONG RUN in Zeppelin (paragraph 5), all 19 dates in one go, skipping any already finished so it can be re-run after a failure. Tested on local Spark: every existing column identical to the earlier template, y1 + y2 declarations equal entries_24m, split parts merged and the Zeppelin path both equal the full query. Track B's item window is now limited to the 24 months explicitly (it read everything cached before); its first-seen date uses all 36 months, a better test of "new"</w:t>
+            </w:r>
+          </w:p>
+        </w:tc>
+        <w:tc>
+          <w:tcPr>
+            <w:tcW w:type="dxa" w:w="4876"/>
+          </w:tcPr>
+          <w:p>
+            <w:pPr>
+              <w:spacing w:after="20" w:before="20" w:line="240" w:lineRule="auto"/>
+            </w:pPr>
+            <w:r/>
+            <w:r>
+              <w:rPr>
+                <w:sz w:val="16"/>
+              </w:rPr>
+              <w:t>38 tests</w:t>
+            </w:r>
+          </w:p>
+        </w:tc>
+      </w:tr>
+      <w:tr>
+        <w:tc>
+          <w:tcPr>
+            <w:tcW w:type="dxa" w:w="574"/>
+          </w:tcPr>
+          <w:p>
+            <w:pPr>
+              <w:spacing w:after="20" w:before="20" w:line="240" w:lineRule="auto"/>
+            </w:pPr>
+            <w:r/>
+            <w:r>
+              <w:rPr>
+                <w:sz w:val="16"/>
+              </w:rPr>
+              <w:t>86</w:t>
+            </w:r>
+          </w:p>
+        </w:tc>
+        <w:tc>
+          <w:tcPr>
+            <w:tcW w:type="dxa" w:w="4302"/>
+          </w:tcPr>
+          <w:p>
+            <w:pPr>
+              <w:spacing w:after="20" w:before="20" w:line="240" w:lineRule="auto"/>
+            </w:pPr>
+            <w:r/>
+            <w:r>
+              <w:rPr>
+                <w:sz w:val="16"/>
+              </w:rPr>
+              <w:t>Blind review of Track B, 25 and 25 (Data Science: 100 is too many to start). The top 25 flagged taxpayers (12 regular, 13 small traders) are mixed with 25 unflagged taxpayers with no top-up history, picked at random (seed 42) from the same segments, under codes R01 to R50 in shuffled order. Officers get only codes, TINs and entries (</w:t>
+            </w:r>
+            <w:r>
+              <w:rPr>
+                <w:rFonts w:ascii="Consolas" w:hAnsi="Consolas"/>
+                <w:sz w:val="16"/>
+              </w:rPr>
+              <w:t>python main.py blind-pack</w:t>
+            </w:r>
+            <w:r>
+              <w:rPr>
+                <w:sz w:val="16"/>
+              </w:rPr>
+              <w:t>); the key stays with Data Science. Track B passes if the flagged group draws clearly more "Act" verdicts than the comparison group</w:t>
+            </w:r>
+          </w:p>
+        </w:tc>
+        <w:tc>
+          <w:tcPr>
+            <w:tcW w:type="dxa" w:w="4876"/>
+          </w:tcPr>
+          <w:p>
+            <w:pPr>
+              <w:spacing w:after="20" w:before="20" w:line="240" w:lineRule="auto"/>
+            </w:pPr>
+            <w:r/>
+            <w:r>
+              <w:rPr>
+                <w:sz w:val="16"/>
+              </w:rPr>
+              <w:t>sql/review/blind_2026-09-30.sql</w:t>
+            </w:r>
+          </w:p>
+        </w:tc>
+      </w:tr>
+      <w:tr>
+        <w:tc>
+          <w:tcPr>
+            <w:tcW w:type="dxa" w:w="574"/>
+          </w:tcPr>
+          <w:p>
+            <w:pPr>
+              <w:spacing w:after="20" w:before="20" w:line="240" w:lineRule="auto"/>
+            </w:pPr>
+            <w:r/>
+            <w:r>
+              <w:rPr>
+                <w:sz w:val="16"/>
+              </w:rPr>
+              <w:t>87</w:t>
+            </w:r>
+          </w:p>
+        </w:tc>
+        <w:tc>
+          <w:tcPr>
+            <w:tcW w:type="dxa" w:w="4302"/>
+          </w:tcPr>
+          <w:p>
+            <w:pPr>
+              <w:spacing w:after="20" w:before="20" w:line="240" w:lineRule="auto"/>
+            </w:pPr>
+            <w:r/>
+            <w:r>
+              <w:rPr>
+                <w:sz w:val="16"/>
+              </w:rPr>
+              <w:t>The ONE LONG RUN for Hue (</w:t>
+            </w:r>
+            <w:r>
+              <w:rPr>
+                <w:rFonts w:ascii="Consolas" w:hAnsi="Consolas"/>
+                <w:sz w:val="16"/>
+              </w:rPr>
+              <w:t>python main.py sql --long-run</w:t>
+            </w:r>
+            <w:r>
+              <w:rPr>
+                <w:sz w:val="16"/>
+              </w:rPr>
+              <w:t xml:space="preserve"> -&gt; sql/long_run/long_run.sql): one query reads the view once and returns one row per taxpayer per half-year (Oct 2014 to Sep 2026) with counts that add up exactly; </w:t>
+            </w:r>
+            <w:r>
+              <w:rPr>
+                <w:rFonts w:ascii="Consolas" w:hAnsi="Consolas"/>
+                <w:sz w:val="16"/>
+              </w:rPr>
+              <w:t>python main.py long-run</w:t>
+            </w:r>
+            <w:r>
+              <w:rPr>
+                <w:sz w:val="16"/>
+              </w:rPr>
+              <w:t xml:space="preserve"> then builds every snapshot (24 months of features, 3 yearly counts, 6 months of outcomes) by adding up half-years. Why not the full feature query for all dates in one: one date alone already takes about 30 minutes in Hue. What it leaves out (not additive): PAR_076 benchmarks, PAR_023 station spread, goods and origins, main HS chapter; scores reweight the six parameters it has (92% of the weight). Checked: on local Spark every column it gives equals the full query for the same date (to the 5 decimals the query rounds to), and yearly pieces add up to the one run; on the six real back-tests, scoring without the missing columns keeps 95-97% of the same top 5% and per-check AUC within 0.003. Fallback: 12 one-year pieces in sql/long_run/if_too_big/ if Hue times out or cuts the download</w:t>
+            </w:r>
+          </w:p>
+        </w:tc>
+        <w:tc>
+          <w:tcPr>
+            <w:tcW w:type="dxa" w:w="4876"/>
+          </w:tcPr>
+          <w:p>
+            <w:pPr>
+              <w:spacing w:after="20" w:before="20" w:line="240" w:lineRule="auto"/>
+            </w:pPr>
+            <w:r/>
+            <w:r>
+              <w:rPr>
+                <w:sz w:val="16"/>
+              </w:rPr>
+              <w:t>40 tests</w:t>
+            </w:r>
+          </w:p>
+        </w:tc>
+      </w:tr>
+      <w:tr>
+        <w:tc>
+          <w:tcPr>
+            <w:tcW w:type="dxa" w:w="574"/>
+          </w:tcPr>
+          <w:p>
+            <w:pPr>
+              <w:spacing w:after="20" w:before="20" w:line="240" w:lineRule="auto"/>
+            </w:pPr>
+            <w:r/>
+            <w:r>
+              <w:rPr>
+                <w:sz w:val="16"/>
+              </w:rPr>
+              <w:t>88</w:t>
+            </w:r>
+          </w:p>
+        </w:tc>
+        <w:tc>
+          <w:tcPr>
+            <w:tcW w:type="dxa" w:w="4302"/>
+          </w:tcPr>
+          <w:p>
+            <w:pPr>
+              <w:spacing w:after="20" w:before="20" w:line="240" w:lineRule="auto"/>
+            </w:pPr>
+            <w:r/>
+            <w:r>
+              <w:rPr>
+                <w:sz w:val="16"/>
+              </w:rPr>
+              <w:t>How performance is reported (Data Science's decision): A, per check, is the main measure, with C, share of top-up money, beside it; the per-taxpayer yes/no measure is dropped. Precision and recall are reported at several lines officers could draw (top 1, 5, 10, 20%, VERY HIGH, HIGH and above, MEDIUM and above) because they only mean something for a chosen line; with everyone above the line recall is 100% and precision is the average hit rate (8.8%). ROC AUC is the measure over all taxpayers. The line to quote is HIGH and above once officers confirm capacity</w:t>
+            </w:r>
+          </w:p>
+        </w:tc>
+        <w:tc>
+          <w:tcPr>
+            <w:tcW w:type="dxa" w:w="4876"/>
+          </w:tcPr>
+          <w:p>
+            <w:pPr>
+              <w:spacing w:after="20" w:before="20" w:line="240" w:lineRule="auto"/>
+            </w:pPr>
+            <w:r/>
+            <w:r>
+              <w:rPr>
+                <w:sz w:val="16"/>
+              </w:rPr>
+              <w:t>CTRP_performance.xlsx, sheet "Lines (average)"</w:t>
+            </w:r>
+          </w:p>
+        </w:tc>
+      </w:tr>
+      <w:tr>
+        <w:tc>
+          <w:tcPr>
+            <w:tcW w:type="dxa" w:w="574"/>
+          </w:tcPr>
+          <w:p>
+            <w:pPr>
+              <w:spacing w:after="20" w:before="20" w:line="240" w:lineRule="auto"/>
+            </w:pPr>
+            <w:r/>
+            <w:r>
+              <w:rPr>
+                <w:sz w:val="16"/>
+              </w:rPr>
+              <w:t>89</w:t>
+            </w:r>
+          </w:p>
+        </w:tc>
+        <w:tc>
+          <w:tcPr>
+            <w:tcW w:type="dxa" w:w="4302"/>
+          </w:tcPr>
+          <w:p>
+            <w:pPr>
+              <w:spacing w:after="20" w:before="20" w:line="240" w:lineRule="auto"/>
+            </w:pPr>
+            <w:r/>
+            <w:r>
+              <w:rPr>
+                <w:sz w:val="16"/>
+              </w:rPr>
+              <w:t>Blind review pack built from the 25/25 evidence query (171 entries for 38 of the 50 codes; 12 codes have no entry priced below peers). Two additions for officers, applied to every evidence sheet: "Strength" (Strong under half of peers: 114 entries; Some 50-80%: 37; Weak 80-100%: 20) and "Same goods as", marking entries that repeat the same HS code, value and weight on another listed entry (16 rows, mostly an S-series and a C-series entry days apart), so a gap is not counted twice. Question for the DEs or officers: what the S-series entry numbers are</w:t>
+            </w:r>
+          </w:p>
+        </w:tc>
+        <w:tc>
+          <w:tcPr>
+            <w:tcW w:type="dxa" w:w="4876"/>
+          </w:tcPr>
+          <w:p>
+            <w:pPr>
+              <w:spacing w:after="20" w:before="20" w:line="240" w:lineRule="auto"/>
+            </w:pPr>
+            <w:r/>
+            <w:r>
+              <w:rPr>
+                <w:sz w:val="16"/>
+              </w:rPr>
+              <w:t>results/CTRP_blind_review_2026-09-30.xlsx</w:t>
+            </w:r>
+          </w:p>
+        </w:tc>
+      </w:tr>
+      <w:tr>
+        <w:tc>
+          <w:tcPr>
+            <w:tcW w:type="dxa" w:w="574"/>
+          </w:tcPr>
+          <w:p>
+            <w:pPr>
+              <w:spacing w:after="20" w:before="20" w:line="240" w:lineRule="auto"/>
+            </w:pPr>
+            <w:r/>
+            <w:r>
+              <w:rPr>
+                <w:sz w:val="16"/>
+              </w:rPr>
+              <w:t>90</w:t>
+            </w:r>
+          </w:p>
+        </w:tc>
+        <w:tc>
+          <w:tcPr>
+            <w:tcW w:type="dxa" w:w="4302"/>
+          </w:tcPr>
+          <w:p>
+            <w:pPr>
+              <w:spacing w:after="20" w:before="20" w:line="240" w:lineRule="auto"/>
+            </w:pPr>
+            <w:r/>
+            <w:r>
+              <w:rPr>
+                <w:sz w:val="16"/>
+              </w:rPr>
+              <w:t>The first long run came back with exactly 100,000 rows: Hue stops a download there, so it held only about 4,000 of the roughly 30,000 taxpayers active in each half-year. Not used. The loader now refuses any file whose row count is a multiple of 100,000. Next: the 12 one-year pieces (sql/long_run/if_too_big/, about 30,000 to 45,000 rows each, judging by 58,161 taxpayers in 24 months at Mar 2026), and half-year pieces (sql/long_run/if_still_too_big/) for any year that still hits the cap</w:t>
+            </w:r>
+          </w:p>
+        </w:tc>
+        <w:tc>
+          <w:tcPr>
+            <w:tcW w:type="dxa" w:w="4876"/>
+          </w:tcPr>
+          <w:p>
+            <w:pPr>
+              <w:spacing w:after="20" w:before="20" w:line="240" w:lineRule="auto"/>
+            </w:pPr>
+            <w:r/>
+            <w:r>
+              <w:rPr>
+                <w:sz w:val="16"/>
+              </w:rPr>
+              <w:t>data/long_run/CUT_OFF_long_run_all.csv kept for reference only</w:t>
+            </w:r>
+          </w:p>
+        </w:tc>
+      </w:tr>
+      <w:tr>
+        <w:tc>
+          <w:tcPr>
+            <w:tcW w:type="dxa" w:w="574"/>
+          </w:tcPr>
+          <w:p>
+            <w:pPr>
+              <w:spacing w:after="20" w:before="20" w:line="240" w:lineRule="auto"/>
+            </w:pPr>
+            <w:r/>
+            <w:r>
+              <w:rPr>
+                <w:sz w:val="16"/>
+              </w:rPr>
+              <w:t>91</w:t>
+            </w:r>
+          </w:p>
+        </w:tc>
+        <w:tc>
+          <w:tcPr>
+            <w:tcW w:type="dxa" w:w="4302"/>
+          </w:tcPr>
+          <w:p>
+            <w:pPr>
+              <w:spacing w:after="20" w:before="20" w:line="240" w:lineRule="auto"/>
+            </w:pPr>
+            <w:r/>
+            <w:r>
+              <w:rPr>
+                <w:sz w:val="16"/>
+              </w:rPr>
+              <w:t>The long run, in 12 one-year pieces (29,897 to 48,605 rows each, none cut off), gives every half-year from Oct 2014 to Sep 2026 (460,168 rows). Checked against the six dates also pulled in full: the same taxpayers on every date, and 99.5-100% of taxpayers match on every measure; the small differences are on the latest dates, where top-ups recorded after the earlier pull now show. Track A validated on all 18 dates, Sep 2017 to Mar 2026: per-check AUC 0.76 to 0.86, 0.80 or more on 15 of 18 dates; the low point is Mar 2025 (0.74), the only clear dip in nine years, and it is recovering (0.79 Mar 2026). It coincides with the hit rate per check falling from 11-13% (2021-24) to 7% after Mar 2024. HIGH and above: precision 50-63% up to Mar 2024, 27-30% in 2024-25, 42% in Mar 2026</w:t>
+            </w:r>
+          </w:p>
+        </w:tc>
+        <w:tc>
+          <w:tcPr>
+            <w:tcW w:type="dxa" w:w="4876"/>
+          </w:tcPr>
+          <w:p>
+            <w:pPr>
+              <w:spacing w:after="20" w:before="20" w:line="240" w:lineRule="auto"/>
+            </w:pPr>
+            <w:r/>
+            <w:r>
+              <w:rPr>
+                <w:sz w:val="16"/>
+              </w:rPr>
+              <w:t>results/CTRP_performance_since_2017.xlsx</w:t>
+            </w:r>
+          </w:p>
+        </w:tc>
+      </w:tr>
+      <w:tr>
+        <w:tc>
+          <w:tcPr>
+            <w:tcW w:type="dxa" w:w="574"/>
+          </w:tcPr>
+          <w:p>
+            <w:pPr>
+              <w:spacing w:after="20" w:before="20" w:line="240" w:lineRule="auto"/>
+            </w:pPr>
+            <w:r/>
+            <w:r>
+              <w:rPr>
+                <w:sz w:val="16"/>
+              </w:rPr>
+              <w:t>92</w:t>
+            </w:r>
+          </w:p>
+        </w:tc>
+        <w:tc>
+          <w:tcPr>
+            <w:tcW w:type="dxa" w:w="4302"/>
+          </w:tcPr>
+          <w:p>
+            <w:pPr>
+              <w:spacing w:after="20" w:before="20" w:line="240" w:lineRule="auto"/>
+            </w:pPr>
+            <w:r/>
+            <w:r>
+              <w:rPr>
+                <w:sz w:val="16"/>
+              </w:rPr>
+              <w:t>Recency weighting tested on the 18 dates (rates rebuilt from the yearly counts; credibility still uses the 24-month declaration count). Three years with weights 1, 0.5, 0.25 (latest year counts most) beats the current two equal years on all 18 dates: AUC 0.817 against 0.813, precision at HIGH and above 49.7% against 49.3%. Three equal years: better on 14 dates. Last year only: worse on 16. The gain is small but never negative. PROPOSED, for Data Science's decision: adopt 3 years at 1, 0.5, 0.25, which also matches how officers already look at history (3 years, recent weighted). Needs the yearly counts in every extract (the "years" part, already in the queries)</w:t>
+            </w:r>
+          </w:p>
+        </w:tc>
+        <w:tc>
+          <w:tcPr>
+            <w:tcW w:type="dxa" w:w="4876"/>
+          </w:tcPr>
+          <w:p>
+            <w:pPr>
+              <w:spacing w:after="20" w:before="20" w:line="240" w:lineRule="auto"/>
+            </w:pPr>
+            <w:r/>
+            <w:r>
+              <w:rPr>
+                <w:sz w:val="16"/>
+              </w:rPr>
+              <w:t>results/CTRP_performance_since_2017.xlsx, sheet Recency</w:t>
+            </w:r>
+          </w:p>
+        </w:tc>
+      </w:tr>
+      <w:tr>
+        <w:tc>
+          <w:tcPr>
+            <w:tcW w:type="dxa" w:w="574"/>
+          </w:tcPr>
+          <w:p>
+            <w:pPr>
+              <w:spacing w:after="20" w:before="20" w:line="240" w:lineRule="auto"/>
+            </w:pPr>
+            <w:r/>
+            <w:r>
+              <w:rPr>
+                <w:sz w:val="16"/>
+              </w:rPr>
+              <w:t>93</w:t>
+            </w:r>
+          </w:p>
+        </w:tc>
+        <w:tc>
+          <w:tcPr>
+            <w:tcW w:type="dxa" w:w="4302"/>
+          </w:tcPr>
+          <w:p>
+            <w:pPr>
+              <w:spacing w:after="20" w:before="20" w:line="240" w:lineRule="auto"/>
+            </w:pPr>
+            <w:r/>
+            <w:r>
+              <w:rPr>
+                <w:sz w:val="16"/>
+              </w:rPr>
+              <w:t>Five years of history tested against two and three, on the 14 dates that have five full years behind them (Sep 2019 to Mar 2026). AUC per check: now (2 years, equal) 0.816; 3 years at 1, 0.5, 0.25: 0.820; 5 years equal 0.821; 5 years halving (1, 0.5, 0.25, 0.125, 0.06) 0.821; 5 years gentle (1, 0.8, 0.6, 0.4, 0.2) 0.822. Every weighted option beats "now" on every date. Five years over three adds about 0.001, within noise; five years equal and gentle flag fewer taxpayers and lose some precision at HIGH and above (46.7% and 47.3% against 47.8%), because old top-ups weigh as much as recent ones. Decision for Data Science: 3 years halving or 5 years halving (equal in performance)</w:t>
+            </w:r>
+          </w:p>
+        </w:tc>
+        <w:tc>
+          <w:tcPr>
+            <w:tcW w:type="dxa" w:w="4876"/>
+          </w:tcPr>
+          <w:p>
+            <w:pPr>
+              <w:spacing w:after="20" w:before="20" w:line="240" w:lineRule="auto"/>
+            </w:pPr>
+            <w:r/>
+            <w:r>
+              <w:rPr>
+                <w:sz w:val="16"/>
+              </w:rPr>
+              <w:t>results/CTRP_performance_since_2017.xlsx, sheet "Recency 2, 3, 5 years"</w:t>
+            </w:r>
+          </w:p>
+        </w:tc>
+      </w:tr>
+      <w:tr>
+        <w:tc>
+          <w:tcPr>
+            <w:tcW w:type="dxa" w:w="574"/>
+          </w:tcPr>
+          <w:p>
+            <w:pPr>
+              <w:spacing w:after="20" w:before="20" w:line="240" w:lineRule="auto"/>
+            </w:pPr>
+            <w:r/>
+            <w:r>
+              <w:rPr>
+                <w:sz w:val="16"/>
+              </w:rPr>
+              <w:t>94</w:t>
+            </w:r>
+          </w:p>
+        </w:tc>
+        <w:tc>
+          <w:tcPr>
+            <w:tcW w:type="dxa" w:w="4302"/>
+          </w:tcPr>
+          <w:p>
+            <w:pPr>
+              <w:spacing w:after="20" w:before="20" w:line="240" w:lineRule="auto"/>
+            </w:pPr>
+            <w:r/>
+            <w:r>
+              <w:rPr>
+                <w:sz w:val="16"/>
+              </w:rPr>
+              <w:t xml:space="preserve">Adopted (Data Science): 3 years of history, the latest year counting fully, the year before half, the one before a quarter (core.RECENCY_WEIGHTS = 1, 0.5, 0.25), for the top-up, severe top-up, amendment and tax-reduction rates and the top-up share of tax. Why halving: of four 3-year weightings tested on 18 dates (equal; 1, 0.75, 0.5; 1, 0.5, 0.25; 1, 0.33, 0.11) it is the only one better than the old two-equal-years rule on all 18 (AUC 0.817); equal and gentle weights let old top-ups count too much (less precision and money at HIGH and above), steeper weights forget too fast. Applied when an extract has the yearly counts; </w:t>
+            </w:r>
+            <w:r>
+              <w:rPr>
+                <w:rFonts w:ascii="Consolas" w:hAnsi="Consolas"/>
+                <w:sz w:val="16"/>
+              </w:rPr>
+              <w:t>python main.py long-run</w:t>
+            </w:r>
+            <w:r>
+              <w:rPr>
+                <w:sz w:val="16"/>
+              </w:rPr>
+              <w:t xml:space="preserve"> now copies them from the long run into the full extracts, so no extra Hue queries are needed. Credibility weighting still uses the 24-month declaration count. Settings fingerprint changes</w:t>
+            </w:r>
+          </w:p>
+        </w:tc>
+        <w:tc>
+          <w:tcPr>
+            <w:tcW w:type="dxa" w:w="4876"/>
+          </w:tcPr>
+          <w:p>
+            <w:pPr>
+              <w:spacing w:after="20" w:before="20" w:line="240" w:lineRule="auto"/>
+            </w:pPr>
+            <w:r/>
+            <w:r>
+              <w:rPr>
+                <w:sz w:val="16"/>
+              </w:rPr>
+              <w:t>18 dates: AUC per check 0.741 to 0.862 with the adopted setting</w:t>
+            </w:r>
+          </w:p>
+        </w:tc>
+      </w:tr>
+      <w:tr>
+        <w:tc>
+          <w:tcPr>
+            <w:tcW w:type="dxa" w:w="574"/>
+          </w:tcPr>
+          <w:p>
+            <w:pPr>
+              <w:spacing w:after="20" w:before="20" w:line="240" w:lineRule="auto"/>
+            </w:pPr>
+            <w:r/>
+            <w:r>
+              <w:rPr>
+                <w:sz w:val="16"/>
+              </w:rPr>
+              <w:t>95</w:t>
+            </w:r>
+          </w:p>
+        </w:tc>
+        <w:tc>
+          <w:tcPr>
+            <w:tcW w:type="dxa" w:w="4302"/>
+          </w:tcPr>
+          <w:p>
+            <w:pPr>
+              <w:spacing w:after="20" w:before="20" w:line="240" w:lineRule="auto"/>
+            </w:pPr>
+            <w:r/>
+            <w:r>
+              <w:rPr>
+                <w:sz w:val="16"/>
+              </w:rPr>
+              <w:t>Track B judged with the main measure (AUC per check, within taxpayers with no top-up history, the group it is for), on the four test dates the full extracts allow (Sep 2024 to Mar 2026, each trained only on earlier dates). Monotone boosting (the production Track B model): regular traders 0.61, 0.65, 0.58, 0.65 (average 0.62); small traders 0.53, 0.58, 0.57, 0.59 (average 0.57). Track A on the same group: 0.55 and 0.52. Chance is 0.50. A real but modest signal against top-ups, consistent on every date; top-ups cannot show the undervaluation Track B is mainly for, so the blind review remains the main test. More test dates need full extracts for older dates (sql/hue_plan step 2)</w:t>
+            </w:r>
+          </w:p>
+        </w:tc>
+        <w:tc>
+          <w:tcPr>
+            <w:tcW w:type="dxa" w:w="4876"/>
+          </w:tcPr>
+          <w:p>
+            <w:pPr>
+              <w:spacing w:after="20" w:before="20" w:line="240" w:lineRule="auto"/>
+            </w:pPr>
+            <w:r/>
+            <w:r>
+              <w:rPr>
+                <w:sz w:val="16"/>
+              </w:rPr>
+              <w:t>results/CTRP_track_b_per_check.xlsx</w:t>
+            </w:r>
+          </w:p>
+        </w:tc>
+      </w:tr>
+      <w:tr>
+        <w:tc>
+          <w:tcPr>
+            <w:tcW w:type="dxa" w:w="574"/>
+          </w:tcPr>
+          <w:p>
+            <w:pPr>
+              <w:spacing w:after="20" w:before="20" w:line="240" w:lineRule="auto"/>
+            </w:pPr>
+            <w:r/>
+            <w:r>
+              <w:rPr>
+                <w:sz w:val="16"/>
+              </w:rPr>
+              <w:t>96</w:t>
+            </w:r>
+          </w:p>
+        </w:tc>
+        <w:tc>
+          <w:tcPr>
+            <w:tcW w:type="dxa" w:w="4302"/>
+          </w:tcPr>
+          <w:p>
+            <w:pPr>
+              <w:spacing w:after="20" w:before="20" w:line="240" w:lineRule="auto"/>
+            </w:pPr>
+            <w:r/>
+            <w:r>
+              <w:rPr>
+                <w:sz w:val="16"/>
+              </w:rPr>
+              <w:t>Guide documents brought up to date: Model Guide 0.3 (wording; 4.6 to 4.9 on measuring per check, lines, nine years and recency; 7.9 and 7.10 on the long run and the blind review; Part 10 on the two tracks; new questions) and Decision Record 0.3 (Part 7 on round 2; open questions moved to Part 8 with OQ-8 capacity, OQ-9 blind review, OQ-10 S-series entries). Model version 1.0.0-dev5 (recency). Live list rescored: VERY LOW 46,838, LOW 8,264, MEDIUM 1,326, HIGH 869, VERY HIGH 204 (before: 47,497 / 7,920 / 1,105 / 770 / 209)</w:t>
+            </w:r>
+          </w:p>
+        </w:tc>
+        <w:tc>
+          <w:tcPr>
+            <w:tcW w:type="dxa" w:w="4876"/>
+          </w:tcPr>
+          <w:p>
+            <w:pPr>
+              <w:spacing w:after="20" w:before="20" w:line="240" w:lineRule="auto"/>
+            </w:pPr>
+            <w:r/>
+            <w:r>
+              <w:rPr>
+                <w:sz w:val="16"/>
+              </w:rPr>
+              <w:t>docs/CTRP_Model_Guide.docx, docs/CTRP_Decision_Record.docx</w:t>
+            </w:r>
+          </w:p>
+        </w:tc>
+      </w:tr>
+      <w:tr>
+        <w:tc>
+          <w:tcPr>
+            <w:tcW w:type="dxa" w:w="574"/>
+          </w:tcPr>
+          <w:p>
+            <w:pPr>
+              <w:spacing w:after="20" w:before="20" w:line="240" w:lineRule="auto"/>
+            </w:pPr>
+            <w:r/>
+            <w:r>
+              <w:rPr>
+                <w:sz w:val="16"/>
+              </w:rPr>
+              <w:t>97</w:t>
+            </w:r>
+          </w:p>
+        </w:tc>
+        <w:tc>
+          <w:tcPr>
+            <w:tcW w:type="dxa" w:w="4302"/>
+          </w:tcPr>
+          <w:p>
+            <w:pPr>
+              <w:spacing w:after="20" w:before="20" w:line="240" w:lineRule="auto"/>
+            </w:pPr>
+            <w:r/>
+            <w:r>
+              <w:rPr>
+                <w:sz w:val="16"/>
+              </w:rPr>
+              <w:t>The view has no field saying why a declaration went red or yellow, so random checks cannot be identified in the data (question to the Risk Officers stands). Blue-lane (post-clearance audit) findings exist but are kept mostly on paper, so they cannot serve as an outcome for now; noted as a future source of less selection-biased outcomes if digitised. taxpayer_aeo_flg (in the view) to be used as a check, not a score input: where do current AEO members land in the bands? A low share of AEO members in HIGH and above supports the scores; many would be a finding to take to officers. Not scored because AEO status is itself a customs decision and AEO members are checked less, so it would be circular. Queries: sql/aeo/01 (flag values) and 02 (AEO taxpayers)</w:t>
+            </w:r>
+          </w:p>
+        </w:tc>
+        <w:tc>
+          <w:tcPr>
+            <w:tcW w:type="dxa" w:w="4876"/>
+          </w:tcPr>
+          <w:p>
+            <w:pPr>
+              <w:spacing w:after="20" w:before="20" w:line="240" w:lineRule="auto"/>
+            </w:pPr>
+            <w:r/>
+            <w:r>
+              <w:rPr>
+                <w:sz w:val="16"/>
+              </w:rPr>
+              <w:t>sql/aeo/</w:t>
+            </w:r>
+          </w:p>
+        </w:tc>
+      </w:tr>
+      <w:tr>
+        <w:tc>
+          <w:tcPr>
+            <w:tcW w:type="dxa" w:w="574"/>
+          </w:tcPr>
+          <w:p>
+            <w:pPr>
+              <w:spacing w:after="20" w:before="20" w:line="240" w:lineRule="auto"/>
+            </w:pPr>
+            <w:r/>
+            <w:r>
+              <w:rPr>
+                <w:sz w:val="16"/>
+              </w:rPr>
+              <w:t>98</w:t>
+            </w:r>
+          </w:p>
+        </w:tc>
+        <w:tc>
+          <w:tcPr>
+            <w:tcW w:type="dxa" w:w="4302"/>
+          </w:tcPr>
+          <w:p>
+            <w:pPr>
+              <w:spacing w:after="20" w:before="20" w:line="240" w:lineRule="auto"/>
+            </w:pPr>
+            <w:r/>
+            <w:r>
+              <w:rPr>
+                <w:sz w:val="16"/>
+              </w:rPr>
+              <w:t>AEO check (flag value Y; 484 taxpayers flagged since Oct 2023, 298 flagged in the last 12 months and in the Sep 2026 list). History Risk Band of current AEO members: VERY LOW 87%, LOW 11%, MEDIUM 1.3%, HIGH 1 taxpayer (0.3%), VERY HIGH none; other taxpayers: 81%, 14%, 2.3%, 1.5%, 0.4%. Back-test Mar 2026: checks on AEO members found a top-up 1.7% of the time against 7.3% for others, and 14% of their declarations were checked against 69%. The model's view agrees with the AEO programme. To raise with officers: 1 AEO member at HIGH on its record (39% of declarations topped up) and 3 with a Risky Behaviour Flag. Not a score input; kept out of the model documents</w:t>
+            </w:r>
+          </w:p>
+        </w:tc>
+        <w:tc>
+          <w:tcPr>
+            <w:tcW w:type="dxa" w:w="4876"/>
+          </w:tcPr>
+          <w:p>
+            <w:pPr>
+              <w:spacing w:after="20" w:before="20" w:line="240" w:lineRule="auto"/>
+            </w:pPr>
+            <w:r/>
+            <w:r>
+              <w:rPr>
+                <w:sz w:val="16"/>
+              </w:rPr>
+              <w:t>results/CTRP_aeo_check_2026-09-30.xlsx</w:t>
+            </w:r>
+          </w:p>
+        </w:tc>
+      </w:tr>
+      <w:tr>
+        <w:tc>
+          <w:tcPr>
+            <w:tcW w:type="dxa" w:w="574"/>
+          </w:tcPr>
+          <w:p>
+            <w:pPr>
+              <w:spacing w:after="20" w:before="20" w:line="240" w:lineRule="auto"/>
+            </w:pPr>
+            <w:r/>
+            <w:r>
+              <w:rPr>
+                <w:sz w:val="16"/>
+              </w:rPr>
+              <w:t>99</w:t>
+            </w:r>
+          </w:p>
+        </w:tc>
+        <w:tc>
+          <w:tcPr>
+            <w:tcW w:type="dxa" w:w="4302"/>
+          </w:tcPr>
+          <w:p>
+            <w:pPr>
+              <w:spacing w:after="20" w:before="20" w:line="240" w:lineRule="auto"/>
+            </w:pPr>
+            <w:r/>
+            <w:r>
+              <w:rPr>
+                <w:sz w:val="16"/>
+              </w:rPr>
+              <w:t>Feature contributions measured for the review with Stella (6 full dates, adopted settings, AUC per check 0.796). Each Track A parameter alone: PAR_045T 0.81, PAR_045 0.80, PAR_048 0.73, PAR_077 0.68, PAR_076 0.59, PAR_066 0.56, PAR_105 0.45, PAR_023 0.37. Share of points among HIGH and above: PAR_045T 36%, PAR_077 34%, PAR_045 21%, the other five 10% together. Dropping one at a time: PAR_045T costs 0.019 AUC, PAR_045 0.004, the rest move it by under 0.003 either way (dropping PAR_105 gains 0.006). Reading: the top-up share is the backbone; the small five add little against top-ups but cover risks top-ups cannot see; a question for the weights session, not a reason to drop them now. PAR_105 and PAR_023 below 0.5 alone: taxpayers with a recent top-up, and multi-station traders, are checked often and found less per check. Track B, now with Sep 2022 added (5 test dates): AUC per check regular 0.605 (Track A on the same group 0.557), small 0.583 (0.536). Finding: 506 of the 510 live flags have "many different kinds of goods per declaration" as reason 1 and the median flagged taxpayer has 1 declaration; the flag is dominated by one feature. To fix before Track B goes live (cap any one feature's share, require two signals, train on the version 2 features once all dates have them)</w:t>
+            </w:r>
+          </w:p>
+        </w:tc>
+        <w:tc>
+          <w:tcPr>
+            <w:tcW w:type="dxa" w:w="4876"/>
+          </w:tcPr>
+          <w:p>
+            <w:pPr>
+              <w:spacing w:after="20" w:before="20" w:line="240" w:lineRule="auto"/>
+            </w:pPr>
+            <w:r/>
+            <w:r>
+              <w:rPr>
+                <w:sz w:val="16"/>
+              </w:rPr>
+              <w:t>results for the review deck</w:t>
+            </w:r>
+          </w:p>
+        </w:tc>
+      </w:tr>
+      <w:tr>
+        <w:tc>
+          <w:tcPr>
+            <w:tcW w:type="dxa" w:w="574"/>
+          </w:tcPr>
+          <w:p>
+            <w:pPr>
+              <w:spacing w:after="20" w:before="20" w:line="240" w:lineRule="auto"/>
+            </w:pPr>
+            <w:r/>
+            <w:r>
+              <w:rPr>
+                <w:sz w:val="16"/>
+              </w:rPr>
+              <w:t>100</w:t>
+            </w:r>
+          </w:p>
+        </w:tc>
+        <w:tc>
+          <w:tcPr>
+            <w:tcW w:type="dxa" w:w="4302"/>
+          </w:tcPr>
+          <w:p>
+            <w:pPr>
+              <w:spacing w:after="20" w:before="20" w:line="240" w:lineRule="auto"/>
+            </w:pPr>
+            <w:r/>
+            <w:r>
+              <w:rPr>
+                <w:sz w:val="16"/>
+              </w:rPr>
+              <w:t xml:space="preserve">Track B's flag renamed </w:t>
+            </w:r>
+            <w:r>
+              <w:rPr>
+                <w:b/>
+                <w:sz w:val="16"/>
+              </w:rPr>
+              <w:t>Risky Behaviour Flag</w:t>
+            </w:r>
+            <w:r>
+              <w:rPr>
+                <w:sz w:val="16"/>
+              </w:rPr>
+              <w:t xml:space="preserve"> (was Risk Behaviour Flag), at Data Science's request: it flags behaviour that is risky, not a measure of risk. Workbook column and sheet ('Risky behaviour flags') renamed; review.py still reads workbooks made before the change</w:t>
+            </w:r>
+          </w:p>
+        </w:tc>
+        <w:tc>
+          <w:tcPr>
+            <w:tcW w:type="dxa" w:w="4876"/>
+          </w:tcPr>
+          <w:p>
+            <w:pPr>
+              <w:spacing w:after="20" w:before="20" w:line="240" w:lineRule="auto"/>
+            </w:pPr>
+            <w:r/>
+            <w:r>
+              <w:rPr>
+                <w:sz w:val="16"/>
+              </w:rPr>
+              <w:t>Wording only; scores unchanged</w:t>
+            </w:r>
+          </w:p>
+        </w:tc>
+      </w:tr>
+      <w:tr>
+        <w:tc>
+          <w:tcPr>
+            <w:tcW w:type="dxa" w:w="574"/>
+          </w:tcPr>
+          <w:p>
+            <w:pPr>
+              <w:spacing w:after="20" w:before="20" w:line="240" w:lineRule="auto"/>
+            </w:pPr>
+            <w:r/>
+            <w:r>
+              <w:rPr>
+                <w:sz w:val="16"/>
+              </w:rPr>
+              <w:t>101</w:t>
+            </w:r>
+          </w:p>
+        </w:tc>
+        <w:tc>
+          <w:tcPr>
+            <w:tcW w:type="dxa" w:w="4302"/>
+          </w:tcPr>
+          <w:p>
+            <w:pPr>
+              <w:spacing w:after="20" w:before="20" w:line="240" w:lineRule="auto"/>
+            </w:pPr>
+            <w:r/>
+            <w:r>
+              <w:rPr>
+                <w:sz w:val="16"/>
+              </w:rPr>
+              <w:t>Missed-revenue workbook: entries whose underpriced items paid no tax at all (an exemption APC or a zero rate) move to their own sheet, "Exempt or zero-rated", out of the totals: at the peer price they would still pay no tax, so the question for NTC is whether the exemption was valid. audit_02 now returns the APC(s) on the underpriced items and their tax. The test of the estimate uses taxed entries only (top-up as a share of our estimate 44.2%, was 44.6%). The Read me notes that the rate includes VAT, which registered importers may reclaim</w:t>
+            </w:r>
+          </w:p>
+        </w:tc>
+        <w:tc>
+          <w:tcPr>
+            <w:tcW w:type="dxa" w:w="4876"/>
+          </w:tcPr>
+          <w:p>
+            <w:pPr>
+              <w:spacing w:after="20" w:before="20" w:line="240" w:lineRule="auto"/>
+            </w:pPr>
+            <w:r/>
+            <w:r>
+              <w:rPr>
+                <w:sz w:val="16"/>
+              </w:rPr>
+              <w:t>1,615 declarations (450 taxpayers, UGX 150 bn potential undervaluation) moved; listed declarations 13,845 from 15,460, taxpayers 4,773 from 4,954; estimate unchanged at UGX 204 bn (they contributed 0), cautious figure UGX 90 bn</w:t>
+            </w:r>
+          </w:p>
+        </w:tc>
+      </w:tr>
+      <w:tr>
+        <w:tc>
+          <w:tcPr>
+            <w:tcW w:type="dxa" w:w="574"/>
+          </w:tcPr>
+          <w:p>
+            <w:pPr>
+              <w:spacing w:after="20" w:before="20" w:line="240" w:lineRule="auto"/>
+            </w:pPr>
+            <w:r/>
+            <w:r>
+              <w:rPr>
+                <w:sz w:val="16"/>
+              </w:rPr>
+              <w:t>102</w:t>
+            </w:r>
+          </w:p>
+        </w:tc>
+        <w:tc>
+          <w:tcPr>
+            <w:tcW w:type="dxa" w:w="4302"/>
+          </w:tcPr>
+          <w:p>
+            <w:pPr>
+              <w:spacing w:after="20" w:before="20" w:line="240" w:lineRule="auto"/>
+            </w:pPr>
+            <w:r/>
+            <w:r>
+              <w:rPr>
+                <w:sz w:val="16"/>
+              </w:rPr>
+              <w:t>Parameter register: every parameter in the lists NTC and Business Analysis shared on 16 Oct 2026 (eHub confirmed list PAR_001 to PAR_108, Business Risk Profile parameters, the 27 Oct 2025 profile list, the two NTC scorecards, lane targeting) sorted into scored, tested, query written, data request, or not for this score (</w:t>
+            </w:r>
+            <w:r>
+              <w:rPr>
+                <w:rFonts w:ascii="Consolas" w:hAnsi="Consolas"/>
+                <w:sz w:val="16"/>
+              </w:rPr>
+              <w:t>src/ctrp/register.py</w:t>
+            </w:r>
+            <w:r>
+              <w:rPr>
+                <w:sz w:val="16"/>
+              </w:rPr>
+              <w:t>, sheet "Parameter register" in CTRP_candidate_parameters.xlsx)</w:t>
+            </w:r>
+          </w:p>
+        </w:tc>
+        <w:tc>
+          <w:tcPr>
+            <w:tcW w:type="dxa" w:w="4876"/>
+          </w:tcPr>
+          <w:p>
+            <w:pPr>
+              <w:spacing w:after="20" w:before="20" w:line="240" w:lineRule="auto"/>
+            </w:pPr>
+            <w:r/>
+            <w:r>
+              <w:rPr>
+                <w:sz w:val="16"/>
+              </w:rPr>
+              <w:t>The eHub list names the DWH_CORE table and column for many parameters blocked in our view (seizures, agent TIN, undervaluation and misclassification flags, original against final value), which makes the data request specific</w:t>
+            </w:r>
+          </w:p>
+        </w:tc>
+      </w:tr>
+      <w:tr>
+        <w:tc>
+          <w:tcPr>
+            <w:tcW w:type="dxa" w:w="574"/>
+          </w:tcPr>
+          <w:p>
+            <w:pPr>
+              <w:spacing w:after="20" w:before="20" w:line="240" w:lineRule="auto"/>
+            </w:pPr>
+            <w:r/>
+            <w:r>
+              <w:rPr>
+                <w:sz w:val="16"/>
+              </w:rPr>
+              <w:t>103</w:t>
+            </w:r>
+          </w:p>
+        </w:tc>
+        <w:tc>
+          <w:tcPr>
+            <w:tcW w:type="dxa" w:w="4302"/>
+          </w:tcPr>
+          <w:p>
+            <w:pPr>
+              <w:spacing w:after="20" w:before="20" w:line="240" w:lineRule="auto"/>
+            </w:pPr>
+            <w:r/>
+            <w:r>
+              <w:rPr>
+                <w:sz w:val="16"/>
+              </w:rPr>
+              <w:t xml:space="preserve">Candidates testable with data in hand, same test as the current eight (AUC per check alone, and added to Track A at weight 3 and 9; </w:t>
+            </w:r>
+            <w:r>
+              <w:rPr>
+                <w:rFonts w:ascii="Consolas" w:hAnsi="Consolas"/>
+                <w:sz w:val="16"/>
+              </w:rPr>
+              <w:t>python main.py candidates</w:t>
+            </w:r>
+            <w:r>
+              <w:rPr>
+                <w:sz w:val="16"/>
+              </w:rPr>
+              <w:t>). None is added. Size-type measures run against the lists' assumption: more declarations, more origins, more goods, more APCs, more IM7 and exemption use all mean FEWER top-ups per check (alone AUC 0.26 to 0.48) and lower Track A on every date. Small gains, held: hit rate per check (+0.0006, 7 of 18 better; replacing PAR_045T with it is worse on 18 of 18), first-time importer (+0.0015, 10 of 18 better, but top 5% precision 53.0% to 52.8%), duty shortfall against HS peers (+0.0012, 3 of 4)</w:t>
+            </w:r>
+          </w:p>
+        </w:tc>
+        <w:tc>
+          <w:tcPr>
+            <w:tcW w:type="dxa" w:w="4876"/>
+          </w:tcPr>
+          <w:p>
+            <w:pPr>
+              <w:spacing w:after="20" w:before="20" w:line="240" w:lineRule="auto"/>
+            </w:pPr>
+            <w:r/>
+            <w:r>
+              <w:rPr>
+                <w:sz w:val="16"/>
+              </w:rPr>
+              <w:t>Long run 18 dates, full extracts 7, version 2 extracts 4; Track A on the same dates each time</w:t>
+            </w:r>
+          </w:p>
+        </w:tc>
+      </w:tr>
+      <w:tr>
+        <w:tc>
+          <w:tcPr>
+            <w:tcW w:type="dxa" w:w="574"/>
+          </w:tcPr>
+          <w:p>
+            <w:pPr>
+              <w:spacing w:after="20" w:before="20" w:line="240" w:lineRule="auto"/>
+            </w:pPr>
+            <w:r/>
+            <w:r>
+              <w:rPr>
+                <w:sz w:val="16"/>
+              </w:rPr>
+              <w:t>104</w:t>
+            </w:r>
+          </w:p>
+        </w:tc>
+        <w:tc>
+          <w:tcPr>
+            <w:tcW w:type="dxa" w:w="4302"/>
+          </w:tcPr>
+          <w:p>
+            <w:pPr>
+              <w:spacing w:after="20" w:before="20" w:line="240" w:lineRule="auto"/>
+            </w:pPr>
+            <w:r/>
+            <w:r>
+              <w:rPr>
+                <w:sz w:val="16"/>
+              </w:rPr>
+              <w:t>NTC's own rules as challengers, 18 dates: the computable rows of the Business Risk scorecard (hit rate, top-up ratio, average top-up, NTC points and weights) AUC 0.80 against Track A 0.82, lower on all 18 dates; precision in the top 5% 33% against 53%. Lane-targeting thresholds applied to everyone (tier not in the view): Tier 1 0.71, Tier 2 0.75, Tier 3 0.77</w:t>
+            </w:r>
+          </w:p>
+        </w:tc>
+        <w:tc>
+          <w:tcPr>
+            <w:tcW w:type="dxa" w:w="4876"/>
+          </w:tcPr>
+          <w:p>
+            <w:pPr>
+              <w:spacing w:after="20" w:before="20" w:line="240" w:lineRule="auto"/>
+            </w:pPr>
+            <w:r/>
+            <w:r>
+              <w:rPr>
+                <w:sz w:val="16"/>
+              </w:rPr>
+              <w:t>Supports keeping Track A's rates with credibility weighting over fixed amounts and thresholds</w:t>
+            </w:r>
+          </w:p>
+        </w:tc>
+      </w:tr>
+      <w:tr>
+        <w:tc>
+          <w:tcPr>
+            <w:tcW w:type="dxa" w:w="574"/>
+          </w:tcPr>
+          <w:p>
+            <w:pPr>
+              <w:spacing w:after="20" w:before="20" w:line="240" w:lineRule="auto"/>
+            </w:pPr>
+            <w:r/>
+            <w:r>
+              <w:rPr>
+                <w:sz w:val="16"/>
+              </w:rPr>
+              <w:t>105</w:t>
+            </w:r>
+          </w:p>
+        </w:tc>
+        <w:tc>
+          <w:tcPr>
+            <w:tcW w:type="dxa" w:w="4302"/>
+          </w:tcPr>
+          <w:p>
+            <w:pPr>
+              <w:spacing w:after="20" w:before="20" w:line="240" w:lineRule="auto"/>
+            </w:pPr>
+            <w:r/>
+            <w:r>
+              <w:rPr>
+                <w:sz w:val="16"/>
+              </w:rPr>
+              <w:t>Long-run add-on queries (</w:t>
+            </w:r>
+            <w:r>
+              <w:rPr>
+                <w:rFonts w:ascii="Consolas" w:hAnsi="Consolas"/>
+                <w:sz w:val="16"/>
+              </w:rPr>
+              <w:t>python main.py sql --addon</w:t>
+            </w:r>
+            <w:r>
+              <w:rPr>
+                <w:sz w:val="16"/>
+              </w:rPr>
+              <w:t xml:space="preserve">, 11 yearly pieces 2016 to 2026): sensitive goods (CET 2022 SI list, 50 lines), depth of exemption (no tax / some tax / tax relief against the normal rate for the goods), the past hit rate of the taxpayer's origins and HS chapters (only the 4 earlier half-years, smoothed with 30 checks), NTC's origin list, and top-ups by regime (IM4 and IM7). Tested on synthetic data in DuckDB (spark SQL transpiled); results checked by hand. Once saved in data/long_run_addon/, </w:t>
+            </w:r>
+            <w:r>
+              <w:rPr>
+                <w:rFonts w:ascii="Consolas" w:hAnsi="Consolas"/>
+                <w:sz w:val="16"/>
+              </w:rPr>
+              <w:t>python main.py candidates</w:t>
+            </w:r>
+            <w:r>
+              <w:rPr>
+                <w:sz w:val="16"/>
+              </w:rPr>
+              <w:t xml:space="preserve"> tests them and adds nature of imports, APCs and origin to the NTC scorecard challenger</w:t>
+            </w:r>
+          </w:p>
+        </w:tc>
+        <w:tc>
+          <w:tcPr>
+            <w:tcW w:type="dxa" w:w="4876"/>
+          </w:tcPr>
+          <w:p>
+            <w:pPr>
+              <w:spacing w:after="20" w:before="20" w:line="240" w:lineRule="auto"/>
+            </w:pPr>
+            <w:r/>
+            <w:r>
+              <w:rPr>
+                <w:sz w:val="16"/>
+              </w:rPr>
+              <w:t>NTC weights for APC and origin rows are blank in their sheet; 1 is assumed, 3 for nature of imports (their weight)</w:t>
+            </w:r>
+          </w:p>
+        </w:tc>
+      </w:tr>
+      <w:tr>
+        <w:tc>
+          <w:tcPr>
+            <w:tcW w:type="dxa" w:w="574"/>
+          </w:tcPr>
+          <w:p>
+            <w:pPr>
+              <w:spacing w:after="20" w:before="20" w:line="240" w:lineRule="auto"/>
+            </w:pPr>
+            <w:r/>
+            <w:r>
+              <w:rPr>
+                <w:sz w:val="16"/>
+              </w:rPr>
+              <w:t>106</w:t>
+            </w:r>
+          </w:p>
+        </w:tc>
+        <w:tc>
+          <w:tcPr>
+            <w:tcW w:type="dxa" w:w="4302"/>
+          </w:tcPr>
+          <w:p>
+            <w:pPr>
+              <w:spacing w:after="20" w:before="20" w:line="240" w:lineRule="auto"/>
+            </w:pPr>
+            <w:r/>
+            <w:r>
+              <w:rPr>
+                <w:sz w:val="16"/>
+              </w:rPr>
+              <w:t>Data request, in priority order: (1) seizures and penalties (DWH_CORE.VW_CSTM_SEIZURE_F), (2) agent TIN, (3) declaration versions (VARIANCE_ORIG_FINAL_VALUE, HS code versions), (4) IS_UNDER_VALUED and IS_MISCLASSIFIED, (5) e-tax (tier, registration, returns), (6) boxes 45 and 46, (7) high-risk commodity flag, (8) supplier relationship, (9) audits, investigations, legal, (10) NTC compliance measurement scores. Ordered by NTC weight, the number of blocked parameters unlocked, and whether eHub has already located the column</w:t>
+            </w:r>
+          </w:p>
+        </w:tc>
+        <w:tc>
+          <w:tcPr>
+            <w:tcW w:type="dxa" w:w="4876"/>
+          </w:tcPr>
+          <w:p>
+            <w:pPr>
+              <w:spacing w:after="20" w:before="20" w:line="240" w:lineRule="auto"/>
+            </w:pPr>
+            <w:r/>
+            <w:r>
+              <w:rPr>
+                <w:sz w:val="16"/>
+              </w:rPr>
+              <w:t>Sheet "Data request"</w:t>
+            </w:r>
+          </w:p>
+        </w:tc>
+      </w:tr>
+      <w:tr>
+        <w:tc>
+          <w:tcPr>
+            <w:tcW w:type="dxa" w:w="574"/>
+          </w:tcPr>
+          <w:p>
+            <w:pPr>
+              <w:spacing w:after="20" w:before="20" w:line="240" w:lineRule="auto"/>
+            </w:pPr>
+            <w:r/>
+            <w:r>
+              <w:rPr>
+                <w:sz w:val="16"/>
+              </w:rPr>
+              <w:t>107</w:t>
+            </w:r>
+          </w:p>
+        </w:tc>
+        <w:tc>
+          <w:tcPr>
+            <w:tcW w:type="dxa" w:w="4302"/>
+          </w:tcPr>
+          <w:p>
+            <w:pPr>
+              <w:spacing w:after="20" w:before="20" w:line="240" w:lineRule="auto"/>
+            </w:pPr>
+            <w:r/>
+            <w:r>
+              <w:rPr>
+                <w:sz w:val="16"/>
+              </w:rPr>
+              <w:t>The add-on queries were too slow (over 30 minutes for one piece): each read three years and used rolling windows and percentiles. Rewritten to read one year per piece, like the long run, with no window functions (other than the usual de-duplication) and no percentiles. Two definitions change: the origin and goods rate now comes from the same half-year, using OTHER taxpayers' checks only (the taxpayer's own checks are taken out, so its own top-ups do not count twice); the normal tax rate per tariff line is tax over value instead of the median. Checked on synthetic data in DuckDB against a hand calculation in pandas (exact match)</w:t>
+            </w:r>
+          </w:p>
+        </w:tc>
+        <w:tc>
+          <w:tcPr>
+            <w:tcW w:type="dxa" w:w="4876"/>
+          </w:tcPr>
+          <w:p>
+            <w:pPr>
+              <w:spacing w:after="20" w:before="20" w:line="240" w:lineRule="auto"/>
+            </w:pPr>
+            <w:r/>
+            <w:r>
+              <w:rPr>
+                <w:sz w:val="16"/>
+              </w:rPr>
+              <w:t>Data Science: the first version ran 30+ minutes in Hue</w:t>
             </w:r>
           </w:p>
         </w:tc>
